--- a/zht/docx/207.content.docx
+++ b/zht/docx/207.content.docx
@@ -149,7 +149,7 @@
         <w:rPr>
           <w:lang w:val="zh_TW" w:bidi="zh_TW"/>
         </w:rPr>
-        <w:t>zhang</w:t>
+        <w:t>yuan</w:t>
       </w:r>
       <w:r>
         <w:rPr>
@@ -212,7 +212,7 @@
         <w:rPr>
           <w:lang w:val="zh_TW" w:bidi="zh_TW"/>
         </w:rPr>
-        <w:t>長老</w:t>
+        <w:t>原始福音</w:t>
       </w:r>
       <w:r>
         <w:rPr>
@@ -231,18 +231,40 @@
         <w:rPr>
           <w:lang w:val="zh_TW" w:bidi="zh_TW"/>
         </w:rPr>
-        <w:t>古代世界中，在宗教和世俗領域中行使領導和司法職能的人。他們通常因為在家族、支派或部落中的地位，或因為個性、實力、身材或影響力；或通過任命和授職的過程來行使這種領導職責。新約和使徒後教會中的長老制度（長老團）發展起源於猶太教和舊約，但長老或長老團的角色在古代以色列周圍的世界和新約時期的希臘羅馬世界中也有所發現。</w:t>
+        <w:t>這個詞語意指「第一個福音」。它由兩個希臘詞組成：</w:t>
       </w:r>
-    </w:p>
-    <w:p>
-      <w:pPr>
-        <w:pStyle w:val="Heading3"/>
-      </w:pPr>
+      <w:r>
+        <w:rPr>
+          <w:i/>
+          <w:lang w:val="zh_TW" w:bidi="zh_TW"/>
+        </w:rPr>
+        <w:t>protos</w:t>
+      </w:r>
       <w:r>
         <w:rPr>
           <w:lang w:val="zh_TW" w:bidi="zh_TW"/>
         </w:rPr>
-        <w:t>在舊約中</w:t>
+        <w:t>（意為「第一」）和</w:t>
+      </w:r>
+      <w:r>
+        <w:rPr>
+          <w:i/>
+          <w:lang w:val="zh_TW" w:bidi="zh_TW"/>
+        </w:rPr>
+        <w:t xml:space="preserve">evangelion </w:t>
+      </w:r>
+      <w:r>
+        <w:rPr>
+          <w:lang w:val="zh_TW" w:bidi="zh_TW"/>
+        </w:rPr>
+        <w:t>（意為「福音」或「好消息」）</w:t>
+      </w:r>
+      <w:r>
+        <w:rPr>
+          <w:i/>
+          <w:lang w:val="zh_TW" w:bidi="zh_TW"/>
+        </w:rPr>
+        <w:t>。</w:t>
       </w:r>
     </w:p>
     <w:p>
@@ -256,21 +278,7 @@
         <w:rPr>
           <w:lang w:val="zh_TW" w:bidi="zh_TW"/>
         </w:rPr>
-        <w:t>長老或長老制度與部落制度（the tribal system）密切相關。部落由支派組成，而支派則是由大家族單位組成。在父權制社會中，由於年齡和職能的關係，一個家庭由父親治理。年齡，以及年長者所具備的智慧和成熟，無疑是這些長老行使權威的起源。一個支派由組成它的家族首領（the heads of families）統治，形成了一個長老議會。在戰爭時期，每個支派都派出一支隊伍；這些隊伍由一位族長帶領，這位族長可能是從長老中選出的。</w:t>
-      </w:r>
-    </w:p>
-    <w:p>
-      <w:pPr/>
-      <w:r>
-        <w:rPr>
-          <w:lang w:val="zh_TW" w:bidi="zh_TW"/>
-        </w:rPr>
-      </w:r>
-      <w:r>
-        <w:rPr>
-          <w:lang w:val="zh_TW" w:bidi="zh_TW"/>
-        </w:rPr>
-        <w:t>在以色列的前君主制時期，地方行政和司法行動主要由那些長老掌管。在出埃及記的敘述中，以色列的長老（家族的首領）接受了摩西關於第一次逾越節晚餐的指示（</w:t>
+        <w:t>它指的是在人墮落（人類首次犯罪）之後，神所說出的第一個救贖信息。神對撒但（以蛇的形象出現）說：「我又要叫你和女人彼此為仇； 你的後裔和女人的後裔也彼此為仇。 女人的後裔要傷你的頭； 你要傷他的腳跟」（</w:t>
       </w:r>
       <w:hyperlink r:id="rId13">
         <w:r>
@@ -281,305 +289,7 @@
             <w:color w:val="0000EE"/>
             <w:u w:val="single"/>
           </w:rPr>
-          <w:t>出12:21–22</w:t>
-        </w:r>
-      </w:hyperlink>
-      <w:r>
-        <w:rPr>
-          <w:lang w:val="zh_TW" w:bidi="zh_TW"/>
-        </w:rPr>
-        <w:t>）。在</w:t>
-      </w:r>
-      <w:hyperlink r:id="rId14">
-        <w:r>
-          <w:rPr>
-            <w:lang w:val="zh_TW" w:bidi="zh_TW"/>
-          </w:rPr>
-          <w:rPr>
-            <w:color w:val="0000EE"/>
-            <w:u w:val="single"/>
-          </w:rPr>
-          <w:t>出埃及記十八章12節</w:t>
-        </w:r>
-      </w:hyperlink>
-      <w:r>
-        <w:rPr>
-          <w:lang w:val="zh_TW" w:bidi="zh_TW"/>
-        </w:rPr>
-        <w:t>中，這些長老會見了摩西的岳父葉忒羅，並從這些長老中挑選出值得信任的代表，協助摩西解釋神的律法和執行公義（</w:t>
-      </w:r>
-      <w:hyperlink r:id="rId15">
-        <w:r>
-          <w:rPr>
-            <w:lang w:val="zh_TW" w:bidi="zh_TW"/>
-          </w:rPr>
-          <w:rPr>
-            <w:color w:val="0000EE"/>
-            <w:u w:val="single"/>
-          </w:rPr>
-          <w:t>18:13–23</w:t>
-        </w:r>
-      </w:hyperlink>
-      <w:r>
-        <w:rPr>
-          <w:lang w:val="zh_TW" w:bidi="zh_TW"/>
-        </w:rPr>
-        <w:t>）。同樣，根據</w:t>
-      </w:r>
-      <w:hyperlink r:id="rId16">
-        <w:r>
-          <w:rPr>
-            <w:lang w:val="zh_TW" w:bidi="zh_TW"/>
-          </w:rPr>
-          <w:rPr>
-            <w:color w:val="0000EE"/>
-            <w:u w:val="single"/>
-          </w:rPr>
-          <w:t>民數記十一章16至17節</w:t>
-        </w:r>
-      </w:hyperlink>
-      <w:r>
-        <w:rPr>
-          <w:lang w:val="zh_TW" w:bidi="zh_TW"/>
-        </w:rPr>
-        <w:t>，神指示摩西從以色列的長老中選出七十人來協助他領導百姓。在這段記載中，這些長老被賦予了神的靈的特殊恩賜。在前一個例子中，長老們——被選為與摩西共同管理的人——是那些是被公認為值得信賴的人。</w:t>
-      </w:r>
-    </w:p>
-    <w:p>
-      <w:pPr/>
-      <w:r>
-        <w:rPr>
-          <w:lang w:val="zh_TW" w:bidi="zh_TW"/>
-        </w:rPr>
-      </w:r>
-      <w:r>
-        <w:rPr>
-          <w:lang w:val="zh_TW" w:bidi="zh_TW"/>
-        </w:rPr>
-        <w:t>長老的一個核心職能是司法職責。他們是「審判官（judges）」，坐在「城門口」，也就是古代村莊和城的傳統法庭。在這裡，長老們解決爭端和審理案件，並討論社區事務和作出決定（</w:t>
-      </w:r>
-      <w:hyperlink r:id="rId17">
-        <w:r>
-          <w:rPr>
-            <w:lang w:val="zh_TW" w:bidi="zh_TW"/>
-          </w:rPr>
-          <w:rPr>
-            <w:color w:val="0000EE"/>
-            <w:u w:val="single"/>
-          </w:rPr>
-          <w:t>創23:10、18</w:t>
-        </w:r>
-      </w:hyperlink>
-      <w:r>
-        <w:rPr>
-          <w:lang w:val="zh_TW" w:bidi="zh_TW"/>
-        </w:rPr>
-        <w:t>；</w:t>
-      </w:r>
-      <w:hyperlink r:id="rId18">
-        <w:r>
-          <w:rPr>
-            <w:lang w:val="zh_TW" w:bidi="zh_TW"/>
-          </w:rPr>
-          <w:rPr>
-            <w:color w:val="0000EE"/>
-            <w:u w:val="single"/>
-          </w:rPr>
-          <w:t>伯29:7</w:t>
-        </w:r>
-      </w:hyperlink>
-      <w:r>
-        <w:rPr>
-          <w:lang w:val="zh_TW" w:bidi="zh_TW"/>
-        </w:rPr>
-        <w:t>；</w:t>
-      </w:r>
-      <w:hyperlink r:id="rId19">
-        <w:r>
-          <w:rPr>
-            <w:lang w:val="zh_TW" w:bidi="zh_TW"/>
-          </w:rPr>
-          <w:rPr>
-            <w:color w:val="0000EE"/>
-            <w:u w:val="single"/>
-          </w:rPr>
-          <w:t>箴24:7</w:t>
-        </w:r>
-      </w:hyperlink>
-      <w:r>
-        <w:rPr>
-          <w:lang w:val="zh_TW" w:bidi="zh_TW"/>
-        </w:rPr>
-        <w:t>，</w:t>
-      </w:r>
-      <w:hyperlink r:id="rId20">
-        <w:r>
-          <w:rPr>
-            <w:lang w:val="zh_TW" w:bidi="zh_TW"/>
-          </w:rPr>
-          <w:rPr>
-            <w:color w:val="0000EE"/>
-            <w:u w:val="single"/>
-          </w:rPr>
-          <w:t>31:23</w:t>
-        </w:r>
-      </w:hyperlink>
-      <w:r>
-        <w:rPr>
-          <w:lang w:val="zh_TW" w:bidi="zh_TW"/>
-        </w:rPr>
-        <w:t>）。律法的保存和應用顯然是由坐在城門口的長老掌握（</w:t>
-      </w:r>
-      <w:hyperlink r:id="rId21">
-        <w:r>
-          <w:rPr>
-            <w:lang w:val="zh_TW" w:bidi="zh_TW"/>
-          </w:rPr>
-          <w:rPr>
-            <w:color w:val="0000EE"/>
-            <w:u w:val="single"/>
-          </w:rPr>
-          <w:t>申19:12，</w:t>
-        </w:r>
-      </w:hyperlink>
-      <w:hyperlink r:id="rId22">
-        <w:r>
-          <w:rPr>
-            <w:lang w:val="zh_TW" w:bidi="zh_TW"/>
-          </w:rPr>
-          <w:rPr>
-            <w:color w:val="0000EE"/>
-            <w:u w:val="single"/>
-          </w:rPr>
-          <w:t>21:19，</w:t>
-        </w:r>
-      </w:hyperlink>
-      <w:hyperlink r:id="rId23">
-        <w:r>
-          <w:rPr>
-            <w:lang w:val="zh_TW" w:bidi="zh_TW"/>
-          </w:rPr>
-          <w:rPr>
-            <w:color w:val="0000EE"/>
-            <w:u w:val="single"/>
-          </w:rPr>
-          <w:t>22:15，</w:t>
-        </w:r>
-      </w:hyperlink>
-      <w:hyperlink r:id="rId24">
-        <w:r>
-          <w:rPr>
-            <w:lang w:val="zh_TW" w:bidi="zh_TW"/>
-          </w:rPr>
-          <w:rPr>
-            <w:color w:val="0000EE"/>
-            <w:u w:val="single"/>
-          </w:rPr>
-          <w:t>25:7–10</w:t>
-        </w:r>
-      </w:hyperlink>
-      <w:r>
-        <w:rPr>
-          <w:lang w:val="zh_TW" w:bidi="zh_TW"/>
-        </w:rPr>
-        <w:t>）。</w:t>
-      </w:r>
-      <w:hyperlink r:id="rId25">
-        <w:r>
-          <w:rPr>
-            <w:lang w:val="zh_TW" w:bidi="zh_TW"/>
-          </w:rPr>
-          <w:rPr>
-            <w:color w:val="0000EE"/>
-            <w:u w:val="single"/>
-          </w:rPr>
-          <w:t>路得記四章1至12節</w:t>
-        </w:r>
-      </w:hyperlink>
-      <w:r>
-        <w:rPr>
-          <w:lang w:val="zh_TW" w:bidi="zh_TW"/>
-        </w:rPr>
-        <w:t>很好地描述了這種過程。</w:t>
-      </w:r>
-    </w:p>
-    <w:p>
-      <w:pPr/>
-      <w:r>
-        <w:rPr>
-          <w:lang w:val="zh_TW" w:bidi="zh_TW"/>
-        </w:rPr>
-      </w:r>
-      <w:r>
-        <w:rPr>
-          <w:lang w:val="zh_TW" w:bidi="zh_TW"/>
-        </w:rPr>
-        <w:t>在君主制時期，地方行政和司法權力繼續由長老議會行使。在掃羅統治末期，大衛發送信息和禮物給猶大各城的長老們（</w:t>
-      </w:r>
-      <w:hyperlink r:id="rId26">
-        <w:r>
-          <w:rPr>
-            <w:lang w:val="zh_TW" w:bidi="zh_TW"/>
-          </w:rPr>
-          <w:rPr>
-            <w:color w:val="0000EE"/>
-            <w:u w:val="single"/>
-          </w:rPr>
-          <w:t>撒上30:26</w:t>
-        </w:r>
-      </w:hyperlink>
-      <w:r>
-        <w:rPr>
-          <w:lang w:val="zh_TW" w:bidi="zh_TW"/>
-        </w:rPr>
-        <w:t>），大衛顯然意識到他的有效統治將依賴於他們的善意和忠誠。為了實施對拿伯的陰謀，耶洗別寫信給耶斯列的長老和貴族（</w:t>
-      </w:r>
-      <w:hyperlink r:id="rId27">
-        <w:r>
-          <w:rPr>
-            <w:lang w:val="zh_TW" w:bidi="zh_TW"/>
-          </w:rPr>
-          <w:rPr>
-            <w:color w:val="0000EE"/>
-            <w:u w:val="single"/>
-          </w:rPr>
-          <w:t>王上21:8–11</w:t>
-        </w:r>
-      </w:hyperlink>
-      <w:r>
-        <w:rPr>
-          <w:lang w:val="zh_TW" w:bidi="zh_TW"/>
-        </w:rPr>
-        <w:t>）。這顯示出以色列的長老們已經負責在其管轄範圍內應用律法。除了行政和司法職能外，長老們還承擔了宗教儀式的角色（</w:t>
-      </w:r>
-      <w:hyperlink r:id="rId28">
-        <w:r>
-          <w:rPr>
-            <w:lang w:val="zh_TW" w:bidi="zh_TW"/>
-          </w:rPr>
-          <w:rPr>
-            <w:color w:val="0000EE"/>
-            <w:u w:val="single"/>
-          </w:rPr>
-          <w:t>出24:1、9</w:t>
-        </w:r>
-      </w:hyperlink>
-      <w:r>
-        <w:rPr>
-          <w:lang w:val="zh_TW" w:bidi="zh_TW"/>
-        </w:rPr>
-        <w:t>；</w:t>
-      </w:r>
-      <w:hyperlink r:id="rId29">
-        <w:r>
-          <w:rPr>
-            <w:lang w:val="zh_TW" w:bidi="zh_TW"/>
-          </w:rPr>
-          <w:rPr>
-            <w:color w:val="0000EE"/>
-            <w:u w:val="single"/>
-          </w:rPr>
-          <w:t>利4:14–15</w:t>
+          <w:t>創3:15</w:t>
         </w:r>
       </w:hyperlink>
       <w:r>
@@ -600,9 +310,9 @@
         <w:rPr>
           <w:lang w:val="zh_TW" w:bidi="zh_TW"/>
         </w:rPr>
-        <w:t>長老制度在王國體制崩潰後依然存在。在被擄期間（</w:t>
+        <w:t>在這個原始福音（或第一個福音）中，我們首次看到那位偉大救贖主，啟示出人性（她的後裔）與神性（擊碎蛇的頭）。神應許將有一位救贖主出現，祂將毀滅撒但，但在此過程中祂也將受苦。這是指向耶穌在十字架上的死。藉著那受苦之死，耶穌敗壞了那掌死權的魔鬼（</w:t>
       </w:r>
-      <w:hyperlink r:id="rId30">
+      <w:hyperlink r:id="rId14">
         <w:r>
           <w:rPr>
             <w:lang w:val="zh_TW" w:bidi="zh_TW"/>
@@ -611,556 +321,7 @@
             <w:color w:val="0000EE"/>
             <w:u w:val="single"/>
           </w:rPr>
-          <w:t>結8:1</w:t>
-        </w:r>
-      </w:hyperlink>
-      <w:r>
-        <w:rPr>
-          <w:lang w:val="zh_TW" w:bidi="zh_TW"/>
-        </w:rPr>
-        <w:t>，</w:t>
-      </w:r>
-      <w:hyperlink r:id="rId31">
-        <w:r>
-          <w:rPr>
-            <w:lang w:val="zh_TW" w:bidi="zh_TW"/>
-          </w:rPr>
-          <w:rPr>
-            <w:color w:val="0000EE"/>
-            <w:u w:val="single"/>
-          </w:rPr>
-          <w:t>14:1</w:t>
-        </w:r>
-      </w:hyperlink>
-      <w:r>
-        <w:rPr>
-          <w:lang w:val="zh_TW" w:bidi="zh_TW"/>
-        </w:rPr>
-        <w:t>，</w:t>
-      </w:r>
-      <w:hyperlink r:id="rId32">
-        <w:r>
-          <w:rPr>
-            <w:lang w:val="zh_TW" w:bidi="zh_TW"/>
-          </w:rPr>
-          <w:rPr>
-            <w:color w:val="0000EE"/>
-            <w:u w:val="single"/>
-          </w:rPr>
-          <w:t>20:1–3</w:t>
-        </w:r>
-      </w:hyperlink>
-      <w:r>
-        <w:rPr>
-          <w:lang w:val="zh_TW" w:bidi="zh_TW"/>
-        </w:rPr>
-        <w:t>）以及被擄歸回後（例如，</w:t>
-      </w:r>
-      <w:hyperlink r:id="rId33">
-        <w:r>
-          <w:rPr>
-            <w:lang w:val="zh_TW" w:bidi="zh_TW"/>
-          </w:rPr>
-          <w:rPr>
-            <w:color w:val="0000EE"/>
-            <w:u w:val="single"/>
-          </w:rPr>
-          <w:t>拉10:16</w:t>
-        </w:r>
-      </w:hyperlink>
-      <w:r>
-        <w:rPr>
-          <w:lang w:val="zh_TW" w:bidi="zh_TW"/>
-        </w:rPr>
-        <w:t>），長老們依然存在。</w:t>
-      </w:r>
-    </w:p>
-    <w:p>
-      <w:pPr>
-        <w:pStyle w:val="Heading3"/>
-      </w:pPr>
-      <w:r>
-        <w:rPr>
-          <w:lang w:val="zh_TW" w:bidi="zh_TW"/>
-        </w:rPr>
-        <w:t>在新約時期的猶太教中</w:t>
-      </w:r>
-    </w:p>
-    <w:p>
-      <w:pPr/>
-      <w:r>
-        <w:rPr>
-          <w:lang w:val="zh_TW" w:bidi="zh_TW"/>
-        </w:rPr>
-      </w:r>
-      <w:r>
-        <w:rPr>
-          <w:lang w:val="zh_TW" w:bidi="zh_TW"/>
-        </w:rPr>
-        <w:t>基督教的長老職分（office，或職能〔function〕）源自猶太教中的一個類似制度，雖然使用「長老」這一頭銜來稱呼各種希臘邪教組織的官員和村莊的地方官員，這可能影響了外邦教會中社區結構的發展。在前三卷福音書和使徒行傳中，多次提到長老作為猶太教社區和宗教生活中的職能人物。通常他們與其他一組或多組職能人員一起被提及：「長老、祭司長、文士」（</w:t>
-      </w:r>
-      <w:hyperlink r:id="rId34">
-        <w:r>
-          <w:rPr>
-            <w:lang w:val="zh_TW" w:bidi="zh_TW"/>
-          </w:rPr>
-          <w:rPr>
-            <w:color w:val="0000EE"/>
-            <w:u w:val="single"/>
-          </w:rPr>
-          <w:t>太16:21</w:t>
-        </w:r>
-      </w:hyperlink>
-      <w:r>
-        <w:rPr>
-          <w:lang w:val="zh_TW" w:bidi="zh_TW"/>
-        </w:rPr>
-        <w:t>）；「祭司長和民間的長老」（</w:t>
-      </w:r>
-      <w:hyperlink r:id="rId35">
-        <w:r>
-          <w:rPr>
-            <w:lang w:val="zh_TW" w:bidi="zh_TW"/>
-          </w:rPr>
-          <w:rPr>
-            <w:color w:val="0000EE"/>
-            <w:u w:val="single"/>
-          </w:rPr>
-          <w:t>21:23</w:t>
-        </w:r>
-      </w:hyperlink>
-      <w:r>
-        <w:rPr>
-          <w:lang w:val="zh_TW" w:bidi="zh_TW"/>
-        </w:rPr>
-        <w:t>，</w:t>
-      </w:r>
-      <w:hyperlink r:id="rId36">
-        <w:r>
-          <w:rPr>
-            <w:lang w:val="zh_TW" w:bidi="zh_TW"/>
-          </w:rPr>
-          <w:rPr>
-            <w:color w:val="0000EE"/>
-            <w:u w:val="single"/>
-          </w:rPr>
-          <w:t>26:3、47</w:t>
-        </w:r>
-      </w:hyperlink>
-      <w:r>
-        <w:rPr>
-          <w:lang w:val="zh_TW" w:bidi="zh_TW"/>
-        </w:rPr>
-        <w:t>）；「文士和長老」（</w:t>
-      </w:r>
-      <w:hyperlink r:id="rId37">
-        <w:r>
-          <w:rPr>
-            <w:lang w:val="zh_TW" w:bidi="zh_TW"/>
-          </w:rPr>
-          <w:rPr>
-            <w:color w:val="0000EE"/>
-            <w:u w:val="single"/>
-          </w:rPr>
-          <w:t>26:57</w:t>
-        </w:r>
-      </w:hyperlink>
-      <w:r>
-        <w:rPr>
-          <w:lang w:val="zh_TW" w:bidi="zh_TW"/>
-        </w:rPr>
-        <w:t>，</w:t>
-      </w:r>
-      <w:hyperlink r:id="rId38">
-        <w:r>
-          <w:rPr>
-            <w:lang w:val="zh_TW" w:bidi="zh_TW"/>
-          </w:rPr>
-          <w:rPr>
-            <w:color w:val="0000EE"/>
-            <w:u w:val="single"/>
-          </w:rPr>
-          <w:t>27:41</w:t>
-        </w:r>
-      </w:hyperlink>
-      <w:r>
-        <w:rPr>
-          <w:lang w:val="zh_TW" w:bidi="zh_TW"/>
-        </w:rPr>
-        <w:t>）；「祭司長和民間的長老」（</w:t>
-      </w:r>
-      <w:hyperlink r:id="rId39">
-        <w:r>
-          <w:rPr>
-            <w:lang w:val="zh_TW" w:bidi="zh_TW"/>
-          </w:rPr>
-          <w:rPr>
-            <w:color w:val="0000EE"/>
-            <w:u w:val="single"/>
-          </w:rPr>
-          <w:t>27:1、3、12、20</w:t>
-        </w:r>
-      </w:hyperlink>
-      <w:r>
-        <w:rPr>
-          <w:lang w:val="zh_TW" w:bidi="zh_TW"/>
-        </w:rPr>
-        <w:t>）；「官府、長老，和文士」（</w:t>
-      </w:r>
-      <w:hyperlink r:id="rId40">
-        <w:r>
-          <w:rPr>
-            <w:lang w:val="zh_TW" w:bidi="zh_TW"/>
-          </w:rPr>
-          <w:rPr>
-            <w:color w:val="0000EE"/>
-            <w:u w:val="single"/>
-          </w:rPr>
-          <w:t>徒4:5</w:t>
-        </w:r>
-      </w:hyperlink>
-      <w:r>
-        <w:rPr>
-          <w:lang w:val="zh_TW" w:bidi="zh_TW"/>
-        </w:rPr>
-        <w:t>）；「百姓的官府和長老」（</w:t>
-      </w:r>
-      <w:hyperlink r:id="rId41">
-        <w:r>
-          <w:rPr>
-            <w:lang w:val="zh_TW" w:bidi="zh_TW"/>
-          </w:rPr>
-          <w:rPr>
-            <w:color w:val="0000EE"/>
-            <w:u w:val="single"/>
-          </w:rPr>
-          <w:t>8</w:t>
-        </w:r>
-      </w:hyperlink>
-      <w:r>
-        <w:rPr>
-          <w:lang w:val="zh_TW" w:bidi="zh_TW"/>
-        </w:rPr>
-        <w:t>）。從這些新約經文中，我們無法確定他們的具體職能，或者他們與官府或文士的區別。然而，猶太長老的職責在</w:t>
-      </w:r>
-      <w:r>
-        <w:rPr>
-          <w:lang w:val="zh_TW" w:bidi="zh_TW"/>
-        </w:rPr>
-        <w:t>米示拿</w:t>
-      </w:r>
-      <w:r>
-        <w:rPr>
-          <w:lang w:val="zh_TW" w:bidi="zh_TW"/>
-        </w:rPr>
-        <w:t>的</w:t>
-      </w:r>
-      <w:r>
-        <w:rPr>
-          <w:i/>
-          <w:lang w:val="zh_TW" w:bidi="zh_TW"/>
-        </w:rPr>
-        <w:t>論公會</w:t>
-      </w:r>
-      <w:r>
-        <w:rPr>
-          <w:lang w:val="zh_TW" w:bidi="zh_TW"/>
-        </w:rPr>
-        <w:t>中有明確描述，以及在死海古卷中發現的昆蘭苦修社群規則書中，有明確的描述。</w:t>
-      </w:r>
-    </w:p>
-    <w:p>
-      <w:pPr/>
-      <w:r>
-        <w:rPr>
-          <w:lang w:val="zh_TW" w:bidi="zh_TW"/>
-        </w:rPr>
-      </w:r>
-      <w:r>
-        <w:rPr>
-          <w:lang w:val="zh_TW" w:bidi="zh_TW"/>
-        </w:rPr>
-        <w:t>每個猶太社區都有其長老會，負責一般的行政監督，並代表其社區與羅馬當局打交道。他們的主要職責是司法職能。他們是律法及其傳統解釋的保管人（custodians，見</w:t>
-      </w:r>
-      <w:hyperlink r:id="rId42">
-        <w:r>
-          <w:rPr>
-            <w:lang w:val="zh_TW" w:bidi="zh_TW"/>
-          </w:rPr>
-          <w:rPr>
-            <w:color w:val="0000EE"/>
-            <w:u w:val="single"/>
-          </w:rPr>
-          <w:t>太15:2</w:t>
-        </w:r>
-      </w:hyperlink>
-      <w:r>
-        <w:rPr>
-          <w:lang w:val="zh_TW" w:bidi="zh_TW"/>
-        </w:rPr>
-        <w:t>），並負責執行律法和懲罰違法者。這些長老會中最重要的是耶路撒冷的公會，這是一個由71人組成的團體，作為全國的最高法院。</w:t>
-      </w:r>
-    </w:p>
-    <w:p>
-      <w:pPr>
-        <w:pStyle w:val="Heading3"/>
-      </w:pPr>
-      <w:r>
-        <w:rPr>
-          <w:lang w:val="zh_TW" w:bidi="zh_TW"/>
-        </w:rPr>
-        <w:t>在基督教群體中</w:t>
-      </w:r>
-    </w:p>
-    <w:p>
-      <w:pPr/>
-      <w:r>
-        <w:rPr>
-          <w:lang w:val="zh_TW" w:bidi="zh_TW"/>
-        </w:rPr>
-      </w:r>
-      <w:r>
-        <w:rPr>
-          <w:lang w:val="zh_TW" w:bidi="zh_TW"/>
-        </w:rPr>
-        <w:t>由於初期教會逐漸認為自己是新的以色列（</w:t>
-      </w:r>
-      <w:hyperlink r:id="rId43">
-        <w:r>
-          <w:rPr>
-            <w:lang w:val="zh_TW" w:bidi="zh_TW"/>
-          </w:rPr>
-          <w:rPr>
-            <w:color w:val="0000EE"/>
-            <w:u w:val="single"/>
-          </w:rPr>
-          <w:t>太21:43</w:t>
-        </w:r>
-      </w:hyperlink>
-      <w:r>
-        <w:rPr>
-          <w:lang w:val="zh_TW" w:bidi="zh_TW"/>
-        </w:rPr>
-        <w:t>；</w:t>
-      </w:r>
-      <w:hyperlink r:id="rId44">
-        <w:r>
-          <w:rPr>
-            <w:lang w:val="zh_TW" w:bidi="zh_TW"/>
-          </w:rPr>
-          <w:rPr>
-            <w:color w:val="0000EE"/>
-            <w:u w:val="single"/>
-          </w:rPr>
-          <w:t>加6:16</w:t>
-        </w:r>
-      </w:hyperlink>
-      <w:r>
-        <w:rPr>
-          <w:lang w:val="zh_TW" w:bidi="zh_TW"/>
-        </w:rPr>
-        <w:t>），因此他們逐漸採用長老制度是可以理解的。雖然很難確定早期基督徒團體中所遵循的秩序，因為這些秩序根據地點和時代的不同，在形式和範圍上顯然有所不同，但長老的存在和職能確實是早期教會生活現實的一部分。</w:t>
-      </w:r>
-    </w:p>
-    <w:p>
-      <w:pPr/>
-      <w:r>
-        <w:rPr>
-          <w:lang w:val="zh_TW" w:bidi="zh_TW"/>
-        </w:rPr>
-      </w:r>
-      <w:r>
-        <w:rPr>
-          <w:lang w:val="zh_TW" w:bidi="zh_TW"/>
-        </w:rPr>
-        <w:t>在路加福音關於基督教起源和傳播的記述中，長老已經出現在耶路撒冷的教會中。在使徒行傳中，我們看到安提阿的基督徒派發饑荒救濟物資，「把捐項託巴拿巴和掃羅送到（猶大教會的）眾長老那裡」（</w:t>
-      </w:r>
-      <w:hyperlink r:id="rId45">
-        <w:r>
-          <w:rPr>
-            <w:lang w:val="zh_TW" w:bidi="zh_TW"/>
-          </w:rPr>
-          <w:rPr>
-            <w:color w:val="0000EE"/>
-            <w:u w:val="single"/>
-          </w:rPr>
-          <w:t>徒11:30</w:t>
-        </w:r>
-      </w:hyperlink>
-      <w:r>
-        <w:rPr>
-          <w:lang w:val="zh_TW" w:bidi="zh_TW"/>
-        </w:rPr>
-        <w:t>）。在保羅和巴拿巴的第一次宣教之旅中，他們「在各教會中選立了長老」（</w:t>
-      </w:r>
-      <w:hyperlink r:id="rId46">
-        <w:r>
-          <w:rPr>
-            <w:lang w:val="zh_TW" w:bidi="zh_TW"/>
-          </w:rPr>
-          <w:rPr>
-            <w:color w:val="0000EE"/>
-            <w:u w:val="single"/>
-          </w:rPr>
-          <w:t>14:23</w:t>
-        </w:r>
-      </w:hyperlink>
-      <w:r>
-        <w:rPr>
-          <w:lang w:val="zh_TW" w:bidi="zh_TW"/>
-        </w:rPr>
-        <w:t>）。後來，保羅和巴拿巴從安提阿被派往耶路撒冷，就外邦基督徒是否需要受割禮的問題「去見使徒和長老」（</w:t>
-      </w:r>
-      <w:hyperlink r:id="rId47">
-        <w:r>
-          <w:rPr>
-            <w:lang w:val="zh_TW" w:bidi="zh_TW"/>
-          </w:rPr>
-          <w:rPr>
-            <w:color w:val="0000EE"/>
-            <w:u w:val="single"/>
-          </w:rPr>
-          <w:t>15:2</w:t>
-        </w:r>
-      </w:hyperlink>
-      <w:r>
-        <w:rPr>
-          <w:lang w:val="zh_TW" w:bidi="zh_TW"/>
-        </w:rPr>
-        <w:t>），「教會和使徒並長老都接待他們」（</w:t>
-      </w:r>
-      <w:hyperlink r:id="rId48">
-        <w:r>
-          <w:rPr>
-            <w:lang w:val="zh_TW" w:bidi="zh_TW"/>
-          </w:rPr>
-          <w:rPr>
-            <w:color w:val="0000EE"/>
-            <w:u w:val="single"/>
-          </w:rPr>
-          <w:t>4</w:t>
-        </w:r>
-      </w:hyperlink>
-      <w:r>
-        <w:rPr>
-          <w:lang w:val="zh_TW" w:bidi="zh_TW"/>
-        </w:rPr>
-        <w:t>節），他們聚集起來聽取案件並解決這個問題（</w:t>
-      </w:r>
-      <w:hyperlink r:id="rId49">
-        <w:r>
-          <w:rPr>
-            <w:lang w:val="zh_TW" w:bidi="zh_TW"/>
-          </w:rPr>
-          <w:rPr>
-            <w:color w:val="0000EE"/>
-            <w:u w:val="single"/>
-          </w:rPr>
-          <w:t>6–23</w:t>
-        </w:r>
-      </w:hyperlink>
-      <w:r>
-        <w:rPr>
-          <w:lang w:val="zh_TW" w:bidi="zh_TW"/>
-        </w:rPr>
-        <w:t>節）。</w:t>
-      </w:r>
-    </w:p>
-    <w:p>
-      <w:pPr/>
-      <w:r>
-        <w:rPr>
-          <w:lang w:val="zh_TW" w:bidi="zh_TW"/>
-        </w:rPr>
-      </w:r>
-      <w:r>
-        <w:rPr>
-          <w:lang w:val="zh_TW" w:bidi="zh_TW"/>
-        </w:rPr>
-        <w:t>關於這些長老的身份以及他們是如何被選立的，聖經並沒有給予詳細的說明。然而，根據猶太人的傳統，我們似乎可以推測他們的年齡和在群體中的顯赫地位，賦予他們有資格在教會中擔任特殊的服事角色。猶太人對年長者的敬重是根深蒂固的，而「長老」（presbyter）這個名稱正是源自猶太人的用法。此外，這些耶路撒冷教會中的首批長老也有可能是由使徒透過按手禮選立的，就像選立「七個人」來執行特別的服事（徒</w:t>
-      </w:r>
-      <w:hyperlink r:id="rId50">
-        <w:r>
-          <w:rPr>
-            <w:lang w:val="zh_TW" w:bidi="zh_TW"/>
-          </w:rPr>
-          <w:rPr>
-            <w:color w:val="0000EE"/>
-            <w:u w:val="single"/>
-          </w:rPr>
-          <w:t>6:1–6</w:t>
-        </w:r>
-      </w:hyperlink>
-      <w:r>
-        <w:rPr>
-          <w:lang w:val="zh_TW" w:bidi="zh_TW"/>
-        </w:rPr>
-        <w:t>）一樣。顯然這些長老在基督徒群體中的職能與猶太社群和公會中的長老相似（</w:t>
-      </w:r>
-      <w:hyperlink r:id="rId45">
-        <w:r>
-          <w:rPr>
-            <w:lang w:val="zh_TW" w:bidi="zh_TW"/>
-          </w:rPr>
-          <w:rPr>
-            <w:color w:val="0000EE"/>
-            <w:u w:val="single"/>
-          </w:rPr>
-          <w:t>11:30</w:t>
-        </w:r>
-      </w:hyperlink>
-      <w:r>
-        <w:rPr>
-          <w:lang w:val="zh_TW" w:bidi="zh_TW"/>
-        </w:rPr>
-        <w:t>，</w:t>
-      </w:r>
-      <w:hyperlink r:id="rId51">
-        <w:r>
-          <w:rPr>
-            <w:lang w:val="zh_TW" w:bidi="zh_TW"/>
-          </w:rPr>
-          <w:rPr>
-            <w:color w:val="0000EE"/>
-            <w:u w:val="single"/>
-          </w:rPr>
-          <w:t>15:2–6、22–23</w:t>
-        </w:r>
-      </w:hyperlink>
-      <w:r>
-        <w:rPr>
-          <w:lang w:val="zh_TW" w:bidi="zh_TW"/>
-        </w:rPr>
-        <w:t>，</w:t>
-      </w:r>
-      <w:hyperlink r:id="rId52">
-        <w:r>
-          <w:rPr>
-            <w:lang w:val="zh_TW" w:bidi="zh_TW"/>
-          </w:rPr>
-          <w:rPr>
-            <w:color w:val="0000EE"/>
-            <w:u w:val="single"/>
-          </w:rPr>
-          <w:t>16:4</w:t>
-        </w:r>
-      </w:hyperlink>
-      <w:r>
-        <w:rPr>
-          <w:lang w:val="zh_TW" w:bidi="zh_TW"/>
-        </w:rPr>
-        <w:t>，</w:t>
-      </w:r>
-      <w:hyperlink r:id="rId53">
-        <w:r>
-          <w:rPr>
-            <w:lang w:val="zh_TW" w:bidi="zh_TW"/>
-          </w:rPr>
-          <w:rPr>
-            <w:color w:val="0000EE"/>
-            <w:u w:val="single"/>
-          </w:rPr>
-          <w:t>21:18</w:t>
+          <w:t>來2:14</w:t>
         </w:r>
       </w:hyperlink>
       <w:r>
@@ -1168,2978 +329,6 @@
           <w:lang w:val="zh_TW" w:bidi="zh_TW"/>
         </w:rPr>
         <w:t>）。</w:t>
-      </w:r>
-    </w:p>
-    <w:p>
-      <w:pPr/>
-      <w:r>
-        <w:rPr>
-          <w:lang w:val="zh_TW" w:bidi="zh_TW"/>
-        </w:rPr>
-      </w:r>
-      <w:r>
-        <w:rPr>
-          <w:lang w:val="zh_TW" w:bidi="zh_TW"/>
-        </w:rPr>
-        <w:t>儘管保羅在最早的書信中並未提到長老，但保羅顯然在外邦教會中延續了這一傳統。長老僅在教牧書信（</w:t>
-      </w:r>
-      <w:hyperlink r:id="rId54">
-        <w:r>
-          <w:rPr>
-            <w:lang w:val="zh_TW" w:bidi="zh_TW"/>
-          </w:rPr>
-          <w:rPr>
-            <w:color w:val="0000EE"/>
-            <w:u w:val="single"/>
-          </w:rPr>
-          <w:t>提前5:17、19</w:t>
-        </w:r>
-      </w:hyperlink>
-      <w:r>
-        <w:rPr>
-          <w:lang w:val="zh_TW" w:bidi="zh_TW"/>
-        </w:rPr>
-        <w:t>；</w:t>
-      </w:r>
-      <w:hyperlink r:id="rId55">
-        <w:r>
-          <w:rPr>
-            <w:lang w:val="zh_TW" w:bidi="zh_TW"/>
-          </w:rPr>
-          <w:rPr>
-            <w:color w:val="0000EE"/>
-            <w:u w:val="single"/>
-          </w:rPr>
-          <w:t>多1:5</w:t>
-        </w:r>
-      </w:hyperlink>
-      <w:r>
-        <w:rPr>
-          <w:lang w:val="zh_TW" w:bidi="zh_TW"/>
-        </w:rPr>
-        <w:t>）中被提到。在保羅最後一次前往耶路撒冷的旅程中，他召集了以弗所教會的長老到米利都（</w:t>
-      </w:r>
-      <w:hyperlink r:id="rId56">
-        <w:r>
-          <w:rPr>
-            <w:lang w:val="zh_TW" w:bidi="zh_TW"/>
-          </w:rPr>
-          <w:rPr>
-            <w:color w:val="0000EE"/>
-            <w:u w:val="single"/>
-          </w:rPr>
-          <w:t>徒20:17</w:t>
-        </w:r>
-      </w:hyperlink>
-      <w:r>
-        <w:rPr>
-          <w:lang w:val="zh_TW" w:bidi="zh_TW"/>
-        </w:rPr>
-        <w:t>），向他們告別，並囑咐他們要忠實地履行監督和牧養基督徒群羊，即神的教會這一責任（</w:t>
-      </w:r>
-      <w:hyperlink r:id="rId57">
-        <w:r>
-          <w:rPr>
-            <w:lang w:val="zh_TW" w:bidi="zh_TW"/>
-          </w:rPr>
-          <w:rPr>
-            <w:color w:val="0000EE"/>
-            <w:u w:val="single"/>
-          </w:rPr>
-          <w:t>20:28</w:t>
-        </w:r>
-      </w:hyperlink>
-      <w:r>
-        <w:rPr>
-          <w:lang w:val="zh_TW" w:bidi="zh_TW"/>
-        </w:rPr>
-        <w:t>）。</w:t>
-      </w:r>
-    </w:p>
-    <w:p>
-      <w:pPr/>
-      <w:r>
-        <w:rPr>
-          <w:lang w:val="zh_TW" w:bidi="zh_TW"/>
-        </w:rPr>
-      </w:r>
-      <w:r>
-        <w:rPr>
-          <w:lang w:val="zh_TW" w:bidi="zh_TW"/>
-        </w:rPr>
-        <w:t>在保羅的早期書信中，雖然沒有明確提到長老，但他們可能是領導教會聚會的領袖之一（</w:t>
-      </w:r>
-      <w:hyperlink r:id="rId58">
-        <w:r>
-          <w:rPr>
-            <w:lang w:val="zh_TW" w:bidi="zh_TW"/>
-          </w:rPr>
-          <w:rPr>
-            <w:color w:val="0000EE"/>
-            <w:u w:val="single"/>
-          </w:rPr>
-          <w:t>羅12:8</w:t>
-        </w:r>
-      </w:hyperlink>
-      <w:r>
-        <w:rPr>
-          <w:lang w:val="zh_TW" w:bidi="zh_TW"/>
-        </w:rPr>
-        <w:t>；</w:t>
-      </w:r>
-      <w:hyperlink r:id="rId59">
-        <w:r>
-          <w:rPr>
-            <w:lang w:val="zh_TW" w:bidi="zh_TW"/>
-          </w:rPr>
-          <w:rPr>
-            <w:color w:val="0000EE"/>
-            <w:u w:val="single"/>
-          </w:rPr>
-          <w:t>帖前5:12–13</w:t>
-        </w:r>
-      </w:hyperlink>
-      <w:r>
-        <w:rPr>
-          <w:lang w:val="zh_TW" w:bidi="zh_TW"/>
-        </w:rPr>
-        <w:t>）。</w:t>
-      </w:r>
-      <w:hyperlink r:id="rId60">
-        <w:r>
-          <w:rPr>
-            <w:lang w:val="zh_TW" w:bidi="zh_TW"/>
-          </w:rPr>
-          <w:rPr>
-            <w:color w:val="0000EE"/>
-            <w:u w:val="single"/>
-          </w:rPr>
-          <w:t>腓立比書一章1節</w:t>
-        </w:r>
-      </w:hyperlink>
-      <w:r>
-        <w:rPr>
-          <w:lang w:val="zh_TW" w:bidi="zh_TW"/>
-        </w:rPr>
-        <w:t>清楚的顯示了在年輕的保羅教會中已經有明確的領導層次（「監督和執事」）。而</w:t>
-      </w:r>
-      <w:hyperlink r:id="rId54">
-        <w:r>
-          <w:rPr>
-            <w:lang w:val="zh_TW" w:bidi="zh_TW"/>
-          </w:rPr>
-          <w:rPr>
-            <w:color w:val="0000EE"/>
-            <w:u w:val="single"/>
-          </w:rPr>
-          <w:t>提摩太前書五章17節</w:t>
-        </w:r>
-      </w:hyperlink>
-      <w:r>
-        <w:rPr>
-          <w:lang w:val="zh_TW" w:bidi="zh_TW"/>
-        </w:rPr>
-        <w:t>反映了通常被認為是教會治理發展的後期階段，將講道和教導的職能歸於管理教會的長老。此外，</w:t>
-      </w:r>
-      <w:hyperlink r:id="rId61">
-        <w:r>
-          <w:rPr>
-            <w:lang w:val="zh_TW" w:bidi="zh_TW"/>
-          </w:rPr>
-          <w:rPr>
-            <w:color w:val="0000EE"/>
-            <w:u w:val="single"/>
-          </w:rPr>
-          <w:t>彼得前書五章1至5節</w:t>
-        </w:r>
-      </w:hyperlink>
-      <w:r>
-        <w:rPr>
-          <w:lang w:val="zh_TW" w:bidi="zh_TW"/>
-        </w:rPr>
-        <w:t>和</w:t>
-      </w:r>
-      <w:hyperlink r:id="rId62">
-        <w:r>
-          <w:rPr>
-            <w:lang w:val="zh_TW" w:bidi="zh_TW"/>
-          </w:rPr>
-          <w:rPr>
-            <w:color w:val="0000EE"/>
-            <w:u w:val="single"/>
-          </w:rPr>
-          <w:t>雅各書五章14節</w:t>
-        </w:r>
-      </w:hyperlink>
-      <w:r>
-        <w:rPr>
-          <w:lang w:val="zh_TW" w:bidi="zh_TW"/>
-        </w:rPr>
-        <w:t>中的經文也暗示基督教長老承擔了牧養的職責。</w:t>
-      </w:r>
-    </w:p>
-    <w:p>
-      <w:pPr/>
-      <w:r>
-        <w:rPr>
-          <w:lang w:val="zh_TW" w:bidi="zh_TW"/>
-        </w:rPr>
-      </w:r>
-      <w:r>
-        <w:rPr>
-          <w:lang w:val="zh_TW" w:bidi="zh_TW"/>
-        </w:rPr>
-        <w:t>有一段經文可能表明使徒（彼得）也是一位長老：「我這作長老、作基督受苦的見證……勸你們中間與我同作長老的人」（</w:t>
-      </w:r>
-      <w:hyperlink r:id="rId63">
-        <w:r>
-          <w:rPr>
-            <w:lang w:val="zh_TW" w:bidi="zh_TW"/>
-          </w:rPr>
-          <w:rPr>
-            <w:color w:val="0000EE"/>
-            <w:u w:val="single"/>
-          </w:rPr>
-          <w:t>彼前5:1a</w:t>
-        </w:r>
-      </w:hyperlink>
-      <w:r>
-        <w:rPr>
-          <w:lang w:val="zh_TW" w:bidi="zh_TW"/>
-        </w:rPr>
-        <w:t>）。這段經文可能表明長老是被任命的，其職責是使徒事奉的延伸。保羅在離開某些教會之前，他在教會中任命長老的做法或許也支持這一看法。後來教會傳統中將約翰</w:t>
-      </w:r>
-      <w:r>
-        <w:rPr>
-          <w:lang w:val="zh_TW" w:bidi="zh_TW"/>
-        </w:rPr>
-        <w:t>貳</w:t>
-      </w:r>
-      <w:r>
-        <w:rPr>
-          <w:lang w:val="zh_TW" w:bidi="zh_TW"/>
-        </w:rPr>
-        <w:t>書和約翰</w:t>
-      </w:r>
-      <w:r>
-        <w:rPr>
-          <w:lang w:val="zh_TW" w:bidi="zh_TW"/>
-        </w:rPr>
-        <w:t>參</w:t>
-      </w:r>
-      <w:r>
-        <w:rPr>
-          <w:lang w:val="zh_TW" w:bidi="zh_TW"/>
-        </w:rPr>
-        <w:t>書中的「長老」視為使徒約翰，也指向類似的方向。儘管這樣的認定是隱含的，即使徒可以擔任長老的功能，但長老卻不能擔任使徒的職責。</w:t>
-      </w:r>
-    </w:p>
-    <w:p>
-      <w:pPr/>
-      <w:r>
-        <w:rPr>
-          <w:lang w:val="zh_TW" w:bidi="zh_TW"/>
-        </w:rPr>
-      </w:r>
-      <w:r>
-        <w:rPr>
-          <w:lang w:val="zh_TW" w:bidi="zh_TW"/>
-        </w:rPr>
-        <w:t>長老承擔了多項職責。例如，</w:t>
-      </w:r>
-      <w:hyperlink r:id="rId54">
-        <w:r>
-          <w:rPr>
-            <w:lang w:val="zh_TW" w:bidi="zh_TW"/>
-          </w:rPr>
-          <w:rPr>
-            <w:color w:val="0000EE"/>
-            <w:u w:val="single"/>
-          </w:rPr>
-          <w:t>提摩太前書五章17節</w:t>
-        </w:r>
-      </w:hyperlink>
-      <w:r>
-        <w:rPr>
-          <w:lang w:val="zh_TW" w:bidi="zh_TW"/>
-        </w:rPr>
-        <w:t>提到長老參與講道和教導的事工；</w:t>
-      </w:r>
-      <w:hyperlink r:id="rId62">
-        <w:r>
-          <w:rPr>
-            <w:lang w:val="zh_TW" w:bidi="zh_TW"/>
-          </w:rPr>
-          <w:rPr>
-            <w:color w:val="0000EE"/>
-            <w:u w:val="single"/>
-          </w:rPr>
-          <w:t>雅各書五章14節</w:t>
-        </w:r>
-      </w:hyperlink>
-      <w:r>
-        <w:rPr>
-          <w:lang w:val="zh_TW" w:bidi="zh_TW"/>
-        </w:rPr>
-        <w:t>看見他們參與醫治事工；</w:t>
-      </w:r>
-      <w:hyperlink r:id="rId64">
-        <w:r>
-          <w:rPr>
-            <w:lang w:val="zh_TW" w:bidi="zh_TW"/>
-          </w:rPr>
-          <w:rPr>
-            <w:color w:val="0000EE"/>
-            <w:u w:val="single"/>
-          </w:rPr>
-          <w:t>彼得前書五章2節</w:t>
-        </w:r>
-      </w:hyperlink>
-      <w:r>
-        <w:rPr>
-          <w:lang w:val="zh_TW" w:bidi="zh_TW"/>
-        </w:rPr>
-        <w:t>勸勉他們牧養群羊。因此，帶領安提阿教會的先知和教師（根據</w:t>
-      </w:r>
-      <w:hyperlink r:id="rId65">
-        <w:r>
-          <w:rPr>
-            <w:lang w:val="zh_TW" w:bidi="zh_TW"/>
-          </w:rPr>
-          <w:rPr>
-            <w:color w:val="0000EE"/>
-            <w:u w:val="single"/>
-          </w:rPr>
-          <w:t>徒13:1–3</w:t>
-        </w:r>
-      </w:hyperlink>
-      <w:r>
-        <w:rPr>
-          <w:lang w:val="zh_TW" w:bidi="zh_TW"/>
-        </w:rPr>
-        <w:t>）很可能就是這個群體的長老。</w:t>
-      </w:r>
-    </w:p>
-    <w:p>
-      <w:pPr/>
-      <w:r>
-        <w:rPr>
-          <w:lang w:val="zh_TW" w:bidi="zh_TW"/>
-        </w:rPr>
-      </w:r>
-      <w:r>
-        <w:rPr>
-          <w:lang w:val="zh_TW" w:bidi="zh_TW"/>
-        </w:rPr>
-        <w:t>而在後來的教會中，監督和長老有明顯的區別，但新約聖經反映了一個早期的時期，當時這些職分幾乎是同義的。保羅在米利都的告別演說中（</w:t>
-      </w:r>
-      <w:hyperlink r:id="rId66">
-        <w:r>
-          <w:rPr>
-            <w:lang w:val="zh_TW" w:bidi="zh_TW"/>
-          </w:rPr>
-          <w:rPr>
-            <w:color w:val="0000EE"/>
-            <w:u w:val="single"/>
-          </w:rPr>
-          <w:t>徒20章</w:t>
-        </w:r>
-      </w:hyperlink>
-      <w:r>
-        <w:rPr>
-          <w:lang w:val="zh_TW" w:bidi="zh_TW"/>
-        </w:rPr>
-        <w:t>），特別對以弗所教會的長老說（</w:t>
-      </w:r>
-      <w:hyperlink r:id="rId56">
-        <w:r>
-          <w:rPr>
-            <w:lang w:val="zh_TW" w:bidi="zh_TW"/>
-          </w:rPr>
-          <w:rPr>
-            <w:color w:val="0000EE"/>
-            <w:u w:val="single"/>
-          </w:rPr>
-          <w:t>17</w:t>
-        </w:r>
-      </w:hyperlink>
-      <w:r>
-        <w:rPr>
-          <w:lang w:val="zh_TW" w:bidi="zh_TW"/>
-        </w:rPr>
-        <w:t>節），聖靈已經立他們作「監督……牧養神的教會」（</w:t>
-      </w:r>
-      <w:hyperlink r:id="rId57">
-        <w:r>
-          <w:rPr>
-            <w:lang w:val="zh_TW" w:bidi="zh_TW"/>
-          </w:rPr>
-          <w:rPr>
-            <w:color w:val="0000EE"/>
-            <w:u w:val="single"/>
-          </w:rPr>
-          <w:t>28</w:t>
-        </w:r>
-      </w:hyperlink>
-      <w:r>
-        <w:rPr>
-          <w:lang w:val="zh_TW" w:bidi="zh_TW"/>
-        </w:rPr>
-        <w:t>節）。「監督（overseer）」這個詞在這裡是否具有後來技術性的「主教」意義，還是更一般的「監護人（guardian）」意義，尚不明確。然而，在</w:t>
-      </w:r>
-      <w:hyperlink r:id="rId67">
-        <w:r>
-          <w:rPr>
-            <w:lang w:val="zh_TW" w:bidi="zh_TW"/>
-          </w:rPr>
-          <w:rPr>
-            <w:color w:val="0000EE"/>
-            <w:u w:val="single"/>
-          </w:rPr>
-          <w:t>提多書一章5至7節</w:t>
-        </w:r>
-      </w:hyperlink>
-      <w:r>
-        <w:rPr>
-          <w:lang w:val="zh_TW" w:bidi="zh_TW"/>
-        </w:rPr>
-        <w:t>中，第</w:t>
-      </w:r>
-      <w:hyperlink r:id="rId55">
-        <w:r>
-          <w:rPr>
-            <w:lang w:val="zh_TW" w:bidi="zh_TW"/>
-          </w:rPr>
-          <w:rPr>
-            <w:color w:val="0000EE"/>
-            <w:u w:val="single"/>
-          </w:rPr>
-          <w:t>5</w:t>
-        </w:r>
-      </w:hyperlink>
-      <w:r>
-        <w:rPr>
-          <w:lang w:val="zh_TW" w:bidi="zh_TW"/>
-        </w:rPr>
-        <w:t>節的長老顯然與第</w:t>
-      </w:r>
-      <w:hyperlink r:id="rId68">
-        <w:r>
-          <w:rPr>
-            <w:lang w:val="zh_TW" w:bidi="zh_TW"/>
-          </w:rPr>
-          <w:rPr>
-            <w:color w:val="0000EE"/>
-            <w:u w:val="single"/>
-          </w:rPr>
-          <w:t>7</w:t>
-        </w:r>
-      </w:hyperlink>
-      <w:r>
-        <w:rPr>
-          <w:lang w:val="zh_TW" w:bidi="zh_TW"/>
-        </w:rPr>
-        <w:t>節的監督是同一群人。同樣地，</w:t>
-      </w:r>
-      <w:hyperlink r:id="rId60">
-        <w:r>
-          <w:rPr>
-            <w:lang w:val="zh_TW" w:bidi="zh_TW"/>
-          </w:rPr>
-          <w:rPr>
-            <w:color w:val="0000EE"/>
-            <w:u w:val="single"/>
-          </w:rPr>
-          <w:t>腓立比書一章1節</w:t>
-        </w:r>
-      </w:hyperlink>
-      <w:r>
-        <w:rPr>
-          <w:lang w:val="zh_TW" w:bidi="zh_TW"/>
-        </w:rPr>
-        <w:t>的監督很可能被理解為保羅在離開這個宣教據點時所任命的長老。</w:t>
-      </w:r>
-    </w:p>
-    <w:p>
-      <w:pPr/>
-      <w:r>
-        <w:rPr>
-          <w:lang w:val="zh_TW" w:bidi="zh_TW"/>
-        </w:rPr>
-      </w:r>
-      <w:r>
-        <w:rPr>
-          <w:lang w:val="zh_TW" w:bidi="zh_TW"/>
-        </w:rPr>
-        <w:t>顯然，新約時期的教會治理仍然相對靈活，但肯定為後來的教會治理結構播下了種子。根據猶太傳統，長老制度是核心。主教職分（監督/主教）可能從長老職分（長老）中發展出來的，由整個長老議會任命一位長老為監督。</w:t>
-      </w:r>
-    </w:p>
-    <w:p>
-      <w:pPr/>
-      <w:r>
-        <w:rPr>
-          <w:lang w:val="zh_TW" w:bidi="zh_TW"/>
-        </w:rPr>
-      </w:r>
-      <w:r>
-        <w:rPr>
-          <w:i/>
-          <w:lang w:val="zh_TW" w:bidi="zh_TW"/>
-        </w:rPr>
-        <w:t>另見</w:t>
-      </w:r>
-      <w:r>
-        <w:rPr>
-          <w:lang w:val="zh_TW" w:bidi="zh_TW"/>
-        </w:rPr>
-        <w:t xml:space="preserve"> </w:t>
-      </w:r>
-      <w:r>
-        <w:rPr>
-          <w:lang w:val="zh_TW" w:bidi="zh_TW"/>
-        </w:rPr>
-        <w:t>監督</w:t>
-      </w:r>
-      <w:r>
-        <w:rPr>
-          <w:lang w:val="zh_TW" w:bidi="zh_TW"/>
-        </w:rPr>
-        <w:t>；</w:t>
-      </w:r>
-      <w:r>
-        <w:rPr>
-          <w:lang w:val="zh_TW" w:bidi="zh_TW"/>
-        </w:rPr>
-        <w:t>執事、女執事</w:t>
-      </w:r>
-      <w:r>
-        <w:rPr>
-          <w:lang w:val="zh_TW" w:bidi="zh_TW"/>
-        </w:rPr>
-        <w:t>；</w:t>
-      </w:r>
-      <w:r>
-        <w:rPr>
-          <w:lang w:val="zh_TW" w:bidi="zh_TW"/>
-        </w:rPr>
-        <w:t>牧師</w:t>
-      </w:r>
-      <w:r>
-        <w:rPr>
-          <w:lang w:val="zh_TW" w:bidi="zh_TW"/>
-        </w:rPr>
-        <w:t>；</w:t>
-      </w:r>
-      <w:r>
-        <w:rPr>
-          <w:lang w:val="zh_TW" w:bidi="zh_TW"/>
-        </w:rPr>
-        <w:t>長老</w:t>
-      </w:r>
-      <w:r>
-        <w:rPr>
-          <w:lang w:val="zh_TW" w:bidi="zh_TW"/>
-        </w:rPr>
-        <w:t>；</w:t>
-      </w:r>
-      <w:r>
-        <w:rPr>
-          <w:lang w:val="zh_TW" w:bidi="zh_TW"/>
-        </w:rPr>
-        <w:t>屬靈恩賜</w:t>
-      </w:r>
-      <w:r>
-        <w:rPr>
-          <w:lang w:val="zh_TW" w:bidi="zh_TW"/>
-        </w:rPr>
-        <w:t>。</w:t>
-      </w:r>
-      <w:r>
-        <w:rPr>
-          <w:lang w:val="zh_TW" w:bidi="zh_TW"/>
-        </w:rPr>
-      </w:r>
-      <w:r>
-        <w:rPr>
-          <w:lang w:val="zh_TW" w:bidi="zh_TW"/>
-        </w:rPr>
-      </w:r>
-    </w:p>
-    <w:p>
-      <w:pPr/>
-      <w:r>
-        <w:rPr>
-          <w:lang w:val="zh_TW" w:bidi="zh_TW"/>
-        </w:rPr>
-      </w:r>
-    </w:p>
-    <w:p>
-      <w:pPr>
-        <w:pStyle w:val="Heading2"/>
-      </w:pPr>
-      <w:r>
-        <w:rPr>
-          <w:lang w:val="zh_TW" w:bidi="zh_TW"/>
-        </w:rPr>
-        <w:t>長老</w:t>
-      </w:r>
-      <w:r>
-        <w:rPr>
-          <w:lang w:val="zh_TW" w:bidi="zh_TW"/>
-        </w:rPr>
-      </w:r>
-    </w:p>
-    <w:p>
-      <w:pPr/>
-      <w:r>
-        <w:rPr>
-          <w:lang w:val="zh_TW" w:bidi="zh_TW"/>
-        </w:rPr>
-      </w:r>
-      <w:r>
-        <w:rPr>
-          <w:lang w:val="zh_TW" w:bidi="zh_TW"/>
-        </w:rPr>
-        <w:t>新約中的一個術語，指教會中的長老。在舊約中，會堂由眾長老管理。按照這個模式，新約教會也設有長老（</w:t>
-      </w:r>
-      <w:r>
-        <w:rPr>
-          <w:i/>
-          <w:lang w:val="zh_TW" w:bidi="zh_TW"/>
-        </w:rPr>
-        <w:t>presbuteroi</w:t>
-      </w:r>
-      <w:r>
-        <w:rPr>
-          <w:lang w:val="zh_TW" w:bidi="zh_TW"/>
-        </w:rPr>
-        <w:t>，「年長者」）。長老的職責是照管（</w:t>
-      </w:r>
-      <w:hyperlink r:id="rId64">
-        <w:r>
-          <w:rPr>
-            <w:lang w:val="zh_TW" w:bidi="zh_TW"/>
-          </w:rPr>
-          <w:rPr>
-            <w:color w:val="0000EE"/>
-            <w:u w:val="single"/>
-          </w:rPr>
-          <w:t>彼前5:2</w:t>
-        </w:r>
-      </w:hyperlink>
-      <w:r>
-        <w:rPr>
-          <w:lang w:val="zh_TW" w:bidi="zh_TW"/>
-        </w:rPr>
-        <w:t>）神的羊群（就像牧羊人看顧羊群一樣）。因此，長老有以下責任：</w:t>
-      </w:r>
-    </w:p>
-    <w:p>
-      <w:pPr>
-        <w:pStyle w:val="ListBullet"/>
-        <w:spacing w:line="240" w:lineRule="auto"/>
-        <w:ind w:left="720"/>
-      </w:pPr>
-      <w:r>
-        <w:rPr>
-          <w:lang w:val="zh_TW" w:bidi="zh_TW"/>
-        </w:rPr>
-      </w:r>
-      <w:r>
-        <w:rPr>
-          <w:lang w:val="zh_TW" w:bidi="zh_TW"/>
-        </w:rPr>
-        <w:t>長老被呼召在傳道和教導人上勞苦（</w:t>
-      </w:r>
-      <w:hyperlink r:id="rId54">
-        <w:r>
-          <w:rPr>
-            <w:lang w:val="zh_TW" w:bidi="zh_TW"/>
-          </w:rPr>
-          <w:rPr>
-            <w:color w:val="0000EE"/>
-            <w:u w:val="single"/>
-          </w:rPr>
-          <w:t>提前5:17</w:t>
-        </w:r>
-      </w:hyperlink>
-      <w:r>
-        <w:rPr>
-          <w:lang w:val="zh_TW" w:bidi="zh_TW"/>
-        </w:rPr>
-        <w:t>）。</w:t>
-      </w:r>
-    </w:p>
-    <w:p>
-      <w:pPr>
-        <w:pStyle w:val="ListBullet"/>
-        <w:spacing w:line="240" w:lineRule="auto"/>
-        <w:ind w:left="720"/>
-      </w:pPr>
-      <w:r>
-        <w:rPr>
-          <w:lang w:val="zh_TW" w:bidi="zh_TW"/>
-        </w:rPr>
-      </w:r>
-      <w:r>
-        <w:rPr>
-          <w:lang w:val="zh_TW" w:bidi="zh_TW"/>
-        </w:rPr>
-        <w:t>長老受召去探訪、為病人禱告並用油抹他們（</w:t>
-      </w:r>
-      <w:hyperlink r:id="rId62">
-        <w:r>
-          <w:rPr>
-            <w:lang w:val="zh_TW" w:bidi="zh_TW"/>
-          </w:rPr>
-          <w:rPr>
-            <w:color w:val="0000EE"/>
-            <w:u w:val="single"/>
-          </w:rPr>
-          <w:t>雅5:14</w:t>
-        </w:r>
-      </w:hyperlink>
-      <w:r>
-        <w:rPr>
-          <w:lang w:val="zh_TW" w:bidi="zh_TW"/>
-        </w:rPr>
-        <w:t>）。</w:t>
-      </w:r>
-    </w:p>
-    <w:p>
-      <w:pPr>
-        <w:pStyle w:val="ListBullet"/>
-        <w:spacing w:line="240" w:lineRule="auto"/>
-        <w:ind w:left="720"/>
-      </w:pPr>
-      <w:r>
-        <w:rPr>
-          <w:lang w:val="zh_TW" w:bidi="zh_TW"/>
-        </w:rPr>
-      </w:r>
-      <w:r>
-        <w:rPr>
-          <w:lang w:val="zh_TW" w:bidi="zh_TW"/>
-        </w:rPr>
-        <w:t>長老被呼召去管理饑荒救濟事工（</w:t>
-      </w:r>
-      <w:hyperlink r:id="rId69">
-        <w:r>
-          <w:rPr>
-            <w:lang w:val="zh_TW" w:bidi="zh_TW"/>
-          </w:rPr>
-          <w:rPr>
-            <w:color w:val="0000EE"/>
-            <w:u w:val="single"/>
-          </w:rPr>
-          <w:t>徒11:29–30</w:t>
-        </w:r>
-      </w:hyperlink>
-      <w:r>
-        <w:rPr>
-          <w:lang w:val="zh_TW" w:bidi="zh_TW"/>
-        </w:rPr>
-        <w:t>）。</w:t>
-      </w:r>
-    </w:p>
-    <w:p>
-      <w:pPr>
-        <w:pStyle w:val="ListBullet"/>
-        <w:spacing w:line="240" w:lineRule="auto"/>
-        <w:ind w:left="720"/>
-      </w:pPr>
-      <w:r>
-        <w:rPr>
-          <w:lang w:val="zh_TW" w:bidi="zh_TW"/>
-        </w:rPr>
-      </w:r>
-      <w:r>
-        <w:rPr>
-          <w:lang w:val="zh_TW" w:bidi="zh_TW"/>
-        </w:rPr>
-        <w:t>長老受呼召去監督教會事務（</w:t>
-      </w:r>
-      <w:hyperlink r:id="rId48">
-        <w:r>
-          <w:rPr>
-            <w:lang w:val="zh_TW" w:bidi="zh_TW"/>
-          </w:rPr>
-          <w:rPr>
-            <w:color w:val="0000EE"/>
-            <w:u w:val="single"/>
-          </w:rPr>
-          <w:t>徒15:4</w:t>
-        </w:r>
-      </w:hyperlink>
-      <w:r>
-        <w:rPr>
-          <w:lang w:val="zh_TW" w:bidi="zh_TW"/>
-        </w:rPr>
-        <w:t>，</w:t>
-      </w:r>
-      <w:hyperlink r:id="rId52">
-        <w:r>
-          <w:rPr>
-            <w:lang w:val="zh_TW" w:bidi="zh_TW"/>
-          </w:rPr>
-          <w:rPr>
-            <w:color w:val="0000EE"/>
-            <w:u w:val="single"/>
-          </w:rPr>
-          <w:t>16:4</w:t>
-        </w:r>
-      </w:hyperlink>
-      <w:r>
-        <w:rPr>
-          <w:lang w:val="zh_TW" w:bidi="zh_TW"/>
-        </w:rPr>
-        <w:t>）。</w:t>
-      </w:r>
-    </w:p>
-    <w:p>
-      <w:pPr/>
-      <w:r>
-        <w:rPr>
-          <w:lang w:val="zh_TW" w:bidi="zh_TW"/>
-        </w:rPr>
-      </w:r>
-      <w:r>
-        <w:rPr>
-          <w:lang w:val="zh_TW" w:bidi="zh_TW"/>
-        </w:rPr>
-        <w:t>證據表明，所有長老的地位都是平等的。「長老（presbyter）」和「監督（bishop）」這兩個稱謂在初期可以互換使用（</w:t>
-      </w:r>
-      <w:hyperlink r:id="rId56">
-        <w:r>
-          <w:rPr>
-            <w:lang w:val="zh_TW" w:bidi="zh_TW"/>
-          </w:rPr>
-          <w:rPr>
-            <w:color w:val="0000EE"/>
-            <w:u w:val="single"/>
-          </w:rPr>
-          <w:t>徒20:17、28</w:t>
-        </w:r>
-      </w:hyperlink>
-      <w:r>
-        <w:rPr>
-          <w:lang w:val="zh_TW" w:bidi="zh_TW"/>
-        </w:rPr>
-        <w:t>；</w:t>
-      </w:r>
-      <w:hyperlink r:id="rId60">
-        <w:r>
-          <w:rPr>
-            <w:lang w:val="zh_TW" w:bidi="zh_TW"/>
-          </w:rPr>
-          <w:rPr>
-            <w:color w:val="0000EE"/>
-            <w:u w:val="single"/>
-          </w:rPr>
-          <w:t>腓1:1</w:t>
-        </w:r>
-      </w:hyperlink>
-      <w:r>
-        <w:rPr>
-          <w:lang w:val="zh_TW" w:bidi="zh_TW"/>
-        </w:rPr>
-        <w:t>；</w:t>
-      </w:r>
-      <w:hyperlink r:id="rId67">
-        <w:r>
-          <w:rPr>
-            <w:lang w:val="zh_TW" w:bidi="zh_TW"/>
-          </w:rPr>
-          <w:rPr>
-            <w:color w:val="0000EE"/>
-            <w:u w:val="single"/>
-          </w:rPr>
-          <w:t>多1:5–7</w:t>
-        </w:r>
-      </w:hyperlink>
-      <w:r>
-        <w:rPr>
-          <w:lang w:val="zh_TW" w:bidi="zh_TW"/>
-        </w:rPr>
-        <w:t>）。然而，在公元二世紀，主理長老（presiding presbyter）逐漸成為一個特殊的角色，並成為最高權威的來源。後來，「長老」這個稱謂被簡稱為「祭司（priest）」。在主教制（episcopal）教會（由主教管理的教會）中，這一稱謂一直沿用至今。</w:t>
-      </w:r>
-    </w:p>
-    <w:p>
-      <w:pPr/>
-      <w:r>
-        <w:rPr>
-          <w:lang w:val="zh_TW" w:bidi="zh_TW"/>
-        </w:rPr>
-      </w:r>
-      <w:r>
-        <w:rPr>
-          <w:lang w:val="zh_TW" w:bidi="zh_TW"/>
-        </w:rPr>
-        <w:t>然而，重要的是，新約從未將祭司職能與長老職分聯繫起來。隨著基督教的傳播和發展，祭司成為一個強大權勢的角色。一些不合聖經的附加內容也開始與有關聖餐的教義一同發展出來。當宗教改革者（the Reformers）在公元16世紀取得勝利時，這些附加的教義就受揭露和被拒絕。宗教改革者強調所有信徒皆為祭司的教義，這一教義宣告所有信徒通過基督可以直接接近神，而不需要祭司作為中保。宗教改革者是新教改革的領袖，新教改革（the Protestant Reformation）是一場改革（或改變）天主教會的宗教運動。在新教中，祭司成為牧師、傳道人或（在現代）教士。在非羅馬主教制教會中，「祭司」這個稱號今天仍在使用。即使在與羅馬用法不同的解釋中，大多數福音派聖公會信徒仍然拒絕使用它。在長老會和類似的教會中，長老（無論是教導的還是管理的）仍然正式稱為長老，並且他們的地位都是平等的。</w:t>
-      </w:r>
-    </w:p>
-    <w:p>
-      <w:pPr/>
-      <w:r>
-        <w:rPr>
-          <w:lang w:val="zh_TW" w:bidi="zh_TW"/>
-        </w:rPr>
-      </w:r>
-      <w:r>
-        <w:rPr>
-          <w:i/>
-          <w:lang w:val="zh_TW" w:bidi="zh_TW"/>
-        </w:rPr>
-        <w:t>另見</w:t>
-      </w:r>
-      <w:r>
-        <w:rPr>
-          <w:lang w:val="zh_TW" w:bidi="zh_TW"/>
-        </w:rPr>
-        <w:t xml:space="preserve"> </w:t>
-      </w:r>
-      <w:r>
-        <w:rPr>
-          <w:lang w:val="zh_TW" w:bidi="zh_TW"/>
-        </w:rPr>
-        <w:t>監督</w:t>
-      </w:r>
-      <w:r>
-        <w:rPr>
-          <w:lang w:val="zh_TW" w:bidi="zh_TW"/>
-        </w:rPr>
-        <w:t>；</w:t>
-      </w:r>
-      <w:r>
-        <w:rPr>
-          <w:lang w:val="zh_TW" w:bidi="zh_TW"/>
-        </w:rPr>
-        <w:t>執事、女執事</w:t>
-      </w:r>
-      <w:r>
-        <w:rPr>
-          <w:lang w:val="zh_TW" w:bidi="zh_TW"/>
-        </w:rPr>
-        <w:t>；</w:t>
-      </w:r>
-      <w:r>
-        <w:rPr>
-          <w:lang w:val="zh_TW" w:bidi="zh_TW"/>
-        </w:rPr>
-        <w:t>長老</w:t>
-      </w:r>
-      <w:r>
-        <w:rPr>
-          <w:lang w:val="zh_TW" w:bidi="zh_TW"/>
-        </w:rPr>
-        <w:t>；</w:t>
-      </w:r>
-      <w:r>
-        <w:rPr>
-          <w:lang w:val="zh_TW" w:bidi="zh_TW"/>
-        </w:rPr>
-        <w:t>牧師</w:t>
-      </w:r>
-      <w:r>
-        <w:rPr>
-          <w:lang w:val="zh_TW" w:bidi="zh_TW"/>
-        </w:rPr>
-        <w:t>；</w:t>
-      </w:r>
-      <w:r>
-        <w:rPr>
-          <w:lang w:val="zh_TW" w:bidi="zh_TW"/>
-        </w:rPr>
-        <w:t>屬靈恩賜</w:t>
-      </w:r>
-      <w:r>
-        <w:rPr>
-          <w:lang w:val="zh_TW" w:bidi="zh_TW"/>
-        </w:rPr>
-        <w:t>。</w:t>
-      </w:r>
-      <w:r>
-        <w:rPr>
-          <w:lang w:val="zh_TW" w:bidi="zh_TW"/>
-        </w:rPr>
-      </w:r>
-      <w:r>
-        <w:rPr>
-          <w:lang w:val="zh_TW" w:bidi="zh_TW"/>
-        </w:rPr>
-      </w:r>
-    </w:p>
-    <w:p>
-      <w:pPr/>
-      <w:r>
-        <w:rPr>
-          <w:lang w:val="zh_TW" w:bidi="zh_TW"/>
-        </w:rPr>
-      </w:r>
-    </w:p>
-    <w:p>
-      <w:pPr>
-        <w:pStyle w:val="Heading2"/>
-      </w:pPr>
-      <w:r>
-        <w:rPr>
-          <w:lang w:val="zh_TW" w:bidi="zh_TW"/>
-        </w:rPr>
-        <w:t>長子</w:t>
-      </w:r>
-      <w:r>
-        <w:rPr>
-          <w:lang w:val="zh_TW" w:bidi="zh_TW"/>
-        </w:rPr>
-      </w:r>
-    </w:p>
-    <w:p>
-      <w:pPr/>
-      <w:r>
-        <w:rPr>
-          <w:lang w:val="zh_TW" w:bidi="zh_TW"/>
-        </w:rPr>
-      </w:r>
-      <w:r>
-        <w:rPr>
-          <w:lang w:val="zh_TW" w:bidi="zh_TW"/>
-        </w:rPr>
-        <w:t>家中頭生的兒子或女兒（</w:t>
-      </w:r>
-      <w:hyperlink r:id="rId70">
-        <w:r>
-          <w:rPr>
-            <w:lang w:val="zh_TW" w:bidi="zh_TW"/>
-          </w:rPr>
-          <w:rPr>
-            <w:color w:val="0000EE"/>
-            <w:u w:val="single"/>
-          </w:rPr>
-          <w:t>創22:21</w:t>
-        </w:r>
-      </w:hyperlink>
-      <w:r>
-        <w:rPr>
-          <w:lang w:val="zh_TW" w:bidi="zh_TW"/>
-        </w:rPr>
-        <w:t>，</w:t>
-      </w:r>
-      <w:hyperlink r:id="rId71">
-        <w:r>
-          <w:rPr>
-            <w:lang w:val="zh_TW" w:bidi="zh_TW"/>
-          </w:rPr>
-          <w:rPr>
-            <w:color w:val="0000EE"/>
-            <w:u w:val="single"/>
-          </w:rPr>
-          <w:t>29:26</w:t>
-        </w:r>
-      </w:hyperlink>
-      <w:r>
-        <w:rPr>
-          <w:lang w:val="zh_TW" w:bidi="zh_TW"/>
-        </w:rPr>
-        <w:t>）。</w:t>
-      </w:r>
-    </w:p>
-    <w:p>
-      <w:pPr/>
-      <w:r>
-        <w:rPr>
-          <w:lang w:val="zh_TW" w:bidi="zh_TW"/>
-        </w:rPr>
-      </w:r>
-      <w:r>
-        <w:rPr>
-          <w:lang w:val="zh_TW" w:bidi="zh_TW"/>
-        </w:rPr>
-        <w:t>以色列被稱為神的長子，是因為這個國家奇蹟般的起源，以及被拯救從埃及出來的特別經歷（</w:t>
-      </w:r>
-      <w:hyperlink r:id="rId72">
-        <w:r>
-          <w:rPr>
-            <w:lang w:val="zh_TW" w:bidi="zh_TW"/>
-          </w:rPr>
-          <w:rPr>
-            <w:color w:val="0000EE"/>
-            <w:u w:val="single"/>
-          </w:rPr>
-          <w:t>創17:5、15</w:t>
-        </w:r>
-      </w:hyperlink>
-      <w:hyperlink r:id="rId73">
-        <w:r>
-          <w:rPr>
-            <w:lang w:val="zh_TW" w:bidi="zh_TW"/>
-          </w:rPr>
-          <w:rPr>
-            <w:color w:val="0000EE"/>
-            <w:u w:val="single"/>
-          </w:rPr>
-          <w:t>–</w:t>
-        </w:r>
-      </w:hyperlink>
-      <w:hyperlink r:id="rId72">
-        <w:r>
-          <w:rPr>
-            <w:lang w:val="zh_TW" w:bidi="zh_TW"/>
-          </w:rPr>
-          <w:rPr>
-            <w:color w:val="0000EE"/>
-            <w:u w:val="single"/>
-          </w:rPr>
-          <w:t>16</w:t>
-        </w:r>
-      </w:hyperlink>
-      <w:r>
-        <w:rPr>
-          <w:lang w:val="zh_TW" w:bidi="zh_TW"/>
-        </w:rPr>
-        <w:t>；</w:t>
-      </w:r>
-      <w:hyperlink r:id="rId74">
-        <w:r>
-          <w:rPr>
-            <w:lang w:val="zh_TW" w:bidi="zh_TW"/>
-          </w:rPr>
-          <w:rPr>
-            <w:color w:val="0000EE"/>
-            <w:u w:val="single"/>
-          </w:rPr>
-          <w:t>出4:22</w:t>
-        </w:r>
-      </w:hyperlink>
-      <w:r>
-        <w:rPr>
-          <w:lang w:val="zh_TW" w:bidi="zh_TW"/>
-        </w:rPr>
-        <w:t>）。作為神的長子，以色列在所有民族中具有特殊地位。外邦人（非猶太人）只有在恩慈對待以色列時，才會蒙「祝福」（</w:t>
-      </w:r>
-      <w:hyperlink r:id="rId75">
-        <w:r>
-          <w:rPr>
-            <w:lang w:val="zh_TW" w:bidi="zh_TW"/>
-          </w:rPr>
-          <w:rPr>
-            <w:color w:val="0000EE"/>
-            <w:u w:val="single"/>
-          </w:rPr>
-          <w:t>創12:3</w:t>
-        </w:r>
-      </w:hyperlink>
-      <w:r>
-        <w:rPr>
-          <w:lang w:val="zh_TW" w:bidi="zh_TW"/>
-        </w:rPr>
-        <w:t>；</w:t>
-      </w:r>
-      <w:hyperlink r:id="rId76">
-        <w:r>
-          <w:rPr>
-            <w:lang w:val="zh_TW" w:bidi="zh_TW"/>
-          </w:rPr>
-          <w:rPr>
-            <w:color w:val="0000EE"/>
-            <w:u w:val="single"/>
-          </w:rPr>
-          <w:t>出19:6</w:t>
-        </w:r>
-      </w:hyperlink>
-      <w:r>
-        <w:rPr>
-          <w:lang w:val="zh_TW" w:bidi="zh_TW"/>
-        </w:rPr>
-        <w:t>；</w:t>
-      </w:r>
-      <w:hyperlink r:id="rId77">
-        <w:r>
-          <w:rPr>
-            <w:lang w:val="zh_TW" w:bidi="zh_TW"/>
-          </w:rPr>
-          <w:rPr>
-            <w:color w:val="0000EE"/>
-            <w:u w:val="single"/>
-          </w:rPr>
-          <w:t>申4:5–8</w:t>
-        </w:r>
-      </w:hyperlink>
-      <w:r>
-        <w:rPr>
-          <w:lang w:val="zh_TW" w:bidi="zh_TW"/>
-        </w:rPr>
-        <w:t>）。先知以賽亞預見有一天，以色列將得著加倍的產業（</w:t>
-      </w:r>
-      <w:hyperlink r:id="rId78">
-        <w:r>
-          <w:rPr>
-            <w:lang w:val="zh_TW" w:bidi="zh_TW"/>
-          </w:rPr>
-          <w:rPr>
-            <w:color w:val="0000EE"/>
-            <w:u w:val="single"/>
-          </w:rPr>
-          <w:t>賽61:7</w:t>
-        </w:r>
-      </w:hyperlink>
-      <w:r>
-        <w:rPr>
-          <w:lang w:val="zh_TW" w:bidi="zh_TW"/>
-        </w:rPr>
-        <w:t>）。因此，作為長子意味著更重要或更優先，以及會得著產業。</w:t>
-      </w:r>
-    </w:p>
-    <w:p>
-      <w:pPr/>
-      <w:r>
-        <w:rPr>
-          <w:lang w:val="zh_TW" w:bidi="zh_TW"/>
-        </w:rPr>
-      </w:r>
-      <w:r>
-        <w:rPr>
-          <w:lang w:val="zh_TW" w:bidi="zh_TW"/>
-        </w:rPr>
-        <w:t>在</w:t>
-      </w:r>
-      <w:hyperlink r:id="rId79">
-        <w:r>
-          <w:rPr>
-            <w:lang w:val="zh_TW" w:bidi="zh_TW"/>
-          </w:rPr>
-          <w:rPr>
-            <w:color w:val="0000EE"/>
-            <w:u w:val="single"/>
-          </w:rPr>
-          <w:t>以賽亞書十四章30節</w:t>
-        </w:r>
-      </w:hyperlink>
-      <w:r>
-        <w:rPr>
-          <w:lang w:val="zh_TW" w:bidi="zh_TW"/>
-        </w:rPr>
-        <w:t>中，「</w:t>
-      </w:r>
-      <w:r>
-        <w:rPr>
-          <w:lang w:val="zh_TW" w:bidi="zh_TW"/>
-        </w:rPr>
-        <w:t>貧寒人的長子</w:t>
-      </w:r>
-      <w:r>
-        <w:rPr>
-          <w:lang w:val="zh_TW" w:bidi="zh_TW"/>
-        </w:rPr>
-        <w:t>」這個表達方式意味著最貧窮的人，是貧窮人中最貧窮的。在</w:t>
-      </w:r>
-      <w:hyperlink r:id="rId80">
-        <w:r>
-          <w:rPr>
-            <w:lang w:val="zh_TW" w:bidi="zh_TW"/>
-          </w:rPr>
-          <w:rPr>
-            <w:color w:val="0000EE"/>
-            <w:u w:val="single"/>
-          </w:rPr>
-          <w:t>約伯記十八章13節</w:t>
-        </w:r>
-      </w:hyperlink>
-      <w:r>
-        <w:rPr>
-          <w:lang w:val="zh_TW" w:bidi="zh_TW"/>
-        </w:rPr>
-        <w:t>中，「</w:t>
-      </w:r>
-      <w:r>
-        <w:rPr>
-          <w:lang w:val="zh_TW" w:bidi="zh_TW"/>
-        </w:rPr>
-        <w:t>死亡的長子</w:t>
-      </w:r>
-      <w:r>
-        <w:rPr>
-          <w:lang w:val="zh_TW" w:bidi="zh_TW"/>
-        </w:rPr>
-        <w:t>」這個表達方式，暗示約伯的災病會使他死亡。</w:t>
-      </w:r>
-    </w:p>
-    <w:p>
-      <w:pPr/>
-      <w:r>
-        <w:rPr>
-          <w:lang w:val="zh_TW" w:bidi="zh_TW"/>
-        </w:rPr>
-      </w:r>
-      <w:r>
-        <w:rPr>
-          <w:lang w:val="zh_TW" w:bidi="zh_TW"/>
-        </w:rPr>
-        <w:t>因為神拯救以色列的長子，不必死在埃及，所以祂期望未來所有長子都要分別出來服事祂（</w:t>
-      </w:r>
-      <w:hyperlink r:id="rId81">
-        <w:r>
-          <w:rPr>
-            <w:lang w:val="zh_TW" w:bidi="zh_TW"/>
-          </w:rPr>
-          <w:rPr>
-            <w:color w:val="0000EE"/>
-            <w:u w:val="single"/>
-          </w:rPr>
-          <w:t>出11:4–7</w:t>
-        </w:r>
-      </w:hyperlink>
-      <w:r>
-        <w:rPr>
-          <w:lang w:val="zh_TW" w:bidi="zh_TW"/>
-        </w:rPr>
-        <w:t>，</w:t>
-      </w:r>
-      <w:hyperlink r:id="rId82">
-        <w:r>
-          <w:rPr>
-            <w:lang w:val="zh_TW" w:bidi="zh_TW"/>
-          </w:rPr>
-          <w:rPr>
-            <w:color w:val="0000EE"/>
-            <w:u w:val="single"/>
-          </w:rPr>
-          <w:t>13:12</w:t>
-        </w:r>
-      </w:hyperlink>
-      <w:r>
-        <w:rPr>
-          <w:lang w:val="zh_TW" w:bidi="zh_TW"/>
-        </w:rPr>
-        <w:t>）。頭生的兒子是所有後裔的代表（</w:t>
-      </w:r>
-      <w:hyperlink r:id="rId83">
-        <w:r>
-          <w:rPr>
-            <w:lang w:val="zh_TW" w:bidi="zh_TW"/>
-          </w:rPr>
-          <w:rPr>
-            <w:color w:val="0000EE"/>
-            <w:u w:val="single"/>
-          </w:rPr>
-          <w:t>創49:3</w:t>
-        </w:r>
-      </w:hyperlink>
-      <w:r>
-        <w:rPr>
-          <w:lang w:val="zh_TW" w:bidi="zh_TW"/>
-        </w:rPr>
-        <w:t>；</w:t>
-      </w:r>
-      <w:hyperlink r:id="rId84">
-        <w:r>
-          <w:rPr>
-            <w:lang w:val="zh_TW" w:bidi="zh_TW"/>
-          </w:rPr>
-          <w:rPr>
-            <w:color w:val="0000EE"/>
-            <w:u w:val="single"/>
-          </w:rPr>
-          <w:t>出22:29</w:t>
-        </w:r>
-      </w:hyperlink>
-      <w:r>
-        <w:rPr>
-          <w:lang w:val="zh_TW" w:bidi="zh_TW"/>
-        </w:rPr>
-        <w:t>；</w:t>
-      </w:r>
-      <w:hyperlink r:id="rId85">
-        <w:r>
-          <w:rPr>
-            <w:lang w:val="zh_TW" w:bidi="zh_TW"/>
-          </w:rPr>
-          <w:rPr>
-            <w:color w:val="0000EE"/>
-            <w:u w:val="single"/>
-          </w:rPr>
-          <w:t>民3:13</w:t>
-        </w:r>
-      </w:hyperlink>
-      <w:r>
-        <w:rPr>
-          <w:lang w:val="zh_TW" w:bidi="zh_TW"/>
-        </w:rPr>
-        <w:t>）。神命令所有要獻祭的頭生牲畜，都要分別出來歸給祂（</w:t>
-      </w:r>
-      <w:hyperlink r:id="rId86">
-        <w:r>
-          <w:rPr>
-            <w:lang w:val="zh_TW" w:bidi="zh_TW"/>
-          </w:rPr>
-          <w:rPr>
-            <w:color w:val="0000EE"/>
-            <w:u w:val="single"/>
-          </w:rPr>
-          <w:t>出13:2、15</w:t>
-        </w:r>
-      </w:hyperlink>
-      <w:r>
-        <w:rPr>
-          <w:lang w:val="zh_TW" w:bidi="zh_TW"/>
-        </w:rPr>
-        <w:t>）。</w:t>
-      </w:r>
-    </w:p>
-    <w:p>
-      <w:pPr>
-        <w:pStyle w:val="Heading3"/>
-      </w:pPr>
-      <w:r>
-        <w:rPr>
-          <w:lang w:val="zh_TW" w:bidi="zh_TW"/>
-        </w:rPr>
-        <w:t>長子與贖回</w:t>
-      </w:r>
-    </w:p>
-    <w:p>
-      <w:pPr/>
-      <w:r>
-        <w:rPr>
-          <w:lang w:val="zh_TW" w:bidi="zh_TW"/>
-        </w:rPr>
-      </w:r>
-      <w:r>
-        <w:rPr>
-          <w:lang w:val="zh_TW" w:bidi="zh_TW"/>
-        </w:rPr>
-        <w:t>每個支派都要</w:t>
-      </w:r>
-      <w:r>
-        <w:rPr>
-          <w:lang w:val="zh_TW" w:bidi="zh_TW"/>
-        </w:rPr>
-        <w:t>用銀子五舍客勒</w:t>
-      </w:r>
-      <w:r>
-        <w:rPr>
-          <w:lang w:val="zh_TW" w:bidi="zh_TW"/>
-        </w:rPr>
-        <w:t>贖出他們的長子，除了利未支派（</w:t>
-      </w:r>
-      <w:hyperlink r:id="rId87">
-        <w:r>
-          <w:rPr>
-            <w:lang w:val="zh_TW" w:bidi="zh_TW"/>
-          </w:rPr>
-          <w:rPr>
-            <w:color w:val="0000EE"/>
-            <w:u w:val="single"/>
-          </w:rPr>
-          <w:t>民18:15–16</w:t>
-        </w:r>
-      </w:hyperlink>
-      <w:r>
-        <w:rPr>
-          <w:lang w:val="zh_TW" w:bidi="zh_TW"/>
-        </w:rPr>
-        <w:t>）。贖出來意味著先前是受到捆綁。這是為了提醒以色列他們從埃及所得的救贖（</w:t>
-      </w:r>
-      <w:hyperlink r:id="rId88">
-        <w:r>
-          <w:rPr>
-            <w:lang w:val="zh_TW" w:bidi="zh_TW"/>
-          </w:rPr>
-          <w:rPr>
-            <w:color w:val="0000EE"/>
-            <w:u w:val="single"/>
-          </w:rPr>
-          <w:t>出13:2–8</w:t>
-        </w:r>
-      </w:hyperlink>
-      <w:r>
-        <w:rPr>
-          <w:lang w:val="zh_TW" w:bidi="zh_TW"/>
-        </w:rPr>
-        <w:t>）。</w:t>
-      </w:r>
-    </w:p>
-    <w:p>
-      <w:pPr/>
-      <w:r>
-        <w:rPr>
-          <w:lang w:val="zh_TW" w:bidi="zh_TW"/>
-        </w:rPr>
-      </w:r>
-      <w:r>
-        <w:rPr>
-          <w:lang w:val="zh_TW" w:bidi="zh_TW"/>
-        </w:rPr>
-        <w:t>潔淨的動物中，頭生的要歸給耶和華。從出生後第八天起的一年內，這些動物要被帶到會幕（或後來的聖殿）。這些動物要被獻為祭，它們的血要灑在壇上。所獻祭物的肉要歸給祭司（</w:t>
-      </w:r>
-      <w:hyperlink r:id="rId89">
-        <w:r>
-          <w:rPr>
-            <w:lang w:val="zh_TW" w:bidi="zh_TW"/>
-          </w:rPr>
-          <w:rPr>
-            <w:color w:val="0000EE"/>
-            <w:u w:val="single"/>
-          </w:rPr>
-          <w:t>出13:13</w:t>
-        </w:r>
-      </w:hyperlink>
-      <w:r>
-        <w:rPr>
-          <w:lang w:val="zh_TW" w:bidi="zh_TW"/>
-        </w:rPr>
-        <w:t>，</w:t>
-      </w:r>
-      <w:hyperlink r:id="rId90">
-        <w:r>
-          <w:rPr>
-            <w:lang w:val="zh_TW" w:bidi="zh_TW"/>
-          </w:rPr>
-          <w:rPr>
-            <w:color w:val="0000EE"/>
-            <w:u w:val="single"/>
-          </w:rPr>
-          <w:t>22:30</w:t>
-        </w:r>
-      </w:hyperlink>
-      <w:r>
-        <w:rPr>
-          <w:lang w:val="zh_TW" w:bidi="zh_TW"/>
-        </w:rPr>
-        <w:t>；參</w:t>
-      </w:r>
-      <w:hyperlink r:id="rId91">
-        <w:r>
-          <w:rPr>
-            <w:lang w:val="zh_TW" w:bidi="zh_TW"/>
-          </w:rPr>
-          <w:rPr>
-            <w:color w:val="0000EE"/>
-            <w:u w:val="single"/>
-          </w:rPr>
-          <w:t>民18:17</w:t>
-        </w:r>
-      </w:hyperlink>
-      <w:r>
-        <w:rPr>
-          <w:lang w:val="zh_TW" w:bidi="zh_TW"/>
-        </w:rPr>
-        <w:t>）。不潔淨的動物中，頭生的要加上五分之一贖回，其價值由祭司決定。假如不贖回，這些動物就要被祭司出售、交換或處理（</w:t>
-      </w:r>
-      <w:hyperlink r:id="rId92">
-        <w:r>
-          <w:rPr>
-            <w:lang w:val="zh_TW" w:bidi="zh_TW"/>
-          </w:rPr>
-          <w:rPr>
-            <w:color w:val="0000EE"/>
-            <w:u w:val="single"/>
-          </w:rPr>
-          <w:t>利27:27</w:t>
-        </w:r>
-      </w:hyperlink>
-      <w:r>
-        <w:rPr>
-          <w:lang w:val="zh_TW" w:bidi="zh_TW"/>
-        </w:rPr>
-        <w:t>）。驢駒子要用羔羊贖回（</w:t>
-      </w:r>
-      <w:hyperlink r:id="rId89">
-        <w:r>
-          <w:rPr>
-            <w:lang w:val="zh_TW" w:bidi="zh_TW"/>
-          </w:rPr>
-          <w:rPr>
-            <w:color w:val="0000EE"/>
-            <w:u w:val="single"/>
-          </w:rPr>
-          <w:t>出13:13</w:t>
-        </w:r>
-      </w:hyperlink>
-      <w:r>
-        <w:rPr>
-          <w:lang w:val="zh_TW" w:bidi="zh_TW"/>
-        </w:rPr>
-        <w:t>）。假如不贖回，就要被殺。不潔淨的動物的肉不可吃。</w:t>
-      </w:r>
-    </w:p>
-    <w:p>
-      <w:pPr>
-        <w:pStyle w:val="Heading3"/>
-      </w:pPr>
-      <w:r>
-        <w:rPr>
-          <w:lang w:val="zh_TW" w:bidi="zh_TW"/>
-        </w:rPr>
-        <w:t>長子與長子名分</w:t>
-      </w:r>
-    </w:p>
-    <w:p>
-      <w:pPr/>
-      <w:r>
-        <w:rPr>
-          <w:lang w:val="zh_TW" w:bidi="zh_TW"/>
-        </w:rPr>
-      </w:r>
-      <w:r>
-        <w:rPr>
-          <w:lang w:val="zh_TW" w:bidi="zh_TW"/>
-        </w:rPr>
-        <w:t>假如父親不在或已去世，那麼長子會作為家庭的祭司。以掃和呂便都是例子（</w:t>
-      </w:r>
-      <w:hyperlink r:id="rId93">
-        <w:r>
-          <w:rPr>
-            <w:lang w:val="zh_TW" w:bidi="zh_TW"/>
-          </w:rPr>
-          <w:rPr>
-            <w:color w:val="0000EE"/>
-            <w:u w:val="single"/>
-          </w:rPr>
-          <w:t>創27:19、32</w:t>
-        </w:r>
-      </w:hyperlink>
-      <w:r>
-        <w:rPr>
-          <w:lang w:val="zh_TW" w:bidi="zh_TW"/>
-        </w:rPr>
-        <w:t>；</w:t>
-      </w:r>
-      <w:hyperlink r:id="rId94">
-        <w:r>
-          <w:rPr>
-            <w:lang w:val="zh_TW" w:bidi="zh_TW"/>
-          </w:rPr>
-          <w:rPr>
-            <w:color w:val="0000EE"/>
-            <w:u w:val="single"/>
-          </w:rPr>
-          <w:t>代上5:1–2</w:t>
-        </w:r>
-      </w:hyperlink>
-      <w:r>
-        <w:rPr>
-          <w:lang w:val="zh_TW" w:bidi="zh_TW"/>
-        </w:rPr>
-        <w:t>）。當祭司的職份歸於利未支派時，長子的職分就結束了（</w:t>
-      </w:r>
-      <w:hyperlink r:id="rId95">
-        <w:r>
-          <w:rPr>
-            <w:lang w:val="zh_TW" w:bidi="zh_TW"/>
-          </w:rPr>
-          <w:rPr>
-            <w:color w:val="0000EE"/>
-            <w:u w:val="single"/>
-          </w:rPr>
-          <w:t>民3:12–13</w:t>
-        </w:r>
-      </w:hyperlink>
-      <w:r>
-        <w:rPr>
-          <w:lang w:val="zh_TW" w:bidi="zh_TW"/>
-        </w:rPr>
-        <w:t>）。後來世代中的所有長子都必須被贖回。這些贖價成為利未人每年收入的一部分（</w:t>
-      </w:r>
-      <w:hyperlink r:id="rId96">
-        <w:r>
-          <w:rPr>
-            <w:lang w:val="zh_TW" w:bidi="zh_TW"/>
-          </w:rPr>
-          <w:rPr>
-            <w:color w:val="0000EE"/>
-            <w:u w:val="single"/>
-          </w:rPr>
-          <w:t>民8:17</w:t>
-        </w:r>
-      </w:hyperlink>
-      <w:r>
-        <w:rPr>
-          <w:lang w:val="zh_TW" w:bidi="zh_TW"/>
-        </w:rPr>
-        <w:t>，</w:t>
-      </w:r>
-      <w:hyperlink r:id="rId97">
-        <w:r>
-          <w:rPr>
-            <w:lang w:val="zh_TW" w:bidi="zh_TW"/>
-          </w:rPr>
-          <w:rPr>
-            <w:color w:val="0000EE"/>
-            <w:u w:val="single"/>
-          </w:rPr>
-          <w:t>18:16</w:t>
-        </w:r>
-      </w:hyperlink>
-      <w:r>
-        <w:rPr>
-          <w:lang w:val="zh_TW" w:bidi="zh_TW"/>
-        </w:rPr>
-        <w:t>）。</w:t>
-      </w:r>
-    </w:p>
-    <w:p>
-      <w:pPr/>
-      <w:r>
-        <w:rPr>
-          <w:lang w:val="zh_TW" w:bidi="zh_TW"/>
-        </w:rPr>
-      </w:r>
-      <w:r>
-        <w:rPr>
-          <w:lang w:val="zh_TW" w:bidi="zh_TW"/>
-        </w:rPr>
-        <w:t>雙倍的家族產業是長子的權利。這在一夫多妻子的情況下，保護長子的地位。受寵妻子的兒子不能取代家中頭生兒子的位置（</w:t>
-      </w:r>
-      <w:hyperlink r:id="rId98">
-        <w:r>
-          <w:rPr>
-            <w:lang w:val="zh_TW" w:bidi="zh_TW"/>
-          </w:rPr>
-          <w:rPr>
-            <w:color w:val="0000EE"/>
-            <w:u w:val="single"/>
-          </w:rPr>
-          <w:t>申21:17</w:t>
-        </w:r>
-      </w:hyperlink>
-      <w:r>
-        <w:rPr>
-          <w:lang w:val="zh_TW" w:bidi="zh_TW"/>
-        </w:rPr>
-        <w:t>）。</w:t>
-      </w:r>
-    </w:p>
-    <w:p>
-      <w:pPr/>
-      <w:r>
-        <w:rPr>
-          <w:lang w:val="zh_TW" w:bidi="zh_TW"/>
-        </w:rPr>
-      </w:r>
-      <w:r>
-        <w:rPr>
-          <w:lang w:val="zh_TW" w:bidi="zh_TW"/>
-        </w:rPr>
-        <w:t>「長子」這個稱號被用於耶穌（</w:t>
-      </w:r>
-      <w:hyperlink r:id="rId99">
-        <w:r>
-          <w:rPr>
-            <w:lang w:val="zh_TW" w:bidi="zh_TW"/>
-          </w:rPr>
-          <w:rPr>
-            <w:color w:val="0000EE"/>
-            <w:u w:val="single"/>
-          </w:rPr>
-          <w:t>路2:7</w:t>
-        </w:r>
-      </w:hyperlink>
-      <w:r>
-        <w:rPr>
-          <w:lang w:val="zh_TW" w:bidi="zh_TW"/>
-        </w:rPr>
-        <w:t>；</w:t>
-      </w:r>
-      <w:hyperlink r:id="rId100">
-        <w:r>
-          <w:rPr>
-            <w:lang w:val="zh_TW" w:bidi="zh_TW"/>
-          </w:rPr>
-          <w:rPr>
-            <w:color w:val="0000EE"/>
-            <w:u w:val="single"/>
-          </w:rPr>
-          <w:t>羅8:29</w:t>
-        </w:r>
-      </w:hyperlink>
-      <w:r>
-        <w:rPr>
-          <w:lang w:val="zh_TW" w:bidi="zh_TW"/>
-        </w:rPr>
-        <w:t>；</w:t>
-      </w:r>
-      <w:hyperlink r:id="rId101">
-        <w:r>
-          <w:rPr>
-            <w:lang w:val="zh_TW" w:bidi="zh_TW"/>
-          </w:rPr>
-          <w:rPr>
-            <w:color w:val="0000EE"/>
-            <w:u w:val="single"/>
-          </w:rPr>
-          <w:t>西1:15、18</w:t>
-        </w:r>
-      </w:hyperlink>
-      <w:r>
-        <w:rPr>
-          <w:lang w:val="zh_TW" w:bidi="zh_TW"/>
-        </w:rPr>
-        <w:t>；</w:t>
-      </w:r>
-      <w:hyperlink r:id="rId102">
-        <w:r>
-          <w:rPr>
-            <w:lang w:val="zh_TW" w:bidi="zh_TW"/>
-          </w:rPr>
-          <w:rPr>
-            <w:color w:val="0000EE"/>
-            <w:u w:val="single"/>
-          </w:rPr>
-          <w:t>來1:6</w:t>
-        </w:r>
-      </w:hyperlink>
-      <w:r>
-        <w:rPr>
-          <w:lang w:val="zh_TW" w:bidi="zh_TW"/>
-        </w:rPr>
-        <w:t>；</w:t>
-      </w:r>
-      <w:hyperlink r:id="rId103">
-        <w:r>
-          <w:rPr>
-            <w:lang w:val="zh_TW" w:bidi="zh_TW"/>
-          </w:rPr>
-          <w:rPr>
-            <w:color w:val="0000EE"/>
-            <w:u w:val="single"/>
-          </w:rPr>
-          <w:t>啟1:5</w:t>
-        </w:r>
-      </w:hyperlink>
-      <w:r>
-        <w:rPr>
-          <w:lang w:val="zh_TW" w:bidi="zh_TW"/>
-        </w:rPr>
-        <w:t>），強調耶穌在萬有以先的地位，因為祂首先從死裡復活。作為長子，耶穌的地位是：</w:t>
-      </w:r>
-    </w:p>
-    <w:p>
-      <w:pPr>
-        <w:pStyle w:val="ListBullet"/>
-        <w:spacing w:line="240" w:lineRule="auto"/>
-        <w:ind w:left="720"/>
-      </w:pPr>
-      <w:r>
-        <w:rPr>
-          <w:lang w:val="zh_TW" w:bidi="zh_TW"/>
-        </w:rPr>
-      </w:r>
-      <w:r>
-        <w:rPr>
-          <w:lang w:val="zh_TW" w:bidi="zh_TW"/>
-        </w:rPr>
-        <w:t>承受萬有的</w:t>
-      </w:r>
-      <w:r>
-        <w:rPr>
-          <w:lang w:val="zh_TW" w:bidi="zh_TW"/>
-        </w:rPr>
-        <w:t>（</w:t>
-      </w:r>
-      <w:hyperlink r:id="rId104">
-        <w:r>
-          <w:rPr>
-            <w:lang w:val="zh_TW" w:bidi="zh_TW"/>
-          </w:rPr>
-          <w:rPr>
-            <w:color w:val="0000EE"/>
-            <w:u w:val="single"/>
-          </w:rPr>
-          <w:t>來1:2</w:t>
-        </w:r>
-      </w:hyperlink>
-      <w:r>
-        <w:rPr>
-          <w:lang w:val="zh_TW" w:bidi="zh_TW"/>
-        </w:rPr>
-        <w:t>）</w:t>
-      </w:r>
-    </w:p>
-    <w:p>
-      <w:pPr>
-        <w:pStyle w:val="ListBullet"/>
-        <w:spacing w:line="240" w:lineRule="auto"/>
-        <w:ind w:left="720"/>
-      </w:pPr>
-      <w:r>
-        <w:rPr>
-          <w:lang w:val="zh_TW" w:bidi="zh_TW"/>
-        </w:rPr>
-      </w:r>
-      <w:r>
-        <w:rPr>
-          <w:lang w:val="zh_TW" w:bidi="zh_TW"/>
-        </w:rPr>
-        <w:t>教會的元首 （</w:t>
-      </w:r>
-      <w:hyperlink r:id="rId105">
-        <w:r>
-          <w:rPr>
-            <w:lang w:val="zh_TW" w:bidi="zh_TW"/>
-          </w:rPr>
-          <w:rPr>
-            <w:color w:val="0000EE"/>
-            <w:u w:val="single"/>
-          </w:rPr>
-          <w:t>弗1:20–23</w:t>
-        </w:r>
-      </w:hyperlink>
-      <w:r>
-        <w:rPr>
-          <w:lang w:val="zh_TW" w:bidi="zh_TW"/>
-        </w:rPr>
-        <w:t>；</w:t>
-      </w:r>
-      <w:hyperlink r:id="rId106">
-        <w:r>
-          <w:rPr>
-            <w:lang w:val="zh_TW" w:bidi="zh_TW"/>
-          </w:rPr>
-          <w:rPr>
-            <w:color w:val="0000EE"/>
-            <w:u w:val="single"/>
-          </w:rPr>
-          <w:t>西1:18、24</w:t>
-        </w:r>
-      </w:hyperlink>
-      <w:r>
-        <w:rPr>
-          <w:lang w:val="zh_TW" w:bidi="zh_TW"/>
-        </w:rPr>
-        <w:t>；</w:t>
-      </w:r>
-      <w:hyperlink r:id="rId107">
-        <w:r>
-          <w:rPr>
-            <w:lang w:val="zh_TW" w:bidi="zh_TW"/>
-          </w:rPr>
-          <w:rPr>
-            <w:color w:val="0000EE"/>
-            <w:u w:val="single"/>
-          </w:rPr>
-          <w:t>來2:10–12</w:t>
-        </w:r>
-      </w:hyperlink>
-      <w:r>
-        <w:rPr>
-          <w:lang w:val="zh_TW" w:bidi="zh_TW"/>
-        </w:rPr>
-        <w:t>）</w:t>
-      </w:r>
-    </w:p>
-    <w:p>
-      <w:pPr/>
-      <w:r>
-        <w:rPr>
-          <w:lang w:val="zh_TW" w:bidi="zh_TW"/>
-        </w:rPr>
-      </w:r>
-      <w:r>
-        <w:rPr>
-          <w:i/>
-          <w:lang w:val="zh_TW" w:bidi="zh_TW"/>
-        </w:rPr>
-        <w:t>另見</w:t>
-      </w:r>
-      <w:r>
-        <w:rPr>
-          <w:lang w:val="zh_TW" w:bidi="zh_TW"/>
-        </w:rPr>
-        <w:t>長子的名分</w:t>
-      </w:r>
-      <w:r>
-        <w:rPr>
-          <w:lang w:val="zh_TW" w:bidi="zh_TW"/>
-        </w:rPr>
-        <w:t>、</w:t>
-      </w:r>
-      <w:r>
-        <w:rPr>
-          <w:lang w:val="zh_TW" w:bidi="zh_TW"/>
-        </w:rPr>
-        <w:t>繼承人</w:t>
-      </w:r>
-      <w:r>
-        <w:rPr>
-          <w:lang w:val="zh_TW" w:bidi="zh_TW"/>
-        </w:rPr>
-        <w:t>、</w:t>
-      </w:r>
-      <w:r>
-        <w:rPr>
-          <w:lang w:val="zh_TW" w:bidi="zh_TW"/>
-        </w:rPr>
-        <w:t>產業</w:t>
-      </w:r>
-      <w:r>
-        <w:rPr>
-          <w:lang w:val="zh_TW" w:bidi="zh_TW"/>
-        </w:rPr>
-        <w:t>、</w:t>
-      </w:r>
-      <w:r>
-        <w:rPr>
-          <w:lang w:val="zh_TW" w:bidi="zh_TW"/>
-        </w:rPr>
-        <w:t>長子繼承權</w:t>
-      </w:r>
-      <w:r>
-        <w:rPr>
-          <w:lang w:val="zh_TW" w:bidi="zh_TW"/>
-        </w:rPr>
-        <w:t>。</w:t>
-      </w:r>
-      <w:r>
-        <w:rPr>
-          <w:lang w:val="zh_TW" w:bidi="zh_TW"/>
-        </w:rPr>
-      </w:r>
-      <w:r>
-        <w:rPr>
-          <w:lang w:val="zh_TW" w:bidi="zh_TW"/>
-        </w:rPr>
-      </w:r>
-    </w:p>
-    <w:p>
-      <w:pPr/>
-      <w:r>
-        <w:rPr>
-          <w:lang w:val="zh_TW" w:bidi="zh_TW"/>
-        </w:rPr>
-      </w:r>
-    </w:p>
-    <w:p>
-      <w:pPr>
-        <w:pStyle w:val="Heading2"/>
-      </w:pPr>
-      <w:r>
-        <w:rPr>
-          <w:lang w:val="zh_TW" w:bidi="zh_TW"/>
-        </w:rPr>
-        <w:t>長子的名分</w:t>
-      </w:r>
-      <w:r>
-        <w:rPr>
-          <w:lang w:val="zh_TW" w:bidi="zh_TW"/>
-        </w:rPr>
-      </w:r>
-    </w:p>
-    <w:p>
-      <w:pPr/>
-      <w:r>
-        <w:rPr>
-          <w:lang w:val="zh_TW" w:bidi="zh_TW"/>
-        </w:rPr>
-      </w:r>
-      <w:r>
-        <w:rPr>
-          <w:lang w:val="zh_TW" w:bidi="zh_TW"/>
-        </w:rPr>
-        <w:t>在古代希伯來家庭中，長子名分是一套特別的權利與特權，屬於家中長子。長子的地位僅次於父親；當父親不在家時，長子有權代表家族作決定。</w:t>
-      </w:r>
-    </w:p>
-    <w:p>
-      <w:pPr/>
-      <w:r>
-        <w:rPr>
-          <w:lang w:val="zh_TW" w:bidi="zh_TW"/>
-        </w:rPr>
-      </w:r>
-      <w:r>
-        <w:rPr>
-          <w:lang w:val="zh_TW" w:bidi="zh_TW"/>
-        </w:rPr>
-        <w:t>在創世記中，呂便與弟兄們的故事清楚地顯示出長子名分的運作方式。呂便作為長子，原本擁有長子名分（</w:t>
-      </w:r>
-      <w:hyperlink r:id="rId108">
-        <w:r>
-          <w:rPr>
-            <w:lang w:val="zh_TW" w:bidi="zh_TW"/>
-          </w:rPr>
-          <w:rPr>
-            <w:color w:val="0000EE"/>
-            <w:u w:val="single"/>
-          </w:rPr>
-          <w:t>創37:19–22</w:t>
-        </w:r>
-      </w:hyperlink>
-      <w:r>
-        <w:rPr>
-          <w:lang w:val="zh_TW" w:bidi="zh_TW"/>
-        </w:rPr>
-        <w:t>、</w:t>
-      </w:r>
-      <w:hyperlink r:id="rId108">
-        <w:r>
-          <w:rPr>
-            <w:lang w:val="zh_TW" w:bidi="zh_TW"/>
-          </w:rPr>
-          <w:rPr>
-            <w:color w:val="0000EE"/>
-            <w:u w:val="single"/>
-          </w:rPr>
-          <w:t>28–30</w:t>
-        </w:r>
-      </w:hyperlink>
-      <w:r>
-        <w:rPr>
-          <w:lang w:val="zh_TW" w:bidi="zh_TW"/>
-        </w:rPr>
-        <w:t>），但他後來犯了大錯——與父親的妻子同寢。因這罪行，他失去了長子名分（</w:t>
-      </w:r>
-      <w:hyperlink r:id="rId109">
-        <w:r>
-          <w:rPr>
-            <w:lang w:val="zh_TW" w:bidi="zh_TW"/>
-          </w:rPr>
-          <w:rPr>
-            <w:color w:val="0000EE"/>
-            <w:u w:val="single"/>
-          </w:rPr>
-          <w:t>創49:1–4</w:t>
-        </w:r>
-      </w:hyperlink>
-      <w:r>
-        <w:rPr>
-          <w:lang w:val="zh_TW" w:bidi="zh_TW"/>
-        </w:rPr>
-        <w:t>）。</w:t>
-      </w:r>
-    </w:p>
-    <w:p>
-      <w:pPr/>
-      <w:r>
-        <w:rPr>
-          <w:lang w:val="zh_TW" w:bidi="zh_TW"/>
-        </w:rPr>
-      </w:r>
-      <w:r>
-        <w:rPr>
-          <w:lang w:val="zh_TW" w:bidi="zh_TW"/>
-        </w:rPr>
-        <w:t>呂便失去長子名分後，按順序應輪到西緬、利未、猶大（</w:t>
-      </w:r>
-      <w:hyperlink r:id="rId110">
-        <w:r>
-          <w:rPr>
-            <w:lang w:val="zh_TW" w:bidi="zh_TW"/>
-          </w:rPr>
-          <w:rPr>
-            <w:color w:val="0000EE"/>
-            <w:u w:val="single"/>
-          </w:rPr>
-          <w:t>創29:31–35</w:t>
-        </w:r>
-      </w:hyperlink>
-      <w:r>
-        <w:rPr>
-          <w:lang w:val="zh_TW" w:bidi="zh_TW"/>
-        </w:rPr>
-        <w:t>）。然而，他們的父親雅各因西緬與利未的品格不佳，決定不將長子名分給他們（</w:t>
-      </w:r>
-      <w:hyperlink r:id="rId111">
-        <w:r>
-          <w:rPr>
-            <w:lang w:val="zh_TW" w:bidi="zh_TW"/>
-          </w:rPr>
-          <w:rPr>
-            <w:color w:val="0000EE"/>
-            <w:u w:val="single"/>
-          </w:rPr>
-          <w:t>創49:5–7</w:t>
-        </w:r>
-      </w:hyperlink>
-      <w:r>
-        <w:rPr>
-          <w:lang w:val="zh_TW" w:bidi="zh_TW"/>
-        </w:rPr>
-        <w:t>）。雅各對猶大有良好的評價（</w:t>
-      </w:r>
-      <w:hyperlink r:id="rId112">
-        <w:r>
-          <w:rPr>
-            <w:lang w:val="zh_TW" w:bidi="zh_TW"/>
-          </w:rPr>
-          <w:rPr>
-            <w:color w:val="0000EE"/>
-            <w:u w:val="single"/>
-          </w:rPr>
-          <w:t>創49:8–10</w:t>
-        </w:r>
-      </w:hyperlink>
-      <w:r>
-        <w:rPr>
-          <w:lang w:val="zh_TW" w:bidi="zh_TW"/>
-        </w:rPr>
-        <w:t>），但最終他將長子名分賜給他所疼愛的兒子約瑟（</w:t>
-      </w:r>
-      <w:hyperlink r:id="rId113">
-        <w:r>
-          <w:rPr>
-            <w:lang w:val="zh_TW" w:bidi="zh_TW"/>
-          </w:rPr>
-          <w:rPr>
-            <w:color w:val="0000EE"/>
-            <w:u w:val="single"/>
-          </w:rPr>
-          <w:t>創49:22–26</w:t>
-        </w:r>
-      </w:hyperlink>
-      <w:r>
-        <w:rPr>
-          <w:lang w:val="zh_TW" w:bidi="zh_TW"/>
-        </w:rPr>
-        <w:t>；</w:t>
-      </w:r>
-      <w:hyperlink r:id="rId94">
-        <w:r>
-          <w:rPr>
-            <w:lang w:val="zh_TW" w:bidi="zh_TW"/>
-          </w:rPr>
-          <w:rPr>
-            <w:color w:val="0000EE"/>
-            <w:u w:val="single"/>
-          </w:rPr>
-          <w:t>代上5:1–2</w:t>
-        </w:r>
-      </w:hyperlink>
-      <w:r>
-        <w:rPr>
-          <w:lang w:val="zh_TW" w:bidi="zh_TW"/>
-        </w:rPr>
-        <w:t>；參</w:t>
-      </w:r>
-      <w:hyperlink r:id="rId114">
-        <w:r>
-          <w:rPr>
-            <w:lang w:val="zh_TW" w:bidi="zh_TW"/>
-          </w:rPr>
-          <w:rPr>
-            <w:color w:val="0000EE"/>
-            <w:u w:val="single"/>
-          </w:rPr>
-          <w:t>創37:2–4</w:t>
-        </w:r>
-      </w:hyperlink>
-      <w:r>
-        <w:rPr>
-          <w:lang w:val="zh_TW" w:bidi="zh_TW"/>
-        </w:rPr>
-        <w:t>）。</w:t>
-      </w:r>
-    </w:p>
-    <w:p>
-      <w:pPr>
-        <w:pStyle w:val="Heading3"/>
-      </w:pPr>
-      <w:r>
-        <w:rPr>
-          <w:lang w:val="zh_TW" w:bidi="zh_TW"/>
-        </w:rPr>
-        <w:t>古代長子名分的運作方式</w:t>
-      </w:r>
-    </w:p>
-    <w:p>
-      <w:pPr/>
-      <w:r>
-        <w:rPr>
-          <w:lang w:val="zh_TW" w:bidi="zh_TW"/>
-        </w:rPr>
-      </w:r>
-      <w:r>
-        <w:rPr>
-          <w:lang w:val="zh_TW" w:bidi="zh_TW"/>
-        </w:rPr>
-        <w:t>考古學家在美索不達米亞的努西地區發現古代泥版文書，這些文書顯示家庭成員間可以交換或轉讓長子名分。聖經中以掃將長子名分賣給雅各的記載，即是這種現象的例子（</w:t>
-      </w:r>
-      <w:hyperlink r:id="rId115">
-        <w:r>
-          <w:rPr>
-            <w:lang w:val="zh_TW" w:bidi="zh_TW"/>
-          </w:rPr>
-          <w:rPr>
-            <w:color w:val="0000EE"/>
-            <w:u w:val="single"/>
-          </w:rPr>
-          <w:t>創25:19–34</w:t>
-        </w:r>
-      </w:hyperlink>
-      <w:r>
-        <w:rPr>
-          <w:lang w:val="zh_TW" w:bidi="zh_TW"/>
-        </w:rPr>
-        <w:t>）。</w:t>
-      </w:r>
-    </w:p>
-    <w:p>
-      <w:pPr/>
-      <w:r>
-        <w:rPr>
-          <w:lang w:val="zh_TW" w:bidi="zh_TW"/>
-        </w:rPr>
-      </w:r>
-      <w:r>
-        <w:rPr>
-          <w:lang w:val="zh_TW" w:bidi="zh_TW"/>
-        </w:rPr>
-        <w:t>擁有長子名分的人，通常也會保管一種稱為「神像」的家用偶像（</w:t>
-      </w:r>
-      <w:hyperlink r:id="rId116">
-        <w:r>
-          <w:rPr>
-            <w:lang w:val="zh_TW" w:bidi="zh_TW"/>
-          </w:rPr>
-          <w:rPr>
-            <w:color w:val="0000EE"/>
-            <w:u w:val="single"/>
-          </w:rPr>
-          <w:t>創31:19</w:t>
-        </w:r>
-      </w:hyperlink>
-      <w:r>
-        <w:rPr>
-          <w:lang w:val="zh_TW" w:bidi="zh_TW"/>
-        </w:rPr>
-        <w:t>、</w:t>
-      </w:r>
-      <w:hyperlink r:id="rId116">
-        <w:r>
-          <w:rPr>
-            <w:lang w:val="zh_TW" w:bidi="zh_TW"/>
-          </w:rPr>
-          <w:rPr>
-            <w:color w:val="0000EE"/>
-            <w:u w:val="single"/>
-          </w:rPr>
-          <w:t>32</w:t>
-        </w:r>
-      </w:hyperlink>
-      <w:hyperlink r:id="rId116">
-        <w:r>
-          <w:rPr>
-            <w:lang w:val="zh_TW" w:bidi="zh_TW"/>
-          </w:rPr>
-          <w:rPr>
-            <w:color w:val="0000EE"/>
-            <w:u w:val="single"/>
-          </w:rPr>
-          <w:t>、</w:t>
-        </w:r>
-      </w:hyperlink>
-      <w:hyperlink r:id="rId116">
-        <w:r>
-          <w:rPr>
-            <w:lang w:val="zh_TW" w:bidi="zh_TW"/>
-          </w:rPr>
-          <w:rPr>
-            <w:color w:val="0000EE"/>
-            <w:u w:val="single"/>
-          </w:rPr>
-          <w:t>34</w:t>
-        </w:r>
-      </w:hyperlink>
-      <w:r>
-        <w:rPr>
-          <w:lang w:val="zh_TW" w:bidi="zh_TW"/>
-        </w:rPr>
-        <w:t>）。這些偶像多為泥土製成的小像，代表當地人所敬拜的神祇，擁有它們象徵著長子在家中的權威。</w:t>
-      </w:r>
-    </w:p>
-    <w:p>
-      <w:pPr/>
-      <w:r>
-        <w:rPr>
-          <w:lang w:val="zh_TW" w:bidi="zh_TW"/>
-        </w:rPr>
-      </w:r>
-      <w:r>
-        <w:rPr>
-          <w:lang w:val="zh_TW" w:bidi="zh_TW"/>
-        </w:rPr>
-        <w:t>長子名分包含兩個重要意義：一是成為家族的領袖；二是比其他弟兄獲得更多的產業份額（通常是雙倍的分配）。</w:t>
-      </w:r>
-    </w:p>
-    <w:p>
-      <w:pPr/>
-      <w:r>
-        <w:rPr>
-          <w:lang w:val="zh_TW" w:bidi="zh_TW"/>
-        </w:rPr>
-      </w:r>
-      <w:r>
-        <w:rPr>
-          <w:lang w:val="zh_TW" w:bidi="zh_TW"/>
-        </w:rPr>
-        <w:t>在古以色列，男子可娶多妻。律法規定長子名分必須歸於父親所生的第一個兒子，即使父親更愛其他妻子，也不可隨意更改，除非有正當理由（</w:t>
-      </w:r>
-      <w:hyperlink r:id="rId117">
-        <w:r>
-          <w:rPr>
-            <w:lang w:val="zh_TW" w:bidi="zh_TW"/>
-          </w:rPr>
-          <w:rPr>
-            <w:color w:val="0000EE"/>
-            <w:u w:val="single"/>
-          </w:rPr>
-          <w:t>申21:15–17</w:t>
-        </w:r>
-      </w:hyperlink>
-      <w:r>
-        <w:rPr>
-          <w:lang w:val="zh_TW" w:bidi="zh_TW"/>
-        </w:rPr>
-        <w:t>）。</w:t>
-      </w:r>
-    </w:p>
-    <w:p>
-      <w:pPr/>
-      <w:r>
-        <w:rPr>
-          <w:lang w:val="zh_TW" w:bidi="zh_TW"/>
-        </w:rPr>
-      </w:r>
-      <w:r>
-        <w:rPr>
-          <w:lang w:val="zh_TW" w:bidi="zh_TW"/>
-        </w:rPr>
-        <w:t>但也有例外：若兒子的母親是婢女或妾（與父親同住但地位較低的女子），該兒子就不能承受長子名分（</w:t>
-      </w:r>
-      <w:hyperlink r:id="rId118">
-        <w:r>
-          <w:rPr>
-            <w:lang w:val="zh_TW" w:bidi="zh_TW"/>
-          </w:rPr>
-          <w:rPr>
-            <w:color w:val="0000EE"/>
-            <w:u w:val="single"/>
-          </w:rPr>
-          <w:t>創21:9–13</w:t>
-        </w:r>
-      </w:hyperlink>
-      <w:r>
-        <w:rPr>
-          <w:lang w:val="zh_TW" w:bidi="zh_TW"/>
-        </w:rPr>
-        <w:t>；</w:t>
-      </w:r>
-      <w:hyperlink r:id="rId119">
-        <w:r>
-          <w:rPr>
-            <w:lang w:val="zh_TW" w:bidi="zh_TW"/>
-          </w:rPr>
-          <w:rPr>
-            <w:color w:val="0000EE"/>
-            <w:u w:val="single"/>
-          </w:rPr>
-          <w:t>士11:1–2</w:t>
-        </w:r>
-      </w:hyperlink>
-      <w:r>
-        <w:rPr>
-          <w:lang w:val="zh_TW" w:bidi="zh_TW"/>
-        </w:rPr>
-        <w:t>）。</w:t>
-      </w:r>
-    </w:p>
-    <w:p>
-      <w:pPr/>
-      <w:r>
-        <w:rPr>
-          <w:lang w:val="zh_TW" w:bidi="zh_TW"/>
-        </w:rPr>
-      </w:r>
-      <w:r>
-        <w:rPr>
-          <w:lang w:val="zh_TW" w:bidi="zh_TW"/>
-        </w:rPr>
-        <w:t>長子名分在王室中尤為重要，因為王的長子通常有權繼承王位（</w:t>
-      </w:r>
-      <w:hyperlink r:id="rId120">
-        <w:r>
-          <w:rPr>
-            <w:lang w:val="zh_TW" w:bidi="zh_TW"/>
-          </w:rPr>
-          <w:rPr>
-            <w:color w:val="0000EE"/>
-            <w:u w:val="single"/>
-          </w:rPr>
-          <w:t>代下21:1–3</w:t>
-        </w:r>
-      </w:hyperlink>
-      <w:r>
-        <w:rPr>
-          <w:lang w:val="zh_TW" w:bidi="zh_TW"/>
-        </w:rPr>
-        <w:t>）。若這規則被打破，便可能引發紛爭與混亂。猶大王羅波安的例子便是如此：他選擇心愛的兒子亞比雅作繼承人，雖然亞比雅並非長子。為避免其他兒子起來造反，羅波安只好賜給他們特殊的禮物與地位（</w:t>
-      </w:r>
-      <w:hyperlink r:id="rId120">
-        <w:r>
-          <w:rPr>
-            <w:lang w:val="zh_TW" w:bidi="zh_TW"/>
-          </w:rPr>
-          <w:rPr>
-            <w:color w:val="0000EE"/>
-            <w:u w:val="single"/>
-          </w:rPr>
-          <w:t>代下</w:t>
-        </w:r>
-      </w:hyperlink>
-      <w:hyperlink r:id="rId121">
-        <w:r>
-          <w:rPr>
-            <w:lang w:val="zh_TW" w:bidi="zh_TW"/>
-          </w:rPr>
-          <w:rPr>
-            <w:color w:val="0000EE"/>
-            <w:u w:val="single"/>
-          </w:rPr>
-          <w:t>11:18–23</w:t>
-        </w:r>
-      </w:hyperlink>
-      <w:r>
-        <w:rPr>
-          <w:lang w:val="zh_TW" w:bidi="zh_TW"/>
-        </w:rPr>
-        <w:t>，</w:t>
-      </w:r>
-      <w:hyperlink r:id="rId122">
-        <w:r>
-          <w:rPr>
-            <w:lang w:val="zh_TW" w:bidi="zh_TW"/>
-          </w:rPr>
-          <w:rPr>
-            <w:color w:val="0000EE"/>
-            <w:u w:val="single"/>
-          </w:rPr>
-          <w:t>12:16</w:t>
-        </w:r>
-      </w:hyperlink>
-      <w:r>
-        <w:rPr>
-          <w:lang w:val="zh_TW" w:bidi="zh_TW"/>
-        </w:rPr>
-        <w:t>）。</w:t>
-      </w:r>
-    </w:p>
-    <w:p>
-      <w:pPr>
-        <w:pStyle w:val="Heading3"/>
-      </w:pPr>
-      <w:r>
-        <w:rPr>
-          <w:lang w:val="zh_TW" w:bidi="zh_TW"/>
-        </w:rPr>
-        <w:t>以掃的長子名分及其對基督徒的提醒</w:t>
-      </w:r>
-    </w:p>
-    <w:p>
-      <w:pPr/>
-      <w:r>
-        <w:rPr>
-          <w:lang w:val="zh_TW" w:bidi="zh_TW"/>
-        </w:rPr>
-      </w:r>
-      <w:r>
-        <w:rPr>
-          <w:lang w:val="zh_TW" w:bidi="zh_TW"/>
-        </w:rPr>
-        <w:t>新約聖經引用了舊約聖經中以掃的故事。以掃是以撒的長子，而以撒在以色列早期歷史中是一位重要的領袖。某一天，以掃因極度飢餓，竟將自己的長子名分賣給弟弟雅各，只換取一碗紅豆湯。他做出這個決定時，並未顧及長子名分的重大價值（</w:t>
-      </w:r>
-      <w:hyperlink r:id="rId123">
-        <w:r>
-          <w:rPr>
-            <w:lang w:val="zh_TW" w:bidi="zh_TW"/>
-          </w:rPr>
-          <w:rPr>
-            <w:color w:val="0000EE"/>
-            <w:u w:val="single"/>
-          </w:rPr>
-          <w:t>來12:16–17</w:t>
-        </w:r>
-      </w:hyperlink>
-      <w:r>
-        <w:rPr>
-          <w:lang w:val="zh_TW" w:bidi="zh_TW"/>
-        </w:rPr>
-        <w:t>；參</w:t>
-      </w:r>
-      <w:hyperlink r:id="rId115">
-        <w:r>
-          <w:rPr>
-            <w:lang w:val="zh_TW" w:bidi="zh_TW"/>
-          </w:rPr>
-          <w:rPr>
-            <w:color w:val="0000EE"/>
-            <w:u w:val="single"/>
-          </w:rPr>
-          <w:t>創25:19–34</w:t>
-        </w:r>
-      </w:hyperlink>
-      <w:r>
-        <w:rPr>
-          <w:lang w:val="zh_TW" w:bidi="zh_TW"/>
-        </w:rPr>
-        <w:t>）。</w:t>
-      </w:r>
-    </w:p>
-    <w:p>
-      <w:pPr/>
-      <w:r>
-        <w:rPr>
-          <w:lang w:val="zh_TW" w:bidi="zh_TW"/>
-        </w:rPr>
-      </w:r>
-      <w:r>
-        <w:rPr>
-          <w:lang w:val="zh_TW" w:bidi="zh_TW"/>
-        </w:rPr>
-        <w:t>這個故事帶給我們一個重要的教訓：正如以掃因一時的愚昧選擇失去長子名分與父親的祝福，基督徒也被警戒不可輕率地放棄神為我們預備的屬靈福分與呼召（</w:t>
-      </w:r>
-      <w:hyperlink r:id="rId124">
-        <w:r>
-          <w:rPr>
-            <w:lang w:val="zh_TW" w:bidi="zh_TW"/>
-          </w:rPr>
-          <w:rPr>
-            <w:color w:val="0000EE"/>
-            <w:u w:val="single"/>
-          </w:rPr>
-          <w:t>創27章</w:t>
-        </w:r>
-      </w:hyperlink>
-      <w:r>
-        <w:rPr>
-          <w:lang w:val="zh_TW" w:bidi="zh_TW"/>
-        </w:rPr>
-        <w:t>）。</w:t>
-      </w:r>
-    </w:p>
-    <w:p>
-      <w:pPr/>
-      <w:r>
-        <w:rPr>
-          <w:lang w:val="zh_TW" w:bidi="zh_TW"/>
-        </w:rPr>
-      </w:r>
-      <w:r>
-        <w:rPr>
-          <w:i/>
-          <w:lang w:val="zh_TW" w:bidi="zh_TW"/>
-        </w:rPr>
-        <w:t>另見</w:t>
-      </w:r>
-      <w:r>
-        <w:rPr>
-          <w:lang w:val="zh_TW" w:bidi="zh_TW"/>
-        </w:rPr>
-        <w:t xml:space="preserve"> </w:t>
-      </w:r>
-      <w:r>
-        <w:rPr>
-          <w:lang w:val="zh_TW" w:bidi="zh_TW"/>
-        </w:rPr>
-        <w:t>產業</w:t>
-      </w:r>
-      <w:r>
-        <w:rPr>
-          <w:lang w:val="zh_TW" w:bidi="zh_TW"/>
-        </w:rPr>
-        <w:t>；</w:t>
-      </w:r>
-      <w:r>
-        <w:rPr>
-          <w:lang w:val="zh_TW" w:bidi="zh_TW"/>
-        </w:rPr>
-        <w:t>繼承人</w:t>
-      </w:r>
-      <w:r>
-        <w:rPr>
-          <w:lang w:val="zh_TW" w:bidi="zh_TW"/>
-        </w:rPr>
-        <w:t>；</w:t>
-      </w:r>
-      <w:r>
-        <w:rPr>
-          <w:lang w:val="zh_TW" w:bidi="zh_TW"/>
-        </w:rPr>
-        <w:t>長子</w:t>
-      </w:r>
-      <w:r>
-        <w:rPr>
-          <w:lang w:val="zh_TW" w:bidi="zh_TW"/>
-        </w:rPr>
-        <w:t>。</w:t>
-      </w:r>
-      <w:r>
-        <w:rPr>
-          <w:lang w:val="zh_TW" w:bidi="zh_TW"/>
-        </w:rPr>
-      </w:r>
-      <w:r>
-        <w:rPr>
-          <w:lang w:val="zh_TW" w:bidi="zh_TW"/>
-        </w:rPr>
-      </w:r>
-    </w:p>
-    <w:p>
-      <w:pPr/>
-      <w:r>
-        <w:rPr>
-          <w:lang w:val="zh_TW" w:bidi="zh_TW"/>
-        </w:rPr>
-      </w:r>
-    </w:p>
-    <w:p>
-      <w:pPr>
-        <w:pStyle w:val="Heading2"/>
-      </w:pPr>
-      <w:r>
-        <w:rPr>
-          <w:lang w:val="zh_TW" w:bidi="zh_TW"/>
-        </w:rPr>
-        <w:t>長子繼承權</w:t>
-      </w:r>
-      <w:r>
-        <w:rPr>
-          <w:lang w:val="zh_TW" w:bidi="zh_TW"/>
-        </w:rPr>
-      </w:r>
-    </w:p>
-    <w:p>
-      <w:pPr/>
-      <w:r>
-        <w:rPr>
-          <w:lang w:val="zh_TW" w:bidi="zh_TW"/>
-        </w:rPr>
-      </w:r>
-      <w:r>
-        <w:rPr>
-          <w:lang w:val="zh_TW" w:bidi="zh_TW"/>
-        </w:rPr>
-        <w:t>這個詞源自希臘文對「長子」這個希伯來詞的翻譯。它並未出現在聖經中。這是一個反映了授予頭生男性子嗣之特殊地位與繼承權的概念。</w:t>
-      </w:r>
-    </w:p>
-    <w:p>
-      <w:pPr/>
-      <w:r>
-        <w:rPr>
-          <w:lang w:val="zh_TW" w:bidi="zh_TW"/>
-        </w:rPr>
-      </w:r>
-      <w:r>
-        <w:rPr>
-          <w:lang w:val="zh_TW" w:bidi="zh_TW"/>
-        </w:rPr>
-        <w:t>如果長子去世，下一位在世而年齡最大的男性並不會獲得長子的權利。長女也不會獲得這些權利；此外，如果長子是妾或</w:t>
-      </w:r>
-      <w:r>
-        <w:rPr>
-          <w:lang w:val="zh_TW" w:bidi="zh_TW"/>
-        </w:rPr>
-        <w:t>使女</w:t>
-      </w:r>
-      <w:r>
-        <w:rPr>
-          <w:lang w:val="zh_TW" w:bidi="zh_TW"/>
-        </w:rPr>
-        <w:t>所生，他同樣不會獲得這些權利（例：</w:t>
-      </w:r>
-      <w:hyperlink r:id="rId125">
-        <w:r>
-          <w:rPr>
-            <w:lang w:val="zh_TW" w:bidi="zh_TW"/>
-          </w:rPr>
-          <w:rPr>
-            <w:color w:val="0000EE"/>
-            <w:u w:val="single"/>
-          </w:rPr>
-          <w:t>創21:10</w:t>
-        </w:r>
-      </w:hyperlink>
-      <w:r>
-        <w:rPr>
-          <w:lang w:val="zh_TW" w:bidi="zh_TW"/>
-        </w:rPr>
-        <w:t>）。</w:t>
-      </w:r>
-    </w:p>
-    <w:p>
-      <w:pPr/>
-      <w:r>
-        <w:rPr>
-          <w:lang w:val="zh_TW" w:bidi="zh_TW"/>
-        </w:rPr>
-      </w:r>
-      <w:r>
-        <w:rPr>
-          <w:lang w:val="zh_TW" w:bidi="zh_TW"/>
-        </w:rPr>
-        <w:t>聖經非常重視長子的權利，這可以從長子與其他兒子之間的區別（</w:t>
-      </w:r>
-      <w:hyperlink r:id="rId126">
-        <w:r>
-          <w:rPr>
-            <w:lang w:val="zh_TW" w:bidi="zh_TW"/>
-          </w:rPr>
-          <w:rPr>
-            <w:color w:val="0000EE"/>
-            <w:u w:val="single"/>
-          </w:rPr>
-          <w:t>創10:15</w:t>
-        </w:r>
-      </w:hyperlink>
-      <w:r>
-        <w:rPr>
-          <w:lang w:val="zh_TW" w:bidi="zh_TW"/>
-        </w:rPr>
-        <w:t>，</w:t>
-      </w:r>
-      <w:hyperlink r:id="rId127">
-        <w:r>
-          <w:rPr>
-            <w:lang w:val="zh_TW" w:bidi="zh_TW"/>
-          </w:rPr>
-          <w:rPr>
-            <w:color w:val="0000EE"/>
-            <w:u w:val="single"/>
-          </w:rPr>
-          <w:t>25:13</w:t>
-        </w:r>
-      </w:hyperlink>
-      <w:r>
-        <w:rPr>
-          <w:lang w:val="zh_TW" w:bidi="zh_TW"/>
-        </w:rPr>
-        <w:t>，</w:t>
-      </w:r>
-      <w:hyperlink r:id="rId128">
-        <w:r>
-          <w:rPr>
-            <w:lang w:val="zh_TW" w:bidi="zh_TW"/>
-          </w:rPr>
-          <w:rPr>
-            <w:color w:val="0000EE"/>
-            <w:u w:val="single"/>
-          </w:rPr>
-          <w:t>36:15</w:t>
-        </w:r>
-      </w:hyperlink>
-      <w:r>
-        <w:rPr>
-          <w:lang w:val="zh_TW" w:bidi="zh_TW"/>
-        </w:rPr>
-        <w:t>）、要給予長子的雙倍產業（</w:t>
-      </w:r>
-      <w:hyperlink r:id="rId98">
-        <w:r>
-          <w:rPr>
-            <w:lang w:val="zh_TW" w:bidi="zh_TW"/>
-          </w:rPr>
-          <w:rPr>
-            <w:color w:val="0000EE"/>
-            <w:u w:val="single"/>
-          </w:rPr>
-          <w:t>申21:17</w:t>
-        </w:r>
-      </w:hyperlink>
-      <w:r>
-        <w:rPr>
-          <w:lang w:val="zh_TW" w:bidi="zh_TW"/>
-        </w:rPr>
-        <w:t>），以及父親給予他們的特殊祝福中看出來（</w:t>
-      </w:r>
-      <w:hyperlink r:id="rId129">
-        <w:r>
-          <w:rPr>
-            <w:lang w:val="zh_TW" w:bidi="zh_TW"/>
-          </w:rPr>
-          <w:rPr>
-            <w:color w:val="0000EE"/>
-            <w:u w:val="single"/>
-          </w:rPr>
-          <w:t>創21:1–14</w:t>
-        </w:r>
-      </w:hyperlink>
-      <w:r>
-        <w:rPr>
-          <w:lang w:val="zh_TW" w:bidi="zh_TW"/>
-        </w:rPr>
-        <w:t>，</w:t>
-      </w:r>
-      <w:hyperlink r:id="rId130">
-        <w:r>
-          <w:rPr>
-            <w:lang w:val="zh_TW" w:bidi="zh_TW"/>
-          </w:rPr>
-          <w:rPr>
-            <w:color w:val="0000EE"/>
-            <w:u w:val="single"/>
-          </w:rPr>
-          <w:t>27:1–29</w:t>
-        </w:r>
-      </w:hyperlink>
-      <w:r>
-        <w:rPr>
-          <w:lang w:val="zh_TW" w:bidi="zh_TW"/>
-        </w:rPr>
-        <w:t>，</w:t>
-      </w:r>
-      <w:hyperlink r:id="rId131">
-        <w:r>
-          <w:rPr>
-            <w:lang w:val="zh_TW" w:bidi="zh_TW"/>
-          </w:rPr>
-          <w:rPr>
-            <w:color w:val="0000EE"/>
-            <w:u w:val="single"/>
-          </w:rPr>
-          <w:t>48:18</w:t>
-        </w:r>
-      </w:hyperlink>
-      <w:r>
-        <w:rPr>
-          <w:lang w:val="zh_TW" w:bidi="zh_TW"/>
-        </w:rPr>
-        <w:t>）。</w:t>
-      </w:r>
-    </w:p>
-    <w:p>
-      <w:pPr/>
-      <w:r>
-        <w:rPr>
-          <w:lang w:val="zh_TW" w:bidi="zh_TW"/>
-        </w:rPr>
-      </w:r>
-      <w:r>
-        <w:rPr>
-          <w:i/>
-          <w:lang w:val="zh_TW" w:bidi="zh_TW"/>
-        </w:rPr>
-        <w:t>另見</w:t>
-      </w:r>
-      <w:r>
-        <w:rPr>
-          <w:lang w:val="zh_TW" w:bidi="zh_TW"/>
-        </w:rPr>
-        <w:t>長子的名分</w:t>
-      </w:r>
-      <w:r>
-        <w:rPr>
-          <w:lang w:val="zh_TW" w:bidi="zh_TW"/>
-        </w:rPr>
-        <w:t>；</w:t>
-      </w:r>
-      <w:r>
-        <w:rPr>
-          <w:lang w:val="zh_TW" w:bidi="zh_TW"/>
-        </w:rPr>
-        <w:t>長子</w:t>
-      </w:r>
-      <w:r>
-        <w:rPr>
-          <w:lang w:val="zh_TW" w:bidi="zh_TW"/>
-        </w:rPr>
-        <w:t>。</w:t>
       </w:r>
       <w:r>
         <w:rPr>

--- a/zht/docx/207.content.docx
+++ b/zht/docx/207.content.docx
@@ -149,7 +149,7 @@
         <w:rPr>
           <w:lang w:val="zh_TW" w:bidi="zh_TW"/>
         </w:rPr>
-        <w:t>yuan</w:t>
+        <w:t>yong</w:t>
       </w:r>
       <w:r>
         <w:rPr>
@@ -212,7 +212,7 @@
         <w:rPr>
           <w:lang w:val="zh_TW" w:bidi="zh_TW"/>
         </w:rPr>
-        <w:t>原始福音</w:t>
+        <w:t>永恆</w:t>
       </w:r>
       <w:r>
         <w:rPr>
@@ -231,40 +231,18 @@
         <w:rPr>
           <w:lang w:val="zh_TW" w:bidi="zh_TW"/>
         </w:rPr>
-        <w:t>這個詞語意指「第一個福音」。它由兩個希臘詞組成：</w:t>
-      </w:r>
-      <w:r>
-        <w:rPr>
-          <w:i/>
-          <w:lang w:val="zh_TW" w:bidi="zh_TW"/>
-        </w:rPr>
-        <w:t>protos</w:t>
-      </w:r>
-      <w:r>
-        <w:rPr>
-          <w:lang w:val="zh_TW" w:bidi="zh_TW"/>
-        </w:rPr>
-        <w:t>（意為「第一」）和</w:t>
-      </w:r>
-      <w:r>
-        <w:rPr>
-          <w:i/>
-          <w:lang w:val="zh_TW" w:bidi="zh_TW"/>
-        </w:rPr>
-        <w:t xml:space="preserve">evangelion </w:t>
-      </w:r>
-      <w:r>
-        <w:rPr>
-          <w:lang w:val="zh_TW" w:bidi="zh_TW"/>
-        </w:rPr>
-        <w:t>（意為「福音」或「好消息」）</w:t>
-      </w:r>
-      <w:r>
-        <w:rPr>
-          <w:i/>
-          <w:lang w:val="zh_TW" w:bidi="zh_TW"/>
-        </w:rPr>
-        <w:t>。</w:t>
+        <w:t>指無始無終的時間。</w:t>
+      </w:r>
+    </w:p>
+    <w:p>
+      <w:pPr>
+        <w:pStyle w:val="Heading3"/>
+      </w:pPr>
+      <w:r>
+        <w:rPr>
+          <w:lang w:val="zh_TW" w:bidi="zh_TW"/>
+        </w:rPr>
+        <w:t>舊約聖經中的永恆</w:t>
       </w:r>
     </w:p>
     <w:p>
@@ -278,7 +256,7 @@
         <w:rPr>
           <w:lang w:val="zh_TW" w:bidi="zh_TW"/>
         </w:rPr>
-        <w:t>它指的是在人墮落（人類首次犯罪）之後，神所說出的第一個救贖信息。神對撒但（以蛇的形象出現）說：「我又要叫你和女人彼此為仇； 你的後裔和女人的後裔也彼此為仇。 女人的後裔要傷你的頭； 你要傷他的腳跟」（</w:t>
+        <w:t>舊約聖經中並沒有一個與英文 「eternity（永恆）」完全對應的單字。相反，聖經多以「世世代代」、「從永遠到永遠」等片語來表達這一概念。由於人們認為神是創造並掌管歷史的神的這個概念，人們因此相信神的生命沒有終結，故聖經稱神為「永生的」（見</w:t>
       </w:r>
       <w:hyperlink r:id="rId13">
         <w:r>
@@ -289,28 +267,14 @@
             <w:color w:val="0000EE"/>
             <w:u w:val="single"/>
           </w:rPr>
-          <w:t>創3:15</w:t>
+          <w:t>創21:33</w:t>
         </w:r>
       </w:hyperlink>
       <w:r>
         <w:rPr>
           <w:lang w:val="zh_TW" w:bidi="zh_TW"/>
         </w:rPr>
-        <w:t>）。</w:t>
-      </w:r>
-    </w:p>
-    <w:p>
-      <w:pPr/>
-      <w:r>
-        <w:rPr>
-          <w:lang w:val="zh_TW" w:bidi="zh_TW"/>
-        </w:rPr>
-      </w:r>
-      <w:r>
-        <w:rPr>
-          <w:lang w:val="zh_TW" w:bidi="zh_TW"/>
-        </w:rPr>
-        <w:t>在這個原始福音（或第一個福音）中，我們首次看到那位偉大救贖主，啟示出人性（她的後裔）與神性（擊碎蛇的頭）。神應許將有一位救贖主出現，祂將毀滅撒但，但在此過程中祂也將受苦。這是指向耶穌在十字架上的死。藉著那受苦之死，耶穌敗壞了那掌死權的魔鬼（</w:t>
+        <w:t>；</w:t>
       </w:r>
       <w:hyperlink r:id="rId14">
         <w:r>
@@ -321,14 +285,1467 @@
             <w:color w:val="0000EE"/>
             <w:u w:val="single"/>
           </w:rPr>
-          <w:t>來2:14</w:t>
+          <w:t>賽26:4</w:t>
         </w:r>
       </w:hyperlink>
       <w:r>
         <w:rPr>
           <w:lang w:val="zh_TW" w:bidi="zh_TW"/>
         </w:rPr>
+        <w:t>，</w:t>
+      </w:r>
+      <w:hyperlink r:id="rId15">
+        <w:r>
+          <w:rPr>
+            <w:lang w:val="zh_TW" w:bidi="zh_TW"/>
+          </w:rPr>
+          <w:rPr>
+            <w:color w:val="0000EE"/>
+            <w:u w:val="single"/>
+          </w:rPr>
+          <w:t>40:28</w:t>
+        </w:r>
+      </w:hyperlink>
+      <w:r>
+        <w:rPr>
+          <w:lang w:val="zh_TW" w:bidi="zh_TW"/>
+        </w:rPr>
+        <w:t>）。希伯來人清楚知道神是永生的，與人不同；人的生命在地上則是有限的。</w:t>
+      </w:r>
+    </w:p>
+    <w:p>
+      <w:pPr>
+        <w:pStyle w:val="Heading3"/>
+      </w:pPr>
+      <w:r>
+        <w:rPr>
+          <w:lang w:val="zh_TW" w:bidi="zh_TW"/>
+        </w:rPr>
+        <w:t>新約聖經中的永恆</w:t>
+      </w:r>
+    </w:p>
+    <w:p>
+      <w:pPr/>
+      <w:r>
+        <w:rPr>
+          <w:lang w:val="zh_TW" w:bidi="zh_TW"/>
+        </w:rPr>
+      </w:r>
+      <w:r>
+        <w:rPr>
+          <w:lang w:val="zh_TW" w:bidi="zh_TW"/>
+        </w:rPr>
+        <w:t>新約聖經延續了猶太教與舊約聖經的觀念。在希臘文中，有一個詞既可用來描述時間的時代，也可用來表達神永恆的本性。例如，</w:t>
+      </w:r>
+      <w:hyperlink r:id="rId16">
+        <w:r>
+          <w:rPr>
+            <w:lang w:val="zh_TW" w:bidi="zh_TW"/>
+          </w:rPr>
+          <w:rPr>
+            <w:color w:val="0000EE"/>
+            <w:u w:val="single"/>
+          </w:rPr>
+          <w:t>羅馬書十六章26節</w:t>
+        </w:r>
+      </w:hyperlink>
+      <w:r>
+        <w:rPr>
+          <w:lang w:val="zh_TW" w:bidi="zh_TW"/>
+        </w:rPr>
+        <w:t>中譯為「永生」的詞，源自希臘文「eon」，其含義為「時代」或「長久的時期」。</w:t>
+      </w:r>
+    </w:p>
+    <w:p>
+      <w:pPr/>
+      <w:r>
+        <w:rPr>
+          <w:lang w:val="zh_TW" w:bidi="zh_TW"/>
+        </w:rPr>
+      </w:r>
+      <w:r>
+        <w:rPr>
+          <w:lang w:val="zh_TW" w:bidi="zh_TW"/>
+        </w:rPr>
+        <w:t>神掌管一切時代，祂無始無終，並為人有限的生命賦予秩序與意義。新約聖經也教導我們，時間終將有終結；這一點補充了舊約聖經中關於神創造萬物的教導，使人更加明白神的永恆——祂在萬物之前存有，也必在萬物之後仍然存有。</w:t>
+      </w:r>
+    </w:p>
+    <w:p>
+      <w:pPr/>
+      <w:r>
+        <w:rPr>
+          <w:lang w:val="zh_TW" w:bidi="zh_TW"/>
+        </w:rPr>
+      </w:r>
+      <w:r>
+        <w:rPr>
+          <w:lang w:val="zh_TW" w:bidi="zh_TW"/>
+        </w:rPr>
+        <w:t xml:space="preserve">新約聖經論及神如何藉著耶穌基督向人顯現，其方式與舊約聖經中神向以色列顯現的方式相似。新約聖經中在談論時間時，常以不同介詞搭配「eon（時代）」一詞，例如： </w:t>
+      </w:r>
+    </w:p>
+    <w:p>
+      <w:pPr>
+        <w:pStyle w:val="ListBullet"/>
+        <w:spacing w:line="240" w:lineRule="auto"/>
+        <w:ind w:left="720"/>
+      </w:pPr>
+      <w:r>
+        <w:rPr>
+          <w:lang w:val="zh_TW" w:bidi="zh_TW"/>
+        </w:rPr>
+      </w:r>
+      <w:hyperlink r:id="rId17">
+        <w:r>
+          <w:rPr>
+            <w:lang w:val="zh_TW" w:bidi="zh_TW"/>
+          </w:rPr>
+          <w:rPr>
+            <w:color w:val="0000EE"/>
+            <w:u w:val="single"/>
+          </w:rPr>
+          <w:t>約翰福音九章32節</w:t>
+        </w:r>
+      </w:hyperlink>
+      <w:r>
+        <w:rPr>
+          <w:lang w:val="zh_TW" w:bidi="zh_TW"/>
+        </w:rPr>
+        <w:t>所説的「</w:t>
+      </w:r>
+      <w:r>
+        <w:rPr>
+          <w:lang w:val="zh_TW" w:bidi="zh_TW"/>
+        </w:rPr>
+        <w:t>未曾</w:t>
+      </w:r>
+      <w:r>
+        <w:rPr>
+          <w:lang w:val="zh_TW" w:bidi="zh_TW"/>
+        </w:rPr>
+        <w:t>」，原文直譯為「從這時代之外」</w:t>
+      </w:r>
+    </w:p>
+    <w:p>
+      <w:pPr>
+        <w:pStyle w:val="ListBullet"/>
+        <w:spacing w:line="240" w:lineRule="auto"/>
+        <w:ind w:left="720"/>
+      </w:pPr>
+      <w:r>
+        <w:rPr>
+          <w:lang w:val="zh_TW" w:bidi="zh_TW"/>
+        </w:rPr>
+      </w:r>
+      <w:hyperlink r:id="rId18">
+        <w:r>
+          <w:rPr>
+            <w:lang w:val="zh_TW" w:bidi="zh_TW"/>
+          </w:rPr>
+          <w:rPr>
+            <w:color w:val="0000EE"/>
+            <w:u w:val="single"/>
+          </w:rPr>
+          <w:t>路加福音一章70節</w:t>
+        </w:r>
+      </w:hyperlink>
+      <w:r>
+        <w:rPr>
+          <w:lang w:val="zh_TW" w:bidi="zh_TW"/>
+        </w:rPr>
+        <w:t>所説的「</w:t>
+      </w:r>
+      <w:r>
+        <w:rPr>
+          <w:lang w:val="zh_TW" w:bidi="zh_TW"/>
+        </w:rPr>
+        <w:t>從創世以來</w:t>
+      </w:r>
+      <w:r>
+        <w:rPr>
+          <w:lang w:val="zh_TW" w:bidi="zh_TW"/>
+        </w:rPr>
+        <w:t>」，原文直譯為「從那時代起」</w:t>
+      </w:r>
+    </w:p>
+    <w:p>
+      <w:pPr>
+        <w:pStyle w:val="ListBullet"/>
+        <w:spacing w:line="240" w:lineRule="auto"/>
+        <w:ind w:left="720"/>
+      </w:pPr>
+      <w:r>
+        <w:rPr>
+          <w:lang w:val="zh_TW" w:bidi="zh_TW"/>
+        </w:rPr>
+      </w:r>
+      <w:hyperlink r:id="rId19">
+        <w:r>
+          <w:rPr>
+            <w:lang w:val="zh_TW" w:bidi="zh_TW"/>
+          </w:rPr>
+          <w:rPr>
+            <w:color w:val="0000EE"/>
+            <w:u w:val="single"/>
+          </w:rPr>
+          <w:t>猶大書一章13節</w:t>
+        </w:r>
+      </w:hyperlink>
+      <w:r>
+        <w:rPr>
+          <w:lang w:val="zh_TW" w:bidi="zh_TW"/>
+        </w:rPr>
+        <w:t>所説的「永遠」，原文直譯為「直到那時代之中」</w:t>
+      </w:r>
+    </w:p>
+    <w:p>
+      <w:pPr>
+        <w:pStyle w:val="ListBullet"/>
+        <w:spacing w:line="240" w:lineRule="auto"/>
+        <w:ind w:left="720"/>
+      </w:pPr>
+      <w:r>
+        <w:rPr>
+          <w:lang w:val="zh_TW" w:bidi="zh_TW"/>
+        </w:rPr>
+      </w:r>
+      <w:hyperlink r:id="rId20">
+        <w:r>
+          <w:rPr>
+            <w:lang w:val="zh_TW" w:bidi="zh_TW"/>
+          </w:rPr>
+          <w:rPr>
+            <w:color w:val="0000EE"/>
+            <w:u w:val="single"/>
+          </w:rPr>
+          <w:t>約翰福音四章14節</w:t>
+        </w:r>
+      </w:hyperlink>
+      <w:r>
+        <w:rPr>
+          <w:lang w:val="zh_TW" w:bidi="zh_TW"/>
+        </w:rPr>
+        <w:t>所説的「直到永生」，原文直譯為「進入諸世代之中」</w:t>
+      </w:r>
+    </w:p>
+    <w:p>
+      <w:pPr/>
+      <w:r>
+        <w:rPr>
+          <w:lang w:val="zh_TW" w:bidi="zh_TW"/>
+        </w:rPr>
+      </w:r>
+      <w:r>
+        <w:rPr>
+          <w:lang w:val="zh_TW" w:bidi="zh_TW"/>
+        </w:rPr>
+        <w:t>前兩個片語指的是遙遠的過去；後兩個則指向未定的未來，通常譯為「永遠」。</w:t>
+      </w:r>
+    </w:p>
+    <w:p>
+      <w:pPr>
+        <w:pStyle w:val="Heading3"/>
+      </w:pPr>
+      <w:r>
+        <w:rPr>
+          <w:lang w:val="zh_TW" w:bidi="zh_TW"/>
+        </w:rPr>
+        <w:t>不同文化對時間與永恆的看法</w:t>
+      </w:r>
+    </w:p>
+    <w:p>
+      <w:pPr/>
+      <w:r>
+        <w:rPr>
+          <w:lang w:val="zh_TW" w:bidi="zh_TW"/>
+        </w:rPr>
+      </w:r>
+      <w:r>
+        <w:rPr>
+          <w:lang w:val="zh_TW" w:bidi="zh_TW"/>
+        </w:rPr>
+        <w:t>聖經對永恆的看法，與當時其它文化的觀念有所不同。許多文化認為時間是循環的，事件會不斷重演；在希臘文化中尤其明顯，時間被視為一個不斷重複的圓圈。</w:t>
+      </w:r>
+    </w:p>
+    <w:p>
+      <w:pPr/>
+      <w:r>
+        <w:rPr>
+          <w:lang w:val="zh_TW" w:bidi="zh_TW"/>
+        </w:rPr>
+      </w:r>
+      <w:r>
+        <w:rPr>
+          <w:lang w:val="zh_TW" w:bidi="zh_TW"/>
+        </w:rPr>
+        <w:t>在希臘思想中，救恩意味著逃離這無盡的時間循環，進入一種無時間存在的境界；然而，聖經對時間的理解截然不同。聖經將時間描繪為一條具有起點與終點的直線，並完全置於神的主權之下。</w:t>
+      </w:r>
+    </w:p>
+    <w:p>
+      <w:pPr/>
+      <w:r>
+        <w:rPr>
+          <w:lang w:val="zh_TW" w:bidi="zh_TW"/>
+        </w:rPr>
+      </w:r>
+      <w:r>
+        <w:rPr>
+          <w:lang w:val="zh_TW" w:bidi="zh_TW"/>
+        </w:rPr>
+        <w:t>因此，這也表示聖經對救恩的看法不同：救恩並非藉著是逃避時間而成就，而是在每個人的生命中經歷神的過程中成就，並邁向神所預備的最終完全。</w:t>
+      </w:r>
+    </w:p>
+    <w:p>
+      <w:pPr/>
+      <w:r>
+        <w:rPr>
+          <w:lang w:val="zh_TW" w:bidi="zh_TW"/>
+        </w:rPr>
+      </w:r>
+      <w:r>
+        <w:rPr>
+          <w:lang w:val="zh_TW" w:bidi="zh_TW"/>
+        </w:rPr>
+        <w:t>希臘文化與聖經對時間的看法不同，也引發了一個問題：永恆究竟是什麼？它只是無盡的時間嗎？還是另一種存在，例如超越時間？聖經指出，永恆並不等同於無時間狀態，也不是現今時間的對立面；當下的時間與永恆在某些基本特徵上是相通的。</w:t>
+      </w:r>
+    </w:p>
+    <w:p>
+      <w:pPr>
+        <w:pStyle w:val="Heading3"/>
+      </w:pPr>
+      <w:r>
+        <w:rPr>
+          <w:lang w:val="zh_TW" w:bidi="zh_TW"/>
+        </w:rPr>
+        <w:t>時間的兩個時代</w:t>
+      </w:r>
+    </w:p>
+    <w:p>
+      <w:pPr/>
+      <w:r>
+        <w:rPr>
+          <w:lang w:val="zh_TW" w:bidi="zh_TW"/>
+        </w:rPr>
+      </w:r>
+      <w:r>
+        <w:rPr>
+          <w:lang w:val="zh_TW" w:bidi="zh_TW"/>
+        </w:rPr>
+        <w:t>新約聖經（承襲猶太教的教導）將時間劃分為兩個部分：</w:t>
+      </w:r>
+    </w:p>
+    <w:p>
+      <w:pPr>
+        <w:pStyle w:val="ListBullet"/>
+        <w:spacing w:line="240" w:lineRule="auto"/>
+        <w:ind w:left="720"/>
+      </w:pPr>
+      <w:r>
+        <w:rPr>
+          <w:lang w:val="zh_TW" w:bidi="zh_TW"/>
+        </w:rPr>
+      </w:r>
+      <w:r>
+        <w:rPr>
+          <w:lang w:val="zh_TW" w:bidi="zh_TW"/>
+        </w:rPr>
+        <w:t>「現今的世代」（我們現在所處的時代）</w:t>
+      </w:r>
+    </w:p>
+    <w:p>
+      <w:pPr>
+        <w:pStyle w:val="ListBullet"/>
+        <w:spacing w:line="240" w:lineRule="auto"/>
+        <w:ind w:left="720"/>
+      </w:pPr>
+      <w:r>
+        <w:rPr>
+          <w:lang w:val="zh_TW" w:bidi="zh_TW"/>
+        </w:rPr>
+      </w:r>
+      <w:r>
+        <w:rPr>
+          <w:lang w:val="zh_TW" w:bidi="zh_TW"/>
+        </w:rPr>
+        <w:t>「將來的世代」（神所應許的未來時期）</w:t>
+      </w:r>
+    </w:p>
+    <w:p>
+      <w:pPr/>
+      <w:r>
+        <w:rPr>
+          <w:lang w:val="zh_TW" w:bidi="zh_TW"/>
+        </w:rPr>
+      </w:r>
+      <w:r>
+        <w:rPr>
+          <w:lang w:val="zh_TW" w:bidi="zh_TW"/>
+        </w:rPr>
+        <w:t>這兩個時代的區別，並不僅僅在於有時間與無時間的對立。「將來的世代」將是一個真實展開的未來時代，具有其獨特的屬性。聖經在描述這新時代的來臨時，也呈現了許多關於未來將發生之事的細節。</w:t>
+      </w:r>
+    </w:p>
+    <w:p>
+      <w:pPr/>
+      <w:r>
+        <w:rPr>
+          <w:lang w:val="zh_TW" w:bidi="zh_TW"/>
+        </w:rPr>
+      </w:r>
+      <w:r>
+        <w:rPr>
+          <w:lang w:val="zh_TW" w:bidi="zh_TW"/>
+        </w:rPr>
+        <w:t>此外，這個新時代並非只是單純回到萬物起初的狀態，而是要完成神對萬有的計畫。正如</w:t>
+      </w:r>
+      <w:hyperlink r:id="rId21">
+        <w:r>
+          <w:rPr>
+            <w:lang w:val="zh_TW" w:bidi="zh_TW"/>
+          </w:rPr>
+          <w:rPr>
+            <w:color w:val="0000EE"/>
+            <w:u w:val="single"/>
+          </w:rPr>
+          <w:t>啓示錄一章4節</w:t>
+        </w:r>
+      </w:hyperlink>
+      <w:r>
+        <w:rPr>
+          <w:lang w:val="zh_TW" w:bidi="zh_TW"/>
+        </w:rPr>
+        <w:t>所宣告的，神是「昔在、今在、以後永在的」；因此，聖經稱之為「新造」。</w:t>
+      </w:r>
+    </w:p>
+    <w:p>
+      <w:pPr>
+        <w:pStyle w:val="Heading3"/>
+      </w:pPr>
+      <w:r>
+        <w:rPr>
+          <w:lang w:val="zh_TW" w:bidi="zh_TW"/>
+        </w:rPr>
+        <w:t>新時代與現今的世代的並存</w:t>
+      </w:r>
+    </w:p>
+    <w:p>
+      <w:pPr/>
+      <w:r>
+        <w:rPr>
+          <w:lang w:val="zh_TW" w:bidi="zh_TW"/>
+        </w:rPr>
+      </w:r>
+      <w:r>
+        <w:rPr>
+          <w:lang w:val="zh_TW" w:bidi="zh_TW"/>
+        </w:rPr>
+        <w:t>新約聖經教導我們，「將來的世代」其實已經開始了。從基督的生平與服事開始，雖然我們仍然生活在現今的世代之中，但這兩個時代在當下是同時並存的。</w:t>
+      </w:r>
+    </w:p>
+    <w:p>
+      <w:pPr/>
+      <w:r>
+        <w:rPr>
+          <w:lang w:val="zh_TW" w:bidi="zh_TW"/>
+        </w:rPr>
+      </w:r>
+      <w:r>
+        <w:rPr>
+          <w:lang w:val="zh_TW" w:bidi="zh_TW"/>
+        </w:rPr>
+        <w:t>聖經以多種方式表達這一概念，例如：</w:t>
+      </w:r>
+    </w:p>
+    <w:p>
+      <w:pPr>
+        <w:pStyle w:val="ListBullet"/>
+        <w:spacing w:line="240" w:lineRule="auto"/>
+        <w:ind w:left="720"/>
+      </w:pPr>
+      <w:r>
+        <w:rPr>
+          <w:lang w:val="zh_TW" w:bidi="zh_TW"/>
+        </w:rPr>
+      </w:r>
+      <w:r>
+        <w:rPr>
+          <w:lang w:val="zh_TW" w:bidi="zh_TW"/>
+        </w:rPr>
+        <w:t>「初熟的果子」</w:t>
+      </w:r>
+    </w:p>
+    <w:p>
+      <w:pPr>
+        <w:pStyle w:val="ListBullet"/>
+        <w:spacing w:line="240" w:lineRule="auto"/>
+        <w:ind w:left="720"/>
+      </w:pPr>
+      <w:r>
+        <w:rPr>
+          <w:lang w:val="zh_TW" w:bidi="zh_TW"/>
+        </w:rPr>
+      </w:r>
+      <w:r>
+        <w:rPr>
+          <w:lang w:val="zh_TW" w:bidi="zh_TW"/>
+        </w:rPr>
+        <w:t>「得基業的憑據」</w:t>
+      </w:r>
+    </w:p>
+    <w:p>
+      <w:pPr>
+        <w:pStyle w:val="ListBullet"/>
+        <w:spacing w:line="240" w:lineRule="auto"/>
+        <w:ind w:left="720"/>
+      </w:pPr>
+      <w:r>
+        <w:rPr>
+          <w:lang w:val="zh_TW" w:bidi="zh_TW"/>
+        </w:rPr>
+      </w:r>
+      <w:r>
+        <w:rPr>
+          <w:lang w:val="zh_TW" w:bidi="zh_TW"/>
+        </w:rPr>
+        <w:t>「末後的日子」</w:t>
+      </w:r>
+    </w:p>
+    <w:p>
+      <w:pPr/>
+      <w:r>
+        <w:rPr>
+          <w:lang w:val="zh_TW" w:bidi="zh_TW"/>
+        </w:rPr>
+      </w:r>
+      <w:r>
+        <w:rPr>
+          <w:lang w:val="zh_TW" w:bidi="zh_TW"/>
+        </w:rPr>
+        <w:t>例如，</w:t>
+      </w:r>
+      <w:hyperlink r:id="rId22">
+        <w:r>
+          <w:rPr>
+            <w:lang w:val="zh_TW" w:bidi="zh_TW"/>
+          </w:rPr>
+          <w:rPr>
+            <w:color w:val="0000EE"/>
+            <w:u w:val="single"/>
+          </w:rPr>
+          <w:t>希伯來書六章5節</w:t>
+        </w:r>
+      </w:hyperlink>
+      <w:r>
+        <w:rPr>
+          <w:lang w:val="zh_TW" w:bidi="zh_TW"/>
+        </w:rPr>
+        <w:t>提到，有人已經「嘗過神善道的滋味</w:t>
+      </w:r>
+      <w:r>
+        <w:rPr>
+          <w:lang w:val="zh_TW" w:bidi="zh_TW"/>
+        </w:rPr>
+        <w:t>、覺悟</w:t>
+      </w:r>
+      <w:r>
+        <w:rPr>
+          <w:lang w:val="zh_TW" w:bidi="zh_TW"/>
+        </w:rPr>
+        <w:t>來世權能」，這表示因著耶穌的救恩，信徒如今就能享受將來的時代的一部分祝福。</w:t>
+      </w:r>
+    </w:p>
+    <w:p>
+      <w:pPr>
+        <w:pStyle w:val="Heading3"/>
+      </w:pPr>
+      <w:r>
+        <w:rPr>
+          <w:lang w:val="zh_TW" w:bidi="zh_TW"/>
+        </w:rPr>
+        <w:t>對時間與永恆的理解</w:t>
+      </w:r>
+    </w:p>
+    <w:p>
+      <w:pPr/>
+      <w:r>
+        <w:rPr>
+          <w:lang w:val="zh_TW" w:bidi="zh_TW"/>
+        </w:rPr>
+      </w:r>
+      <w:r>
+        <w:rPr>
+          <w:lang w:val="zh_TW" w:bidi="zh_TW"/>
+        </w:rPr>
+        <w:t>永恆並非時間的對立面，也不是一種沒有時間的狀態；相反，永恆是無界限的時間。它隨著耶穌所帶來的神國開始，並向未來延伸。</w:t>
+      </w:r>
+    </w:p>
+    <w:p>
+      <w:pPr/>
+      <w:r>
+        <w:rPr>
+          <w:lang w:val="zh_TW" w:bidi="zh_TW"/>
+        </w:rPr>
+      </w:r>
+      <w:r>
+        <w:rPr>
+          <w:lang w:val="zh_TW" w:bidi="zh_TW"/>
+        </w:rPr>
+        <w:t>神既掌管我們現今的時間（</w:t>
+      </w:r>
+      <w:hyperlink r:id="rId23">
+        <w:r>
+          <w:rPr>
+            <w:lang w:val="zh_TW" w:bidi="zh_TW"/>
+          </w:rPr>
+          <w:rPr>
+            <w:color w:val="0000EE"/>
+            <w:u w:val="single"/>
+          </w:rPr>
+          <w:t>加1:4</w:t>
+        </w:r>
+      </w:hyperlink>
+      <w:r>
+        <w:rPr>
+          <w:lang w:val="zh_TW" w:bidi="zh_TW"/>
+        </w:rPr>
+        <w:t>中稱之為「這罪惡的世代」），也掌管永恆。作為所有時間的神，神賦予兩者目的與意義</w:t>
+      </w:r>
+    </w:p>
+    <w:p>
+      <w:pPr/>
+      <w:r>
+        <w:rPr>
+          <w:lang w:val="zh_TW" w:bidi="zh_TW"/>
+        </w:rPr>
+      </w:r>
+      <w:r>
+        <w:rPr>
+          <w:i/>
+          <w:lang w:val="zh_TW" w:bidi="zh_TW"/>
+        </w:rPr>
+        <w:t>另見</w:t>
+      </w:r>
+      <w:r>
+        <w:rPr>
+          <w:lang w:val="zh_TW" w:bidi="zh_TW"/>
+        </w:rPr>
+        <w:t xml:space="preserve"> </w:t>
+      </w:r>
+      <w:r>
+        <w:rPr>
+          <w:lang w:val="zh_TW" w:bidi="zh_TW"/>
+        </w:rPr>
+        <w:t>時代</w:t>
+      </w:r>
+      <w:r>
+        <w:rPr>
+          <w:lang w:val="zh_TW" w:bidi="zh_TW"/>
+        </w:rPr>
+        <w:t>；</w:t>
+      </w:r>
+      <w:r>
+        <w:rPr>
+          <w:lang w:val="zh_TW" w:bidi="zh_TW"/>
+        </w:rPr>
+        <w:t>神的存在與屬性</w:t>
+      </w:r>
+      <w:r>
+        <w:rPr>
+          <w:lang w:val="zh_TW" w:bidi="zh_TW"/>
+        </w:rPr>
+        <w:t>。</w:t>
+      </w:r>
+      <w:r>
+        <w:rPr>
+          <w:lang w:val="zh_TW" w:bidi="zh_TW"/>
+        </w:rPr>
+      </w:r>
+      <w:r>
+        <w:rPr>
+          <w:lang w:val="zh_TW" w:bidi="zh_TW"/>
+        </w:rPr>
+      </w:r>
+    </w:p>
+    <w:p>
+      <w:pPr/>
+      <w:r>
+        <w:rPr>
+          <w:lang w:val="zh_TW" w:bidi="zh_TW"/>
+        </w:rPr>
+      </w:r>
+    </w:p>
+    <w:p>
+      <w:pPr>
+        <w:pStyle w:val="Heading2"/>
+      </w:pPr>
+      <w:r>
+        <w:rPr>
+          <w:lang w:val="zh_TW" w:bidi="zh_TW"/>
+        </w:rPr>
+        <w:t>永生</w:t>
+      </w:r>
+      <w:r>
+        <w:rPr>
+          <w:lang w:val="zh_TW" w:bidi="zh_TW"/>
+        </w:rPr>
+      </w:r>
+    </w:p>
+    <w:p>
+      <w:pPr/>
+      <w:r>
+        <w:rPr>
+          <w:lang w:val="zh_TW" w:bidi="zh_TW"/>
+        </w:rPr>
+      </w:r>
+      <w:r>
+        <w:rPr>
+          <w:lang w:val="zh_TW" w:bidi="zh_TW"/>
+        </w:rPr>
+        <w:t>聖經中所描述的一種存在模式，具有永恆或不朽的特性，是從神來並賜予信徒的生命。聖經作者認識到有一位活的神，在世界創造之前就存在，並當時間的終結來到時，祂仍然持續存在。神賜給那些順服並對祂負責之人的禮物被稱為「永生」或類似的同義詞。約翰福音提供了對永生最清楚的教導。</w:t>
+      </w:r>
+    </w:p>
+    <w:p>
+      <w:pPr/>
+      <w:r>
+        <w:rPr>
+          <w:lang w:val="zh_TW" w:bidi="zh_TW"/>
+        </w:rPr>
+      </w:r>
+      <w:r>
+        <w:rPr>
+          <w:lang w:val="zh_TW" w:bidi="zh_TW"/>
+        </w:rPr>
+        <w:t>「永生」這個詞在希臘文舊約中僅出現一次（</w:t>
+      </w:r>
+      <w:hyperlink r:id="rId24">
+        <w:r>
+          <w:rPr>
+            <w:lang w:val="zh_TW" w:bidi="zh_TW"/>
+          </w:rPr>
+          <w:rPr>
+            <w:color w:val="0000EE"/>
+            <w:u w:val="single"/>
+          </w:rPr>
+          <w:t>但12:2</w:t>
+        </w:r>
+      </w:hyperlink>
+      <w:r>
+        <w:rPr>
+          <w:lang w:val="zh_TW" w:bidi="zh_TW"/>
+        </w:rPr>
+        <w:t>，基本意思是「那個時代的生命（the life of the age）」，指的是超越死人復活時代的生命）。然而，舊約中「生命」的主要意義是地上生活的福祉。</w:t>
+      </w:r>
+    </w:p>
+    <w:p>
+      <w:pPr/>
+      <w:r>
+        <w:rPr>
+          <w:lang w:val="zh_TW" w:bidi="zh_TW"/>
+        </w:rPr>
+      </w:r>
+      <w:r>
+        <w:rPr>
+          <w:lang w:val="zh_TW" w:bidi="zh_TW"/>
+        </w:rPr>
+        <w:t>在兩約之間的時期，猶太拉比清楚地區分了「今世」和「將來的世代」。他們強調，將來世代的生命不僅僅是在數量上的延續，而是質量上的區別。</w:t>
+      </w:r>
+    </w:p>
+    <w:p>
+      <w:pPr/>
+      <w:r>
+        <w:rPr>
+          <w:lang w:val="zh_TW" w:bidi="zh_TW"/>
+        </w:rPr>
+      </w:r>
+      <w:r>
+        <w:rPr>
+          <w:lang w:val="zh_TW" w:bidi="zh_TW"/>
+        </w:rPr>
+        <w:t>希臘文中「永恆」一詞的詞源與「世代」或「永遠」相關。將新約置於猶太教的背景下，結合永活神和「將來世代」的應許，使「永恆」這個形容詞具有更深的意義。耶穌基督作為神的最終啟示，使未來彌賽亞世代的生命品質在現在的現實中成為可能。</w:t>
+      </w:r>
+    </w:p>
+    <w:p>
+      <w:pPr/>
+      <w:r>
+        <w:rPr>
+          <w:lang w:val="zh_TW" w:bidi="zh_TW"/>
+        </w:rPr>
+      </w:r>
+      <w:r>
+        <w:rPr>
+          <w:lang w:val="zh_TW" w:bidi="zh_TW"/>
+        </w:rPr>
+        <w:t>那位富有的年輕官員來到耶穌面前，詢問如何承受永生（</w:t>
+      </w:r>
+      <w:hyperlink r:id="rId25">
+        <w:r>
+          <w:rPr>
+            <w:lang w:val="zh_TW" w:bidi="zh_TW"/>
+          </w:rPr>
+          <w:rPr>
+            <w:color w:val="0000EE"/>
+            <w:u w:val="single"/>
+          </w:rPr>
+          <w:t>可10:17</w:t>
+        </w:r>
+      </w:hyperlink>
+      <w:r>
+        <w:rPr>
+          <w:lang w:val="zh_TW" w:bidi="zh_TW"/>
+        </w:rPr>
+        <w:t>）。顯然，他想到的是將來世代的復活生命。耶穌的回答以相同的概念來應對（</w:t>
+      </w:r>
+      <w:hyperlink r:id="rId26">
+        <w:r>
+          <w:rPr>
+            <w:lang w:val="zh_TW" w:bidi="zh_TW"/>
+          </w:rPr>
+          <w:rPr>
+            <w:color w:val="0000EE"/>
+            <w:u w:val="single"/>
+          </w:rPr>
+          <w:t>30</w:t>
+        </w:r>
+      </w:hyperlink>
+      <w:r>
+        <w:rPr>
+          <w:lang w:val="zh_TW" w:bidi="zh_TW"/>
+        </w:rPr>
+        <w:t>節）。</w:t>
+      </w:r>
+    </w:p>
+    <w:p>
+      <w:pPr/>
+      <w:r>
+        <w:rPr>
+          <w:lang w:val="zh_TW" w:bidi="zh_TW"/>
+        </w:rPr>
+      </w:r>
+      <w:r>
+        <w:rPr>
+          <w:lang w:val="zh_TW" w:bidi="zh_TW"/>
+        </w:rPr>
+        <w:t>耶穌對富有年輕人的回答中，把接受永生等同於進入神的國（</w:t>
+      </w:r>
+      <w:hyperlink r:id="rId27">
+        <w:r>
+          <w:rPr>
+            <w:lang w:val="zh_TW" w:bidi="zh_TW"/>
+          </w:rPr>
+          <w:rPr>
+            <w:color w:val="0000EE"/>
+            <w:u w:val="single"/>
+          </w:rPr>
+          <w:t>可10:23–25</w:t>
+        </w:r>
+      </w:hyperlink>
+      <w:r>
+        <w:rPr>
+          <w:lang w:val="zh_TW" w:bidi="zh_TW"/>
+        </w:rPr>
+        <w:t>）。神的國不僅僅是一個未來的事件，而是已經在耶穌的生命、事工和教導中開始實現。神的國是現在這個當下（present）生命的禮物，信徒在現今世代中便能領受。耶穌的許多比喻強調了這一點（例如，</w:t>
+      </w:r>
+      <w:hyperlink r:id="rId28">
+        <w:r>
+          <w:rPr>
+            <w:lang w:val="zh_TW" w:bidi="zh_TW"/>
+          </w:rPr>
+          <w:rPr>
+            <w:color w:val="0000EE"/>
+            <w:u w:val="single"/>
+          </w:rPr>
+          <w:t>太13章</w:t>
+        </w:r>
+      </w:hyperlink>
+      <w:r>
+        <w:rPr>
+          <w:lang w:val="zh_TW" w:bidi="zh_TW"/>
+        </w:rPr>
+        <w:t>中的比喻）。登山寶訓中的八福（</w:t>
+      </w:r>
+      <w:hyperlink r:id="rId29">
+        <w:r>
+          <w:rPr>
+            <w:lang w:val="zh_TW" w:bidi="zh_TW"/>
+          </w:rPr>
+          <w:rPr>
+            <w:color w:val="0000EE"/>
+            <w:u w:val="single"/>
+          </w:rPr>
+          <w:t>5:3–12</w:t>
+        </w:r>
+      </w:hyperlink>
+      <w:r>
+        <w:rPr>
+          <w:lang w:val="zh_TW" w:bidi="zh_TW"/>
+        </w:rPr>
+        <w:t>）進一步闡明了當下的祝福，包括救恩、赦罪和公義。因此，永生是一種現今的祝福，賜予那些順服神的統治並在這新救恩時代的祝福中生活的人，在現今世代結束之前，便能享受這恩典。</w:t>
+      </w:r>
+    </w:p>
+    <w:p>
+      <w:pPr/>
+      <w:r>
+        <w:rPr>
+          <w:lang w:val="zh_TW" w:bidi="zh_TW"/>
+        </w:rPr>
+      </w:r>
+      <w:r>
+        <w:rPr>
+          <w:lang w:val="zh_TW" w:bidi="zh_TW"/>
+        </w:rPr>
+        <w:t>關於永生最全面的討論出現在約翰福音。約翰的目是突出這一概念的關鍵重要性：「但記這些事要叫你們信耶穌是基督，是神的兒子，並且叫你們信了他，就可以因他的名得生命。」（</w:t>
+      </w:r>
+      <w:hyperlink r:id="rId30">
+        <w:r>
+          <w:rPr>
+            <w:lang w:val="zh_TW" w:bidi="zh_TW"/>
+          </w:rPr>
+          <w:rPr>
+            <w:color w:val="0000EE"/>
+            <w:u w:val="single"/>
+          </w:rPr>
+          <w:t>約20:31</w:t>
+        </w:r>
+      </w:hyperlink>
+      <w:r>
+        <w:rPr>
+          <w:lang w:val="zh_TW" w:bidi="zh_TW"/>
+        </w:rPr>
+        <w:t>）。約翰中最早提及永生見於</w:t>
+      </w:r>
+      <w:hyperlink r:id="rId31">
+        <w:r>
+          <w:rPr>
+            <w:lang w:val="zh_TW" w:bidi="zh_TW"/>
+          </w:rPr>
+          <w:rPr>
+            <w:color w:val="0000EE"/>
+            <w:u w:val="single"/>
+          </w:rPr>
+          <w:t>約翰福音三章15節</w:t>
+        </w:r>
+      </w:hyperlink>
+      <w:r>
+        <w:rPr>
+          <w:lang w:val="zh_TW" w:bidi="zh_TW"/>
+        </w:rPr>
+        <w:t>。</w:t>
+      </w:r>
+    </w:p>
+    <w:p>
+      <w:pPr/>
+      <w:r>
+        <w:rPr>
+          <w:lang w:val="zh_TW" w:bidi="zh_TW"/>
+        </w:rPr>
+      </w:r>
+      <w:r>
+        <w:rPr>
+          <w:lang w:val="zh_TW" w:bidi="zh_TW"/>
+        </w:rPr>
+        <w:t>約翰明顯地認同猶太人對將來世代及其祝福的期盼（例如，</w:t>
+      </w:r>
+      <w:hyperlink r:id="rId32">
+        <w:r>
+          <w:rPr>
+            <w:lang w:val="zh_TW" w:bidi="zh_TW"/>
+          </w:rPr>
+          <w:rPr>
+            <w:color w:val="0000EE"/>
+            <w:u w:val="single"/>
+          </w:rPr>
+          <w:t>約3:36，</w:t>
+        </w:r>
+      </w:hyperlink>
+      <w:hyperlink r:id="rId20">
+        <w:r>
+          <w:rPr>
+            <w:lang w:val="zh_TW" w:bidi="zh_TW"/>
+          </w:rPr>
+          <w:rPr>
+            <w:color w:val="0000EE"/>
+            <w:u w:val="single"/>
+          </w:rPr>
+          <w:t>4:14，</w:t>
+        </w:r>
+      </w:hyperlink>
+      <w:hyperlink r:id="rId33">
+        <w:r>
+          <w:rPr>
+            <w:lang w:val="zh_TW" w:bidi="zh_TW"/>
+          </w:rPr>
+          <w:rPr>
+            <w:color w:val="0000EE"/>
+            <w:u w:val="single"/>
+          </w:rPr>
+          <w:t>5:29、39，</w:t>
+        </w:r>
+      </w:hyperlink>
+      <w:hyperlink r:id="rId34">
+        <w:r>
+          <w:rPr>
+            <w:lang w:val="zh_TW" w:bidi="zh_TW"/>
+          </w:rPr>
+          <w:rPr>
+            <w:color w:val="0000EE"/>
+            <w:u w:val="single"/>
+          </w:rPr>
+          <w:t>6:27，</w:t>
+        </w:r>
+      </w:hyperlink>
+      <w:hyperlink r:id="rId35">
+        <w:r>
+          <w:rPr>
+            <w:lang w:val="zh_TW" w:bidi="zh_TW"/>
+          </w:rPr>
+          <w:rPr>
+            <w:color w:val="0000EE"/>
+            <w:u w:val="single"/>
+          </w:rPr>
+          <w:t>12:25</w:t>
+        </w:r>
+      </w:hyperlink>
+      <w:r>
+        <w:rPr>
+          <w:lang w:val="zh_TW" w:bidi="zh_TW"/>
+        </w:rPr>
+        <w:t>）。永生被定義為彌賽亞世代到來時，所賜予的特別恩典。拉撒路的復活（</w:t>
+      </w:r>
+      <w:hyperlink r:id="rId36">
+        <w:r>
+          <w:rPr>
+            <w:lang w:val="zh_TW" w:bidi="zh_TW"/>
+          </w:rPr>
+          <w:rPr>
+            <w:color w:val="0000EE"/>
+            <w:u w:val="single"/>
+          </w:rPr>
+          <w:t>11</w:t>
+        </w:r>
+      </w:hyperlink>
+      <w:r>
+        <w:rPr>
+          <w:lang w:val="zh_TW" w:bidi="zh_TW"/>
+        </w:rPr>
+        <w:t>章）是一個活生生的比喻，顯明那些相信基督之人將來可以享有的生命。在拉撒路復活之前，馬大表明了她對拉撒路將會在末日復活的信心（</w:t>
+      </w:r>
+      <w:hyperlink r:id="rId37">
+        <w:r>
+          <w:rPr>
+            <w:lang w:val="zh_TW" w:bidi="zh_TW"/>
+          </w:rPr>
+          <w:rPr>
+            <w:color w:val="0000EE"/>
+            <w:u w:val="single"/>
+          </w:rPr>
+          <w:t>24</w:t>
+        </w:r>
+      </w:hyperlink>
+      <w:r>
+        <w:rPr>
+          <w:lang w:val="zh_TW" w:bidi="zh_TW"/>
+        </w:rPr>
+        <w:t>節）。耶穌回應她，表明祂自己就是復活和生命，並宣告相信祂的人雖然死了也必復活（</w:t>
+      </w:r>
+      <w:hyperlink r:id="rId38">
+        <w:r>
+          <w:rPr>
+            <w:lang w:val="zh_TW" w:bidi="zh_TW"/>
+          </w:rPr>
+          <w:rPr>
+            <w:color w:val="0000EE"/>
+            <w:u w:val="single"/>
+          </w:rPr>
+          <w:t>25–26</w:t>
+        </w:r>
+      </w:hyperlink>
+      <w:r>
+        <w:rPr>
+          <w:lang w:val="zh_TW" w:bidi="zh_TW"/>
+        </w:rPr>
+        <w:t>節）。</w:t>
+      </w:r>
+    </w:p>
+    <w:p>
+      <w:pPr/>
+      <w:r>
+        <w:rPr>
+          <w:lang w:val="zh_TW" w:bidi="zh_TW"/>
+        </w:rPr>
+      </w:r>
+      <w:r>
+        <w:rPr>
+          <w:lang w:val="zh_TW" w:bidi="zh_TW"/>
+        </w:rPr>
+        <w:t>然而，約翰福音的主要焦點並不在於對未來生命的期待，而在於當下就能經歷這未來的生命。在基督裡，信徒已經可以獲得那屬於將來世代的生命。耶穌用來定義祂使命的比喻，強調了這新的生命已然開始：活水，如泉源直湧到永生（</w:t>
+      </w:r>
+      <w:hyperlink r:id="rId39">
+        <w:r>
+          <w:rPr>
+            <w:lang w:val="zh_TW" w:bidi="zh_TW"/>
+          </w:rPr>
+          <w:rPr>
+            <w:color w:val="0000EE"/>
+            <w:u w:val="single"/>
+          </w:rPr>
+          <w:t>約4:10–14</w:t>
+        </w:r>
+      </w:hyperlink>
+      <w:r>
+        <w:rPr>
+          <w:lang w:val="zh_TW" w:bidi="zh_TW"/>
+        </w:rPr>
+        <w:t>）；生命的糧，滿足世人靈性的飢渴（</w:t>
+      </w:r>
+      <w:hyperlink r:id="rId40">
+        <w:r>
+          <w:rPr>
+            <w:lang w:val="zh_TW" w:bidi="zh_TW"/>
+          </w:rPr>
+          <w:rPr>
+            <w:color w:val="0000EE"/>
+            <w:u w:val="single"/>
+          </w:rPr>
+          <w:t>6:35–40</w:t>
+        </w:r>
+      </w:hyperlink>
+      <w:r>
+        <w:rPr>
+          <w:lang w:val="zh_TW" w:bidi="zh_TW"/>
+        </w:rPr>
+        <w:t>）；世界的光，引領跟隨者進入生命的光中（</w:t>
+      </w:r>
+      <w:hyperlink r:id="rId41">
+        <w:r>
+          <w:rPr>
+            <w:lang w:val="zh_TW" w:bidi="zh_TW"/>
+          </w:rPr>
+          <w:rPr>
+            <w:color w:val="0000EE"/>
+            <w:u w:val="single"/>
+          </w:rPr>
+          <w:t>8:12</w:t>
+        </w:r>
+      </w:hyperlink>
+      <w:r>
+        <w:rPr>
+          <w:lang w:val="zh_TW" w:bidi="zh_TW"/>
+        </w:rPr>
+        <w:t>）；好牧人，賜給豐盛的生命（</w:t>
+      </w:r>
+      <w:hyperlink r:id="rId42">
+        <w:r>
+          <w:rPr>
+            <w:lang w:val="zh_TW" w:bidi="zh_TW"/>
+          </w:rPr>
+          <w:rPr>
+            <w:color w:val="0000EE"/>
+            <w:u w:val="single"/>
+          </w:rPr>
+          <w:t>10:10</w:t>
+        </w:r>
+      </w:hyperlink>
+      <w:r>
+        <w:rPr>
+          <w:lang w:val="zh_TW" w:bidi="zh_TW"/>
+        </w:rPr>
+        <w:t>）；生命之主，使死人復活（</w:t>
+      </w:r>
+      <w:hyperlink r:id="rId43">
+        <w:r>
+          <w:rPr>
+            <w:lang w:val="zh_TW" w:bidi="zh_TW"/>
+          </w:rPr>
+          <w:rPr>
+            <w:color w:val="0000EE"/>
+            <w:u w:val="single"/>
+          </w:rPr>
+          <w:t>11:25</w:t>
+        </w:r>
+      </w:hyperlink>
+      <w:r>
+        <w:rPr>
+          <w:lang w:val="zh_TW" w:bidi="zh_TW"/>
+        </w:rPr>
+        <w:t>）；道路、真理、生命（</w:t>
+      </w:r>
+      <w:hyperlink r:id="rId44">
+        <w:r>
+          <w:rPr>
+            <w:lang w:val="zh_TW" w:bidi="zh_TW"/>
+          </w:rPr>
+          <w:rPr>
+            <w:color w:val="0000EE"/>
+            <w:u w:val="single"/>
+          </w:rPr>
+          <w:t>14:6</w:t>
+        </w:r>
+      </w:hyperlink>
+      <w:r>
+        <w:rPr>
+          <w:lang w:val="zh_TW" w:bidi="zh_TW"/>
+        </w:rPr>
+        <w:t>）；真葡萄樹，使住在祂裡面的枝子得以維持生命（</w:t>
+      </w:r>
+      <w:hyperlink r:id="rId45">
+        <w:r>
+          <w:rPr>
+            <w:lang w:val="zh_TW" w:bidi="zh_TW"/>
+          </w:rPr>
+          <w:rPr>
+            <w:color w:val="0000EE"/>
+            <w:u w:val="single"/>
+          </w:rPr>
+          <w:t>5:5</w:t>
+        </w:r>
+      </w:hyperlink>
+      <w:r>
+        <w:rPr>
+          <w:lang w:val="zh_TW" w:bidi="zh_TW"/>
+        </w:rPr>
         <w:t>）。</w:t>
+      </w:r>
+    </w:p>
+    <w:p>
+      <w:pPr/>
+      <w:r>
+        <w:rPr>
+          <w:lang w:val="zh_TW" w:bidi="zh_TW"/>
+        </w:rPr>
+      </w:r>
+      <w:r>
+        <w:rPr>
+          <w:lang w:val="zh_TW" w:bidi="zh_TW"/>
+        </w:rPr>
+        <w:t>耶穌特別指出，祂使命的成就並非憑靠祂自己的本性或大能，而是藉著差祂來的父。耶穌對父的順服再次表明生命是神的恩賜。相信神兒子的人就是那接受神所賜生命——永生——的人。因此，所有信徒得享復活的應許，乃是神恩賜的自然結果（</w:t>
+      </w:r>
+      <w:hyperlink r:id="rId46">
+        <w:r>
+          <w:rPr>
+            <w:lang w:val="zh_TW" w:bidi="zh_TW"/>
+          </w:rPr>
+          <w:rPr>
+            <w:color w:val="0000EE"/>
+            <w:u w:val="single"/>
+          </w:rPr>
+          <w:t>約5:26–29</w:t>
+        </w:r>
+      </w:hyperlink>
+      <w:r>
+        <w:rPr>
+          <w:lang w:val="zh_TW" w:bidi="zh_TW"/>
+        </w:rPr>
+        <w:t>）。這在拉撒路的復活中得以明示，也因基督的復活作為「初熟的果子」（用保羅的術語，</w:t>
+      </w:r>
+      <w:hyperlink r:id="rId47">
+        <w:r>
+          <w:rPr>
+            <w:lang w:val="zh_TW" w:bidi="zh_TW"/>
+          </w:rPr>
+          <w:rPr>
+            <w:color w:val="0000EE"/>
+            <w:u w:val="single"/>
+          </w:rPr>
+          <w:t>林前15:23</w:t>
+        </w:r>
+      </w:hyperlink>
+      <w:r>
+        <w:rPr>
+          <w:lang w:val="zh_TW" w:bidi="zh_TW"/>
+        </w:rPr>
+        <w:t>）而得到保證。</w:t>
+      </w:r>
+    </w:p>
+    <w:p>
+      <w:pPr/>
+      <w:r>
+        <w:rPr>
+          <w:lang w:val="zh_TW" w:bidi="zh_TW"/>
+        </w:rPr>
+      </w:r>
+      <w:r>
+        <w:rPr>
+          <w:lang w:val="zh_TW" w:bidi="zh_TW"/>
+        </w:rPr>
+        <w:t>耶穌為永生的概念添加了進一步的內容，將其與認識真神聯繫起來（</w:t>
+      </w:r>
+      <w:hyperlink r:id="rId48">
+        <w:r>
+          <w:rPr>
+            <w:lang w:val="zh_TW" w:bidi="zh_TW"/>
+          </w:rPr>
+          <w:rPr>
+            <w:color w:val="0000EE"/>
+            <w:u w:val="single"/>
+          </w:rPr>
+          <w:t>約17:3</w:t>
+        </w:r>
+      </w:hyperlink>
+      <w:r>
+        <w:rPr>
+          <w:lang w:val="zh_TW" w:bidi="zh_TW"/>
+        </w:rPr>
+        <w:t>）。在希臘思想中，知識指的是經由沉思或神秘入神經驗（mystical ecstasy）所達成的結果。然而，在舊約中，知識意指經歷、關係、相交（fellowship）和關懷（參</w:t>
+      </w:r>
+      <w:hyperlink r:id="rId49">
+        <w:r>
+          <w:rPr>
+            <w:lang w:val="zh_TW" w:bidi="zh_TW"/>
+          </w:rPr>
+          <w:rPr>
+            <w:color w:val="0000EE"/>
+            <w:u w:val="single"/>
+          </w:rPr>
+          <w:t>耶31:34</w:t>
+        </w:r>
+      </w:hyperlink>
+      <w:r>
+        <w:rPr>
+          <w:lang w:val="zh_TW" w:bidi="zh_TW"/>
+        </w:rPr>
+        <w:t>）。這種將知識視同為親密關係的含義，從其動詞形式的用法中得到強調，因其用來指男性與女性之間親密的性關係（參</w:t>
+      </w:r>
+      <w:hyperlink r:id="rId50">
+        <w:r>
+          <w:rPr>
+            <w:lang w:val="zh_TW" w:bidi="zh_TW"/>
+          </w:rPr>
+          <w:rPr>
+            <w:color w:val="0000EE"/>
+            <w:u w:val="single"/>
+          </w:rPr>
+          <w:t>創4:1</w:t>
+        </w:r>
+      </w:hyperlink>
+      <w:r>
+        <w:rPr>
+          <w:lang w:val="zh_TW" w:bidi="zh_TW"/>
+        </w:rPr>
+        <w:t>）。耶穌說：「我是好牧人；我認識我的羊，我的羊也認識我，正如父認識我，我也認識父一樣」（</w:t>
+      </w:r>
+      <w:hyperlink r:id="rId51">
+        <w:r>
+          <w:rPr>
+            <w:lang w:val="zh_TW" w:bidi="zh_TW"/>
+          </w:rPr>
+          <w:rPr>
+            <w:color w:val="0000EE"/>
+            <w:u w:val="single"/>
+          </w:rPr>
+          <w:t>約10:14–15</w:t>
+        </w:r>
+      </w:hyperlink>
+      <w:r>
+        <w:rPr>
+          <w:lang w:val="zh_TW" w:bidi="zh_TW"/>
+        </w:rPr>
+        <w:t>）。父與子的親密互動，成為子與其門徒之間關係的典範。這種知識並非藉由教育或思維操縱而來，而是藉著子啟示而來（</w:t>
+      </w:r>
+      <w:hyperlink r:id="rId52">
+        <w:r>
+          <w:rPr>
+            <w:lang w:val="zh_TW" w:bidi="zh_TW"/>
+          </w:rPr>
+          <w:rPr>
+            <w:color w:val="0000EE"/>
+            <w:u w:val="single"/>
+          </w:rPr>
+          <w:t>1:18，</w:t>
+        </w:r>
+      </w:hyperlink>
+      <w:r>
+        <w:rPr>
+          <w:lang w:val="zh_TW" w:bidi="zh_TW"/>
+        </w:rPr>
+        <w:t>參</w:t>
+      </w:r>
+      <w:hyperlink r:id="rId53">
+        <w:r>
+          <w:rPr>
+            <w:lang w:val="zh_TW" w:bidi="zh_TW"/>
+          </w:rPr>
+          <w:rPr>
+            <w:color w:val="0000EE"/>
+            <w:u w:val="single"/>
+          </w:rPr>
+          <w:t>14:7</w:t>
+        </w:r>
+      </w:hyperlink>
+      <w:r>
+        <w:rPr>
+          <w:lang w:val="zh_TW" w:bidi="zh_TW"/>
+        </w:rPr>
+        <w:t>）。</w:t>
+      </w:r>
+    </w:p>
+    <w:p>
+      <w:pPr/>
+      <w:r>
+        <w:rPr>
+          <w:lang w:val="zh_TW" w:bidi="zh_TW"/>
+        </w:rPr>
+      </w:r>
+      <w:r>
+        <w:rPr>
+          <w:lang w:val="zh_TW" w:bidi="zh_TW"/>
+        </w:rPr>
+        <w:t>對永生概念中的主要元素進行簡要回顧，清楚地表明永生並不僅僅是無盡或永恆的生命。儘管永生沒有終極的界限，但聖經的重點主要是放在生命的質量上，特別是其神聖的屬性。永生是透過在基督裡啟示一位實的神，把將來世代的屬性引入當下，並帶來對神的認識以及其與神的關係。</w:t>
+      </w:r>
+    </w:p>
+    <w:p>
+      <w:pPr/>
+      <w:r>
+        <w:rPr>
+          <w:lang w:val="zh_TW" w:bidi="zh_TW"/>
+        </w:rPr>
+      </w:r>
+      <w:r>
+        <w:rPr>
+          <w:i/>
+          <w:lang w:val="zh_TW" w:bidi="zh_TW"/>
+        </w:rPr>
+        <w:t>另見</w:t>
+      </w:r>
+      <w:r>
+        <w:rPr>
+          <w:lang w:val="zh_TW" w:bidi="zh_TW"/>
+        </w:rPr>
+        <w:t xml:space="preserve"> </w:t>
+      </w:r>
+      <w:r>
+        <w:rPr>
+          <w:lang w:val="zh_TW" w:bidi="zh_TW"/>
+        </w:rPr>
+        <w:t>生命</w:t>
+      </w:r>
+      <w:r>
+        <w:rPr>
+          <w:lang w:val="zh_TW" w:bidi="zh_TW"/>
+        </w:rPr>
+        <w:t>；</w:t>
+      </w:r>
+      <w:r>
+        <w:rPr>
+          <w:lang w:val="zh_TW" w:bidi="zh_TW"/>
+        </w:rPr>
+        <w:t>新的創造，新的受造物</w:t>
+      </w:r>
+      <w:r>
+        <w:rPr>
+          <w:lang w:val="zh_TW" w:bidi="zh_TW"/>
+        </w:rPr>
+        <w:t>；</w:t>
+      </w:r>
+      <w:r>
+        <w:rPr>
+          <w:lang w:val="zh_TW" w:bidi="zh_TW"/>
+        </w:rPr>
+        <w:t>重生</w:t>
+      </w:r>
+      <w:r>
+        <w:rPr>
+          <w:lang w:val="zh_TW" w:bidi="zh_TW"/>
+        </w:rPr>
+        <w:t>。</w:t>
       </w:r>
       <w:r>
         <w:rPr>

--- a/zht/docx/207.content.docx
+++ b/zht/docx/207.content.docx
@@ -258,54 +258,36 @@
         </w:rPr>
         <w:t>舊約聖經中並沒有一個與英文 「eternity（永恆）」完全對應的單字。相反，聖經多以「世世代代」、「從永遠到永遠」等片語來表達這一概念。由於人們認為神是創造並掌管歷史的神的這個概念，人們因此相信神的生命沒有終結，故聖經稱神為「永生的」（見</w:t>
       </w:r>
-      <w:hyperlink r:id="rId13">
-        <w:r>
-          <w:rPr>
-            <w:lang w:val="zh_TW" w:bidi="zh_TW"/>
-          </w:rPr>
-          <w:rPr>
-            <w:color w:val="0000EE"/>
-            <w:u w:val="single"/>
-          </w:rPr>
-          <w:t>創21:33</w:t>
-        </w:r>
-      </w:hyperlink>
+      <w:r>
+        <w:rPr>
+          <w:lang w:val="zh_TW" w:bidi="zh_TW"/>
+        </w:rPr>
+        <w:t>創21:33</w:t>
+      </w:r>
       <w:r>
         <w:rPr>
           <w:lang w:val="zh_TW" w:bidi="zh_TW"/>
         </w:rPr>
         <w:t>；</w:t>
       </w:r>
-      <w:hyperlink r:id="rId14">
-        <w:r>
-          <w:rPr>
-            <w:lang w:val="zh_TW" w:bidi="zh_TW"/>
-          </w:rPr>
-          <w:rPr>
-            <w:color w:val="0000EE"/>
-            <w:u w:val="single"/>
-          </w:rPr>
-          <w:t>賽26:4</w:t>
-        </w:r>
-      </w:hyperlink>
+      <w:r>
+        <w:rPr>
+          <w:lang w:val="zh_TW" w:bidi="zh_TW"/>
+        </w:rPr>
+        <w:t>賽26:4</w:t>
+      </w:r>
       <w:r>
         <w:rPr>
           <w:lang w:val="zh_TW" w:bidi="zh_TW"/>
         </w:rPr>
         <w:t>，</w:t>
       </w:r>
-      <w:hyperlink r:id="rId15">
-        <w:r>
-          <w:rPr>
-            <w:lang w:val="zh_TW" w:bidi="zh_TW"/>
-          </w:rPr>
-          <w:rPr>
-            <w:color w:val="0000EE"/>
-            <w:u w:val="single"/>
-          </w:rPr>
-          <w:t>40:28</w:t>
-        </w:r>
-      </w:hyperlink>
+      <w:r>
+        <w:rPr>
+          <w:lang w:val="zh_TW" w:bidi="zh_TW"/>
+        </w:rPr>
+        <w:t>40:28</w:t>
+      </w:r>
       <w:r>
         <w:rPr>
           <w:lang w:val="zh_TW" w:bidi="zh_TW"/>
@@ -337,18 +319,12 @@
         </w:rPr>
         <w:t>新約聖經延續了猶太教與舊約聖經的觀念。在希臘文中，有一個詞既可用來描述時間的時代，也可用來表達神永恆的本性。例如，</w:t>
       </w:r>
-      <w:hyperlink r:id="rId16">
-        <w:r>
-          <w:rPr>
-            <w:lang w:val="zh_TW" w:bidi="zh_TW"/>
-          </w:rPr>
-          <w:rPr>
-            <w:color w:val="0000EE"/>
-            <w:u w:val="single"/>
-          </w:rPr>
-          <w:t>羅馬書十六章26節</w:t>
-        </w:r>
-      </w:hyperlink>
+      <w:r>
+        <w:rPr>
+          <w:lang w:val="zh_TW" w:bidi="zh_TW"/>
+        </w:rPr>
+        <w:t>羅馬書十六章26節</w:t>
+      </w:r>
       <w:r>
         <w:rPr>
           <w:lang w:val="zh_TW" w:bidi="zh_TW"/>
@@ -395,18 +371,12 @@
           <w:lang w:val="zh_TW" w:bidi="zh_TW"/>
         </w:rPr>
       </w:r>
-      <w:hyperlink r:id="rId17">
-        <w:r>
-          <w:rPr>
-            <w:lang w:val="zh_TW" w:bidi="zh_TW"/>
-          </w:rPr>
-          <w:rPr>
-            <w:color w:val="0000EE"/>
-            <w:u w:val="single"/>
-          </w:rPr>
-          <w:t>約翰福音九章32節</w:t>
-        </w:r>
-      </w:hyperlink>
+      <w:r>
+        <w:rPr>
+          <w:lang w:val="zh_TW" w:bidi="zh_TW"/>
+        </w:rPr>
+        <w:t>約翰福音九章32節</w:t>
+      </w:r>
       <w:r>
         <w:rPr>
           <w:lang w:val="zh_TW" w:bidi="zh_TW"/>
@@ -437,18 +407,12 @@
           <w:lang w:val="zh_TW" w:bidi="zh_TW"/>
         </w:rPr>
       </w:r>
-      <w:hyperlink r:id="rId18">
-        <w:r>
-          <w:rPr>
-            <w:lang w:val="zh_TW" w:bidi="zh_TW"/>
-          </w:rPr>
-          <w:rPr>
-            <w:color w:val="0000EE"/>
-            <w:u w:val="single"/>
-          </w:rPr>
-          <w:t>路加福音一章70節</w:t>
-        </w:r>
-      </w:hyperlink>
+      <w:r>
+        <w:rPr>
+          <w:lang w:val="zh_TW" w:bidi="zh_TW"/>
+        </w:rPr>
+        <w:t>路加福音一章70節</w:t>
+      </w:r>
       <w:r>
         <w:rPr>
           <w:lang w:val="zh_TW" w:bidi="zh_TW"/>
@@ -479,18 +443,12 @@
           <w:lang w:val="zh_TW" w:bidi="zh_TW"/>
         </w:rPr>
       </w:r>
-      <w:hyperlink r:id="rId19">
-        <w:r>
-          <w:rPr>
-            <w:lang w:val="zh_TW" w:bidi="zh_TW"/>
-          </w:rPr>
-          <w:rPr>
-            <w:color w:val="0000EE"/>
-            <w:u w:val="single"/>
-          </w:rPr>
-          <w:t>猶大書一章13節</w:t>
-        </w:r>
-      </w:hyperlink>
+      <w:r>
+        <w:rPr>
+          <w:lang w:val="zh_TW" w:bidi="zh_TW"/>
+        </w:rPr>
+        <w:t>猶大書一章13節</w:t>
+      </w:r>
       <w:r>
         <w:rPr>
           <w:lang w:val="zh_TW" w:bidi="zh_TW"/>
@@ -509,18 +467,12 @@
           <w:lang w:val="zh_TW" w:bidi="zh_TW"/>
         </w:rPr>
       </w:r>
-      <w:hyperlink r:id="rId20">
-        <w:r>
-          <w:rPr>
-            <w:lang w:val="zh_TW" w:bidi="zh_TW"/>
-          </w:rPr>
-          <w:rPr>
-            <w:color w:val="0000EE"/>
-            <w:u w:val="single"/>
-          </w:rPr>
-          <w:t>約翰福音四章14節</w:t>
-        </w:r>
-      </w:hyperlink>
+      <w:r>
+        <w:rPr>
+          <w:lang w:val="zh_TW" w:bidi="zh_TW"/>
+        </w:rPr>
+        <w:t>約翰福音四章14節</w:t>
+      </w:r>
       <w:r>
         <w:rPr>
           <w:lang w:val="zh_TW" w:bidi="zh_TW"/>
@@ -697,18 +649,12 @@
         </w:rPr>
         <w:t>此外，這個新時代並非只是單純回到萬物起初的狀態，而是要完成神對萬有的計畫。正如</w:t>
       </w:r>
-      <w:hyperlink r:id="rId21">
-        <w:r>
-          <w:rPr>
-            <w:lang w:val="zh_TW" w:bidi="zh_TW"/>
-          </w:rPr>
-          <w:rPr>
-            <w:color w:val="0000EE"/>
-            <w:u w:val="single"/>
-          </w:rPr>
-          <w:t>啓示錄一章4節</w:t>
-        </w:r>
-      </w:hyperlink>
+      <w:r>
+        <w:rPr>
+          <w:lang w:val="zh_TW" w:bidi="zh_TW"/>
+        </w:rPr>
+        <w:t>啓示錄一章4節</w:t>
+      </w:r>
       <w:r>
         <w:rPr>
           <w:lang w:val="zh_TW" w:bidi="zh_TW"/>
@@ -822,18 +768,12 @@
         </w:rPr>
         <w:t>例如，</w:t>
       </w:r>
-      <w:hyperlink r:id="rId22">
-        <w:r>
-          <w:rPr>
-            <w:lang w:val="zh_TW" w:bidi="zh_TW"/>
-          </w:rPr>
-          <w:rPr>
-            <w:color w:val="0000EE"/>
-            <w:u w:val="single"/>
-          </w:rPr>
-          <w:t>希伯來書六章5節</w:t>
-        </w:r>
-      </w:hyperlink>
+      <w:r>
+        <w:rPr>
+          <w:lang w:val="zh_TW" w:bidi="zh_TW"/>
+        </w:rPr>
+        <w:t>希伯來書六章5節</w:t>
+      </w:r>
       <w:r>
         <w:rPr>
           <w:lang w:val="zh_TW" w:bidi="zh_TW"/>
@@ -891,18 +831,12 @@
         </w:rPr>
         <w:t>神既掌管我們現今的時間（</w:t>
       </w:r>
-      <w:hyperlink r:id="rId23">
-        <w:r>
-          <w:rPr>
-            <w:lang w:val="zh_TW" w:bidi="zh_TW"/>
-          </w:rPr>
-          <w:rPr>
-            <w:color w:val="0000EE"/>
-            <w:u w:val="single"/>
-          </w:rPr>
-          <w:t>加1:4</w:t>
-        </w:r>
-      </w:hyperlink>
+      <w:r>
+        <w:rPr>
+          <w:lang w:val="zh_TW" w:bidi="zh_TW"/>
+        </w:rPr>
+        <w:t>加1:4</w:t>
+      </w:r>
       <w:r>
         <w:rPr>
           <w:lang w:val="zh_TW" w:bidi="zh_TW"/>
@@ -1016,18 +950,12 @@
         </w:rPr>
         <w:t>「永生」這個詞在希臘文舊約中僅出現一次（</w:t>
       </w:r>
-      <w:hyperlink r:id="rId24">
-        <w:r>
-          <w:rPr>
-            <w:lang w:val="zh_TW" w:bidi="zh_TW"/>
-          </w:rPr>
-          <w:rPr>
-            <w:color w:val="0000EE"/>
-            <w:u w:val="single"/>
-          </w:rPr>
-          <w:t>但12:2</w:t>
-        </w:r>
-      </w:hyperlink>
+      <w:r>
+        <w:rPr>
+          <w:lang w:val="zh_TW" w:bidi="zh_TW"/>
+        </w:rPr>
+        <w:t>但12:2</w:t>
+      </w:r>
       <w:r>
         <w:rPr>
           <w:lang w:val="zh_TW" w:bidi="zh_TW"/>
@@ -1076,36 +1004,24 @@
         </w:rPr>
         <w:t>那位富有的年輕官員來到耶穌面前，詢問如何承受永生（</w:t>
       </w:r>
-      <w:hyperlink r:id="rId25">
-        <w:r>
-          <w:rPr>
-            <w:lang w:val="zh_TW" w:bidi="zh_TW"/>
-          </w:rPr>
-          <w:rPr>
-            <w:color w:val="0000EE"/>
-            <w:u w:val="single"/>
-          </w:rPr>
-          <w:t>可10:17</w:t>
-        </w:r>
-      </w:hyperlink>
+      <w:r>
+        <w:rPr>
+          <w:lang w:val="zh_TW" w:bidi="zh_TW"/>
+        </w:rPr>
+        <w:t>可10:17</w:t>
+      </w:r>
       <w:r>
         <w:rPr>
           <w:lang w:val="zh_TW" w:bidi="zh_TW"/>
         </w:rPr>
         <w:t>）。顯然，他想到的是將來世代的復活生命。耶穌的回答以相同的概念來應對（</w:t>
       </w:r>
-      <w:hyperlink r:id="rId26">
-        <w:r>
-          <w:rPr>
-            <w:lang w:val="zh_TW" w:bidi="zh_TW"/>
-          </w:rPr>
-          <w:rPr>
-            <w:color w:val="0000EE"/>
-            <w:u w:val="single"/>
-          </w:rPr>
-          <w:t>30</w:t>
-        </w:r>
-      </w:hyperlink>
+      <w:r>
+        <w:rPr>
+          <w:lang w:val="zh_TW" w:bidi="zh_TW"/>
+        </w:rPr>
+        <w:t>30</w:t>
+      </w:r>
       <w:r>
         <w:rPr>
           <w:lang w:val="zh_TW" w:bidi="zh_TW"/>
@@ -1126,54 +1042,36 @@
         </w:rPr>
         <w:t>耶穌對富有年輕人的回答中，把接受永生等同於進入神的國（</w:t>
       </w:r>
-      <w:hyperlink r:id="rId27">
-        <w:r>
-          <w:rPr>
-            <w:lang w:val="zh_TW" w:bidi="zh_TW"/>
-          </w:rPr>
-          <w:rPr>
-            <w:color w:val="0000EE"/>
-            <w:u w:val="single"/>
-          </w:rPr>
-          <w:t>可10:23–25</w:t>
-        </w:r>
-      </w:hyperlink>
+      <w:r>
+        <w:rPr>
+          <w:lang w:val="zh_TW" w:bidi="zh_TW"/>
+        </w:rPr>
+        <w:t>可10:23–25</w:t>
+      </w:r>
       <w:r>
         <w:rPr>
           <w:lang w:val="zh_TW" w:bidi="zh_TW"/>
         </w:rPr>
         <w:t>）。神的國不僅僅是一個未來的事件，而是已經在耶穌的生命、事工和教導中開始實現。神的國是現在這個當下（present）生命的禮物，信徒在現今世代中便能領受。耶穌的許多比喻強調了這一點（例如，</w:t>
       </w:r>
-      <w:hyperlink r:id="rId28">
-        <w:r>
-          <w:rPr>
-            <w:lang w:val="zh_TW" w:bidi="zh_TW"/>
-          </w:rPr>
-          <w:rPr>
-            <w:color w:val="0000EE"/>
-            <w:u w:val="single"/>
-          </w:rPr>
-          <w:t>太13章</w:t>
-        </w:r>
-      </w:hyperlink>
+      <w:r>
+        <w:rPr>
+          <w:lang w:val="zh_TW" w:bidi="zh_TW"/>
+        </w:rPr>
+        <w:t>太13章</w:t>
+      </w:r>
       <w:r>
         <w:rPr>
           <w:lang w:val="zh_TW" w:bidi="zh_TW"/>
         </w:rPr>
         <w:t>中的比喻）。登山寶訓中的八福（</w:t>
       </w:r>
-      <w:hyperlink r:id="rId29">
-        <w:r>
-          <w:rPr>
-            <w:lang w:val="zh_TW" w:bidi="zh_TW"/>
-          </w:rPr>
-          <w:rPr>
-            <w:color w:val="0000EE"/>
-            <w:u w:val="single"/>
-          </w:rPr>
-          <w:t>5:3–12</w:t>
-        </w:r>
-      </w:hyperlink>
+      <w:r>
+        <w:rPr>
+          <w:lang w:val="zh_TW" w:bidi="zh_TW"/>
+        </w:rPr>
+        <w:t>5:3–12</w:t>
+      </w:r>
       <w:r>
         <w:rPr>
           <w:lang w:val="zh_TW" w:bidi="zh_TW"/>
@@ -1194,36 +1092,24 @@
         </w:rPr>
         <w:t>關於永生最全面的討論出現在約翰福音。約翰的目是突出這一概念的關鍵重要性：「但記這些事要叫你們信耶穌是基督，是神的兒子，並且叫你們信了他，就可以因他的名得生命。」（</w:t>
       </w:r>
-      <w:hyperlink r:id="rId30">
-        <w:r>
-          <w:rPr>
-            <w:lang w:val="zh_TW" w:bidi="zh_TW"/>
-          </w:rPr>
-          <w:rPr>
-            <w:color w:val="0000EE"/>
-            <w:u w:val="single"/>
-          </w:rPr>
-          <w:t>約20:31</w:t>
-        </w:r>
-      </w:hyperlink>
+      <w:r>
+        <w:rPr>
+          <w:lang w:val="zh_TW" w:bidi="zh_TW"/>
+        </w:rPr>
+        <w:t>約20:31</w:t>
+      </w:r>
       <w:r>
         <w:rPr>
           <w:lang w:val="zh_TW" w:bidi="zh_TW"/>
         </w:rPr>
         <w:t>）。約翰中最早提及永生見於</w:t>
       </w:r>
-      <w:hyperlink r:id="rId31">
-        <w:r>
-          <w:rPr>
-            <w:lang w:val="zh_TW" w:bidi="zh_TW"/>
-          </w:rPr>
-          <w:rPr>
-            <w:color w:val="0000EE"/>
-            <w:u w:val="single"/>
-          </w:rPr>
-          <w:t>約翰福音三章15節</w:t>
-        </w:r>
-      </w:hyperlink>
+      <w:r>
+        <w:rPr>
+          <w:lang w:val="zh_TW" w:bidi="zh_TW"/>
+        </w:rPr>
+        <w:t>約翰福音三章15節</w:t>
+      </w:r>
       <w:r>
         <w:rPr>
           <w:lang w:val="zh_TW" w:bidi="zh_TW"/>
@@ -1244,120 +1130,72 @@
         </w:rPr>
         <w:t>約翰明顯地認同猶太人對將來世代及其祝福的期盼（例如，</w:t>
       </w:r>
-      <w:hyperlink r:id="rId32">
-        <w:r>
-          <w:rPr>
-            <w:lang w:val="zh_TW" w:bidi="zh_TW"/>
-          </w:rPr>
-          <w:rPr>
-            <w:color w:val="0000EE"/>
-            <w:u w:val="single"/>
-          </w:rPr>
-          <w:t>約3:36，</w:t>
-        </w:r>
-      </w:hyperlink>
-      <w:hyperlink r:id="rId20">
-        <w:r>
-          <w:rPr>
-            <w:lang w:val="zh_TW" w:bidi="zh_TW"/>
-          </w:rPr>
-          <w:rPr>
-            <w:color w:val="0000EE"/>
-            <w:u w:val="single"/>
-          </w:rPr>
-          <w:t>4:14，</w:t>
-        </w:r>
-      </w:hyperlink>
-      <w:hyperlink r:id="rId33">
-        <w:r>
-          <w:rPr>
-            <w:lang w:val="zh_TW" w:bidi="zh_TW"/>
-          </w:rPr>
-          <w:rPr>
-            <w:color w:val="0000EE"/>
-            <w:u w:val="single"/>
-          </w:rPr>
-          <w:t>5:29、39，</w:t>
-        </w:r>
-      </w:hyperlink>
-      <w:hyperlink r:id="rId34">
-        <w:r>
-          <w:rPr>
-            <w:lang w:val="zh_TW" w:bidi="zh_TW"/>
-          </w:rPr>
-          <w:rPr>
-            <w:color w:val="0000EE"/>
-            <w:u w:val="single"/>
-          </w:rPr>
-          <w:t>6:27，</w:t>
-        </w:r>
-      </w:hyperlink>
-      <w:hyperlink r:id="rId35">
-        <w:r>
-          <w:rPr>
-            <w:lang w:val="zh_TW" w:bidi="zh_TW"/>
-          </w:rPr>
-          <w:rPr>
-            <w:color w:val="0000EE"/>
-            <w:u w:val="single"/>
-          </w:rPr>
-          <w:t>12:25</w:t>
-        </w:r>
-      </w:hyperlink>
+      <w:r>
+        <w:rPr>
+          <w:lang w:val="zh_TW" w:bidi="zh_TW"/>
+        </w:rPr>
+        <w:t>約3:36，</w:t>
+      </w:r>
+      <w:r>
+        <w:rPr>
+          <w:lang w:val="zh_TW" w:bidi="zh_TW"/>
+        </w:rPr>
+        <w:t>4:14，</w:t>
+      </w:r>
+      <w:r>
+        <w:rPr>
+          <w:lang w:val="zh_TW" w:bidi="zh_TW"/>
+        </w:rPr>
+        <w:t>5:29、39，</w:t>
+      </w:r>
+      <w:r>
+        <w:rPr>
+          <w:lang w:val="zh_TW" w:bidi="zh_TW"/>
+        </w:rPr>
+        <w:t>6:27，</w:t>
+      </w:r>
+      <w:r>
+        <w:rPr>
+          <w:lang w:val="zh_TW" w:bidi="zh_TW"/>
+        </w:rPr>
+        <w:t>12:25</w:t>
+      </w:r>
       <w:r>
         <w:rPr>
           <w:lang w:val="zh_TW" w:bidi="zh_TW"/>
         </w:rPr>
         <w:t>）。永生被定義為彌賽亞世代到來時，所賜予的特別恩典。拉撒路的復活（</w:t>
       </w:r>
-      <w:hyperlink r:id="rId36">
-        <w:r>
-          <w:rPr>
-            <w:lang w:val="zh_TW" w:bidi="zh_TW"/>
-          </w:rPr>
-          <w:rPr>
-            <w:color w:val="0000EE"/>
-            <w:u w:val="single"/>
-          </w:rPr>
-          <w:t>11</w:t>
-        </w:r>
-      </w:hyperlink>
+      <w:r>
+        <w:rPr>
+          <w:lang w:val="zh_TW" w:bidi="zh_TW"/>
+        </w:rPr>
+        <w:t>11</w:t>
+      </w:r>
       <w:r>
         <w:rPr>
           <w:lang w:val="zh_TW" w:bidi="zh_TW"/>
         </w:rPr>
         <w:t>章）是一個活生生的比喻，顯明那些相信基督之人將來可以享有的生命。在拉撒路復活之前，馬大表明了她對拉撒路將會在末日復活的信心（</w:t>
       </w:r>
-      <w:hyperlink r:id="rId37">
-        <w:r>
-          <w:rPr>
-            <w:lang w:val="zh_TW" w:bidi="zh_TW"/>
-          </w:rPr>
-          <w:rPr>
-            <w:color w:val="0000EE"/>
-            <w:u w:val="single"/>
-          </w:rPr>
-          <w:t>24</w:t>
-        </w:r>
-      </w:hyperlink>
+      <w:r>
+        <w:rPr>
+          <w:lang w:val="zh_TW" w:bidi="zh_TW"/>
+        </w:rPr>
+        <w:t>24</w:t>
+      </w:r>
       <w:r>
         <w:rPr>
           <w:lang w:val="zh_TW" w:bidi="zh_TW"/>
         </w:rPr>
         <w:t>節）。耶穌回應她，表明祂自己就是復活和生命，並宣告相信祂的人雖然死了也必復活（</w:t>
       </w:r>
-      <w:hyperlink r:id="rId38">
-        <w:r>
-          <w:rPr>
-            <w:lang w:val="zh_TW" w:bidi="zh_TW"/>
-          </w:rPr>
-          <w:rPr>
-            <w:color w:val="0000EE"/>
-            <w:u w:val="single"/>
-          </w:rPr>
-          <w:t>25–26</w:t>
-        </w:r>
-      </w:hyperlink>
+      <w:r>
+        <w:rPr>
+          <w:lang w:val="zh_TW" w:bidi="zh_TW"/>
+        </w:rPr>
+        <w:t>25–26</w:t>
+      </w:r>
       <w:r>
         <w:rPr>
           <w:lang w:val="zh_TW" w:bidi="zh_TW"/>
@@ -1378,126 +1216,84 @@
         </w:rPr>
         <w:t>然而，約翰福音的主要焦點並不在於對未來生命的期待，而在於當下就能經歷這未來的生命。在基督裡，信徒已經可以獲得那屬於將來世代的生命。耶穌用來定義祂使命的比喻，強調了這新的生命已然開始：活水，如泉源直湧到永生（</w:t>
       </w:r>
-      <w:hyperlink r:id="rId39">
-        <w:r>
-          <w:rPr>
-            <w:lang w:val="zh_TW" w:bidi="zh_TW"/>
-          </w:rPr>
-          <w:rPr>
-            <w:color w:val="0000EE"/>
-            <w:u w:val="single"/>
-          </w:rPr>
-          <w:t>約4:10–14</w:t>
-        </w:r>
-      </w:hyperlink>
+      <w:r>
+        <w:rPr>
+          <w:lang w:val="zh_TW" w:bidi="zh_TW"/>
+        </w:rPr>
+        <w:t>約4:10–14</w:t>
+      </w:r>
       <w:r>
         <w:rPr>
           <w:lang w:val="zh_TW" w:bidi="zh_TW"/>
         </w:rPr>
         <w:t>）；生命的糧，滿足世人靈性的飢渴（</w:t>
       </w:r>
-      <w:hyperlink r:id="rId40">
-        <w:r>
-          <w:rPr>
-            <w:lang w:val="zh_TW" w:bidi="zh_TW"/>
-          </w:rPr>
-          <w:rPr>
-            <w:color w:val="0000EE"/>
-            <w:u w:val="single"/>
-          </w:rPr>
-          <w:t>6:35–40</w:t>
-        </w:r>
-      </w:hyperlink>
+      <w:r>
+        <w:rPr>
+          <w:lang w:val="zh_TW" w:bidi="zh_TW"/>
+        </w:rPr>
+        <w:t>6:35–40</w:t>
+      </w:r>
       <w:r>
         <w:rPr>
           <w:lang w:val="zh_TW" w:bidi="zh_TW"/>
         </w:rPr>
         <w:t>）；世界的光，引領跟隨者進入生命的光中（</w:t>
       </w:r>
-      <w:hyperlink r:id="rId41">
-        <w:r>
-          <w:rPr>
-            <w:lang w:val="zh_TW" w:bidi="zh_TW"/>
-          </w:rPr>
-          <w:rPr>
-            <w:color w:val="0000EE"/>
-            <w:u w:val="single"/>
-          </w:rPr>
-          <w:t>8:12</w:t>
-        </w:r>
-      </w:hyperlink>
+      <w:r>
+        <w:rPr>
+          <w:lang w:val="zh_TW" w:bidi="zh_TW"/>
+        </w:rPr>
+        <w:t>8:12</w:t>
+      </w:r>
       <w:r>
         <w:rPr>
           <w:lang w:val="zh_TW" w:bidi="zh_TW"/>
         </w:rPr>
         <w:t>）；好牧人，賜給豐盛的生命（</w:t>
       </w:r>
-      <w:hyperlink r:id="rId42">
-        <w:r>
-          <w:rPr>
-            <w:lang w:val="zh_TW" w:bidi="zh_TW"/>
-          </w:rPr>
-          <w:rPr>
-            <w:color w:val="0000EE"/>
-            <w:u w:val="single"/>
-          </w:rPr>
-          <w:t>10:10</w:t>
-        </w:r>
-      </w:hyperlink>
+      <w:r>
+        <w:rPr>
+          <w:lang w:val="zh_TW" w:bidi="zh_TW"/>
+        </w:rPr>
+        <w:t>10:10</w:t>
+      </w:r>
       <w:r>
         <w:rPr>
           <w:lang w:val="zh_TW" w:bidi="zh_TW"/>
         </w:rPr>
         <w:t>）；生命之主，使死人復活（</w:t>
       </w:r>
-      <w:hyperlink r:id="rId43">
-        <w:r>
-          <w:rPr>
-            <w:lang w:val="zh_TW" w:bidi="zh_TW"/>
-          </w:rPr>
-          <w:rPr>
-            <w:color w:val="0000EE"/>
-            <w:u w:val="single"/>
-          </w:rPr>
-          <w:t>11:25</w:t>
-        </w:r>
-      </w:hyperlink>
+      <w:r>
+        <w:rPr>
+          <w:lang w:val="zh_TW" w:bidi="zh_TW"/>
+        </w:rPr>
+        <w:t>11:25</w:t>
+      </w:r>
       <w:r>
         <w:rPr>
           <w:lang w:val="zh_TW" w:bidi="zh_TW"/>
         </w:rPr>
         <w:t>）；道路、真理、生命（</w:t>
       </w:r>
-      <w:hyperlink r:id="rId44">
-        <w:r>
-          <w:rPr>
-            <w:lang w:val="zh_TW" w:bidi="zh_TW"/>
-          </w:rPr>
-          <w:rPr>
-            <w:color w:val="0000EE"/>
-            <w:u w:val="single"/>
-          </w:rPr>
-          <w:t>14:6</w:t>
-        </w:r>
-      </w:hyperlink>
+      <w:r>
+        <w:rPr>
+          <w:lang w:val="zh_TW" w:bidi="zh_TW"/>
+        </w:rPr>
+        <w:t>14:6</w:t>
+      </w:r>
       <w:r>
         <w:rPr>
           <w:lang w:val="zh_TW" w:bidi="zh_TW"/>
         </w:rPr>
         <w:t>）；真葡萄樹，使住在祂裡面的枝子得以維持生命（</w:t>
       </w:r>
-      <w:hyperlink r:id="rId45">
-        <w:r>
-          <w:rPr>
-            <w:lang w:val="zh_TW" w:bidi="zh_TW"/>
-          </w:rPr>
-          <w:rPr>
-            <w:color w:val="0000EE"/>
-            <w:u w:val="single"/>
-          </w:rPr>
-          <w:t>5:5</w:t>
-        </w:r>
-      </w:hyperlink>
+      <w:r>
+        <w:rPr>
+          <w:lang w:val="zh_TW" w:bidi="zh_TW"/>
+        </w:rPr>
+        <w:t>5:5</w:t>
+      </w:r>
       <w:r>
         <w:rPr>
           <w:lang w:val="zh_TW" w:bidi="zh_TW"/>
@@ -1518,36 +1314,24 @@
         </w:rPr>
         <w:t>耶穌特別指出，祂使命的成就並非憑靠祂自己的本性或大能，而是藉著差祂來的父。耶穌對父的順服再次表明生命是神的恩賜。相信神兒子的人就是那接受神所賜生命——永生——的人。因此，所有信徒得享復活的應許，乃是神恩賜的自然結果（</w:t>
       </w:r>
-      <w:hyperlink r:id="rId46">
-        <w:r>
-          <w:rPr>
-            <w:lang w:val="zh_TW" w:bidi="zh_TW"/>
-          </w:rPr>
-          <w:rPr>
-            <w:color w:val="0000EE"/>
-            <w:u w:val="single"/>
-          </w:rPr>
-          <w:t>約5:26–29</w:t>
-        </w:r>
-      </w:hyperlink>
+      <w:r>
+        <w:rPr>
+          <w:lang w:val="zh_TW" w:bidi="zh_TW"/>
+        </w:rPr>
+        <w:t>約5:26–29</w:t>
+      </w:r>
       <w:r>
         <w:rPr>
           <w:lang w:val="zh_TW" w:bidi="zh_TW"/>
         </w:rPr>
         <w:t>）。這在拉撒路的復活中得以明示，也因基督的復活作為「初熟的果子」（用保羅的術語，</w:t>
       </w:r>
-      <w:hyperlink r:id="rId47">
-        <w:r>
-          <w:rPr>
-            <w:lang w:val="zh_TW" w:bidi="zh_TW"/>
-          </w:rPr>
-          <w:rPr>
-            <w:color w:val="0000EE"/>
-            <w:u w:val="single"/>
-          </w:rPr>
-          <w:t>林前15:23</w:t>
-        </w:r>
-      </w:hyperlink>
+      <w:r>
+        <w:rPr>
+          <w:lang w:val="zh_TW" w:bidi="zh_TW"/>
+        </w:rPr>
+        <w:t>林前15:23</w:t>
+      </w:r>
       <w:r>
         <w:rPr>
           <w:lang w:val="zh_TW" w:bidi="zh_TW"/>
@@ -1568,108 +1352,72 @@
         </w:rPr>
         <w:t>耶穌為永生的概念添加了進一步的內容，將其與認識真神聯繫起來（</w:t>
       </w:r>
-      <w:hyperlink r:id="rId48">
-        <w:r>
-          <w:rPr>
-            <w:lang w:val="zh_TW" w:bidi="zh_TW"/>
-          </w:rPr>
-          <w:rPr>
-            <w:color w:val="0000EE"/>
-            <w:u w:val="single"/>
-          </w:rPr>
-          <w:t>約17:3</w:t>
-        </w:r>
-      </w:hyperlink>
+      <w:r>
+        <w:rPr>
+          <w:lang w:val="zh_TW" w:bidi="zh_TW"/>
+        </w:rPr>
+        <w:t>約17:3</w:t>
+      </w:r>
       <w:r>
         <w:rPr>
           <w:lang w:val="zh_TW" w:bidi="zh_TW"/>
         </w:rPr>
         <w:t>）。在希臘思想中，知識指的是經由沉思或神秘入神經驗（mystical ecstasy）所達成的結果。然而，在舊約中，知識意指經歷、關係、相交（fellowship）和關懷（參</w:t>
       </w:r>
-      <w:hyperlink r:id="rId49">
-        <w:r>
-          <w:rPr>
-            <w:lang w:val="zh_TW" w:bidi="zh_TW"/>
-          </w:rPr>
-          <w:rPr>
-            <w:color w:val="0000EE"/>
-            <w:u w:val="single"/>
-          </w:rPr>
-          <w:t>耶31:34</w:t>
-        </w:r>
-      </w:hyperlink>
+      <w:r>
+        <w:rPr>
+          <w:lang w:val="zh_TW" w:bidi="zh_TW"/>
+        </w:rPr>
+        <w:t>耶31:34</w:t>
+      </w:r>
       <w:r>
         <w:rPr>
           <w:lang w:val="zh_TW" w:bidi="zh_TW"/>
         </w:rPr>
         <w:t>）。這種將知識視同為親密關係的含義，從其動詞形式的用法中得到強調，因其用來指男性與女性之間親密的性關係（參</w:t>
       </w:r>
-      <w:hyperlink r:id="rId50">
-        <w:r>
-          <w:rPr>
-            <w:lang w:val="zh_TW" w:bidi="zh_TW"/>
-          </w:rPr>
-          <w:rPr>
-            <w:color w:val="0000EE"/>
-            <w:u w:val="single"/>
-          </w:rPr>
-          <w:t>創4:1</w:t>
-        </w:r>
-      </w:hyperlink>
+      <w:r>
+        <w:rPr>
+          <w:lang w:val="zh_TW" w:bidi="zh_TW"/>
+        </w:rPr>
+        <w:t>創4:1</w:t>
+      </w:r>
       <w:r>
         <w:rPr>
           <w:lang w:val="zh_TW" w:bidi="zh_TW"/>
         </w:rPr>
         <w:t>）。耶穌說：「我是好牧人；我認識我的羊，我的羊也認識我，正如父認識我，我也認識父一樣」（</w:t>
       </w:r>
-      <w:hyperlink r:id="rId51">
-        <w:r>
-          <w:rPr>
-            <w:lang w:val="zh_TW" w:bidi="zh_TW"/>
-          </w:rPr>
-          <w:rPr>
-            <w:color w:val="0000EE"/>
-            <w:u w:val="single"/>
-          </w:rPr>
-          <w:t>約10:14–15</w:t>
-        </w:r>
-      </w:hyperlink>
+      <w:r>
+        <w:rPr>
+          <w:lang w:val="zh_TW" w:bidi="zh_TW"/>
+        </w:rPr>
+        <w:t>約10:14–15</w:t>
+      </w:r>
       <w:r>
         <w:rPr>
           <w:lang w:val="zh_TW" w:bidi="zh_TW"/>
         </w:rPr>
         <w:t>）。父與子的親密互動，成為子與其門徒之間關係的典範。這種知識並非藉由教育或思維操縱而來，而是藉著子啟示而來（</w:t>
       </w:r>
-      <w:hyperlink r:id="rId52">
-        <w:r>
-          <w:rPr>
-            <w:lang w:val="zh_TW" w:bidi="zh_TW"/>
-          </w:rPr>
-          <w:rPr>
-            <w:color w:val="0000EE"/>
-            <w:u w:val="single"/>
-          </w:rPr>
-          <w:t>1:18，</w:t>
-        </w:r>
-      </w:hyperlink>
+      <w:r>
+        <w:rPr>
+          <w:lang w:val="zh_TW" w:bidi="zh_TW"/>
+        </w:rPr>
+        <w:t>1:18，</w:t>
+      </w:r>
       <w:r>
         <w:rPr>
           <w:lang w:val="zh_TW" w:bidi="zh_TW"/>
         </w:rPr>
         <w:t>參</w:t>
       </w:r>
-      <w:hyperlink r:id="rId53">
-        <w:r>
-          <w:rPr>
-            <w:lang w:val="zh_TW" w:bidi="zh_TW"/>
-          </w:rPr>
-          <w:rPr>
-            <w:color w:val="0000EE"/>
-            <w:u w:val="single"/>
-          </w:rPr>
-          <w:t>14:7</w:t>
-        </w:r>
-      </w:hyperlink>
+      <w:r>
+        <w:rPr>
+          <w:lang w:val="zh_TW" w:bidi="zh_TW"/>
+        </w:rPr>
+        <w:t>14:7</w:t>
+      </w:r>
       <w:r>
         <w:rPr>
           <w:lang w:val="zh_TW" w:bidi="zh_TW"/>
